--- a/03-Relatorios/99-Impacto_Avaliacao_Evidencias/AN07 – Impacto da avaliação das evidências.docx
+++ b/03-Relatorios/99-Impacto_Avaliacao_Evidencias/AN07 – Impacto da avaliação das evidências.docx
@@ -10,11 +10,6 @@
         <w:t xml:space="preserve">ANEXO - Impacto da Avaliação de Evidências</w:t>
       </w:r>
     </w:p>
-    <w:p>
-      <w:r>
-        <w:br w:type="page"/>
-      </w:r>
-    </w:p>
     <w:bookmarkStart w:id="17" w:name="objetivo"/>
     <w:p>
       <w:pPr>
@@ -148,20 +143,17 @@
     <w:p>
       <w:pPr>
         <w:pStyle w:val="TableCaption"/>
-        <w:keepNext/>
-      </w:pPr>
-      <w:r>
-        <w:t xml:space="preserve">Tabela 1 - Síntese da base comparada</w:t>
+      </w:pPr>
+      <w:r>
+        <w:t xml:space="preserve">Síntese da base comparada {#tbl:impacto_evidencias_base#}</w:t>
       </w:r>
     </w:p>
     <w:tbl>
       <w:tblPr>
         <w:tblStyle w:val="Table"/>
         <w:tblW w:type="auto" w:w="0"/>
-        <w:jc w:val="center"/>
-        <w:tblLayout w:type="autofit"/>
         <w:tblLook w:firstRow="1" w:lastRow="0" w:firstColumn="0" w:lastColumn="0" w:noHBand="0" w:noVBand="0" w:val="0020"/>
-        <w:tblCaption w:val="Tabela 1 - Síntese da base comparada"/>
+        <w:tblCaption w:val="Síntese da base comparada {#tbl:impacto_evidencias_base#}"/>
       </w:tblPr>
       <w:tblGrid>
         <w:gridCol w:w="3960"/>
@@ -170,20 +162,14 @@
       <w:tr>
         <w:trPr>
           <w:tblHeader w:val="on"/>
-          <w:cantSplit/>
         </w:trPr>
         <w:tc>
           <w:tcPr/>
           <w:p>
             <w:pPr>
               <w:pStyle w:val="Compact"/>
-              <w:jc w:val="both"/>
-            </w:pPr>
-            <w:r>
-              <w:rPr>
-                <w:rFonts w:ascii="Calibri" w:hAnsi="Calibri"/>
-                <w:sz w:val="20"/>
-              </w:rPr>
+            </w:pPr>
+            <w:r>
               <w:t xml:space="preserve">Elemento analisado</w:t>
             </w:r>
           </w:p>
@@ -193,34 +179,22 @@
           <w:p>
             <w:pPr>
               <w:pStyle w:val="Compact"/>
-              <w:jc w:val="both"/>
-            </w:pPr>
-            <w:r>
-              <w:rPr>
-                <w:rFonts w:ascii="Calibri" w:hAnsi="Calibri"/>
-                <w:sz w:val="20"/>
-              </w:rPr>
+              <w:jc w:val="right"/>
+            </w:pPr>
+            <w:r>
               <w:t xml:space="preserve">Resultado</w:t>
             </w:r>
           </w:p>
         </w:tc>
       </w:tr>
       <w:tr>
-        <w:trPr>
-          <w:cantSplit/>
-        </w:trPr>
-        <w:tc>
-          <w:tcPr/>
-          <w:p>
-            <w:pPr>
-              <w:pStyle w:val="Compact"/>
-              <w:jc w:val="both"/>
-            </w:pPr>
-            <w:r>
-              <w:rPr>
-                <w:rFonts w:ascii="Calibri" w:hAnsi="Calibri"/>
-                <w:sz w:val="18"/>
-              </w:rPr>
+        <w:tc>
+          <w:tcPr/>
+          <w:p>
+            <w:pPr>
+              <w:pStyle w:val="Compact"/>
+            </w:pPr>
+            <w:r>
               <w:t xml:space="preserve">Organizações no cenário com ajuste inicial</w:t>
             </w:r>
           </w:p>
@@ -230,34 +204,22 @@
           <w:p>
             <w:pPr>
               <w:pStyle w:val="Compact"/>
-              <w:jc w:val="both"/>
-            </w:pPr>
-            <w:r>
-              <w:rPr>
-                <w:rFonts w:ascii="Calibri" w:hAnsi="Calibri"/>
-                <w:sz w:val="18"/>
-              </w:rPr>
+              <w:jc w:val="right"/>
+            </w:pPr>
+            <w:r>
               <w:t xml:space="preserve">113</w:t>
             </w:r>
           </w:p>
         </w:tc>
       </w:tr>
       <w:tr>
-        <w:trPr>
-          <w:cantSplit/>
-        </w:trPr>
-        <w:tc>
-          <w:tcPr/>
-          <w:p>
-            <w:pPr>
-              <w:pStyle w:val="Compact"/>
-              <w:jc w:val="both"/>
-            </w:pPr>
-            <w:r>
-              <w:rPr>
-                <w:rFonts w:ascii="Calibri" w:hAnsi="Calibri"/>
-                <w:sz w:val="18"/>
-              </w:rPr>
+        <w:tc>
+          <w:tcPr/>
+          <w:p>
+            <w:pPr>
+              <w:pStyle w:val="Compact"/>
+            </w:pPr>
+            <w:r>
               <w:t xml:space="preserve">Organizações no cenário pós-evidência</w:t>
             </w:r>
           </w:p>
@@ -267,34 +229,22 @@
           <w:p>
             <w:pPr>
               <w:pStyle w:val="Compact"/>
-              <w:jc w:val="both"/>
-            </w:pPr>
-            <w:r>
-              <w:rPr>
-                <w:rFonts w:ascii="Calibri" w:hAnsi="Calibri"/>
-                <w:sz w:val="18"/>
-              </w:rPr>
+              <w:jc w:val="right"/>
+            </w:pPr>
+            <w:r>
               <w:t xml:space="preserve">113</w:t>
             </w:r>
           </w:p>
         </w:tc>
       </w:tr>
       <w:tr>
-        <w:trPr>
-          <w:cantSplit/>
-        </w:trPr>
-        <w:tc>
-          <w:tcPr/>
-          <w:p>
-            <w:pPr>
-              <w:pStyle w:val="Compact"/>
-              <w:jc w:val="both"/>
-            </w:pPr>
-            <w:r>
-              <w:rPr>
-                <w:rFonts w:ascii="Calibri" w:hAnsi="Calibri"/>
-                <w:sz w:val="18"/>
-              </w:rPr>
+        <w:tc>
+          <w:tcPr/>
+          <w:p>
+            <w:pPr>
+              <w:pStyle w:val="Compact"/>
+            </w:pPr>
+            <w:r>
               <w:t xml:space="preserve">Registros de não conformidade no arquivo pós-evidência</w:t>
             </w:r>
           </w:p>
@@ -304,34 +254,22 @@
           <w:p>
             <w:pPr>
               <w:pStyle w:val="Compact"/>
-              <w:jc w:val="both"/>
-            </w:pPr>
-            <w:r>
-              <w:rPr>
-                <w:rFonts w:ascii="Calibri" w:hAnsi="Calibri"/>
-                <w:sz w:val="18"/>
-              </w:rPr>
+              <w:jc w:val="right"/>
+            </w:pPr>
+            <w:r>
               <w:t xml:space="preserve">1.966</w:t>
             </w:r>
           </w:p>
         </w:tc>
       </w:tr>
       <w:tr>
-        <w:trPr>
-          <w:cantSplit/>
-        </w:trPr>
-        <w:tc>
-          <w:tcPr/>
-          <w:p>
-            <w:pPr>
-              <w:pStyle w:val="Compact"/>
-              <w:jc w:val="both"/>
-            </w:pPr>
-            <w:r>
-              <w:rPr>
-                <w:rFonts w:ascii="Calibri" w:hAnsi="Calibri"/>
-                <w:sz w:val="18"/>
-              </w:rPr>
+        <w:tc>
+          <w:tcPr/>
+          <w:p>
+            <w:pPr>
+              <w:pStyle w:val="Compact"/>
+            </w:pPr>
+            <w:r>
               <w:t xml:space="preserve">Células efetivamente alteradas pelo ajuste pós-evidência</w:t>
             </w:r>
           </w:p>
@@ -341,34 +279,22 @@
           <w:p>
             <w:pPr>
               <w:pStyle w:val="Compact"/>
-              <w:jc w:val="both"/>
-            </w:pPr>
-            <w:r>
-              <w:rPr>
-                <w:rFonts w:ascii="Calibri" w:hAnsi="Calibri"/>
-                <w:sz w:val="18"/>
-              </w:rPr>
+              <w:jc w:val="right"/>
+            </w:pPr>
+            <w:r>
               <w:t xml:space="preserve">1.964</w:t>
             </w:r>
           </w:p>
         </w:tc>
       </w:tr>
       <w:tr>
-        <w:trPr>
-          <w:cantSplit/>
-        </w:trPr>
-        <w:tc>
-          <w:tcPr/>
-          <w:p>
-            <w:pPr>
-              <w:pStyle w:val="Compact"/>
-              <w:jc w:val="both"/>
-            </w:pPr>
-            <w:r>
-              <w:rPr>
-                <w:rFonts w:ascii="Calibri" w:hAnsi="Calibri"/>
-                <w:sz w:val="18"/>
-              </w:rPr>
+        <w:tc>
+          <w:tcPr/>
+          <w:p>
+            <w:pPr>
+              <w:pStyle w:val="Compact"/>
+            </w:pPr>
+            <w:r>
               <w:t xml:space="preserve">Organizações com pelo menos uma célula alterada</w:t>
             </w:r>
           </w:p>
@@ -378,34 +304,22 @@
           <w:p>
             <w:pPr>
               <w:pStyle w:val="Compact"/>
-              <w:jc w:val="both"/>
-            </w:pPr>
-            <w:r>
-              <w:rPr>
-                <w:rFonts w:ascii="Calibri" w:hAnsi="Calibri"/>
-                <w:sz w:val="18"/>
-              </w:rPr>
+              <w:jc w:val="right"/>
+            </w:pPr>
+            <w:r>
               <w:t xml:space="preserve">103</w:t>
             </w:r>
           </w:p>
         </w:tc>
       </w:tr>
       <w:tr>
-        <w:trPr>
-          <w:cantSplit/>
-        </w:trPr>
-        <w:tc>
-          <w:tcPr/>
-          <w:p>
-            <w:pPr>
-              <w:pStyle w:val="Compact"/>
-              <w:jc w:val="both"/>
-            </w:pPr>
-            <w:r>
-              <w:rPr>
-                <w:rFonts w:ascii="Calibri" w:hAnsi="Calibri"/>
-                <w:sz w:val="18"/>
-              </w:rPr>
+        <w:tc>
+          <w:tcPr/>
+          <w:p>
+            <w:pPr>
+              <w:pStyle w:val="Compact"/>
+            </w:pPr>
+            <w:r>
               <w:t xml:space="preserve">Organizações com redução no iGovTI</w:t>
             </w:r>
           </w:p>
@@ -415,34 +329,22 @@
           <w:p>
             <w:pPr>
               <w:pStyle w:val="Compact"/>
-              <w:jc w:val="both"/>
-            </w:pPr>
-            <w:r>
-              <w:rPr>
-                <w:rFonts w:ascii="Calibri" w:hAnsi="Calibri"/>
-                <w:sz w:val="18"/>
-              </w:rPr>
+              <w:jc w:val="right"/>
+            </w:pPr>
+            <w:r>
               <w:t xml:space="preserve">90</w:t>
             </w:r>
           </w:p>
         </w:tc>
       </w:tr>
       <w:tr>
-        <w:trPr>
-          <w:cantSplit/>
-        </w:trPr>
-        <w:tc>
-          <w:tcPr/>
-          <w:p>
-            <w:pPr>
-              <w:pStyle w:val="Compact"/>
-              <w:jc w:val="both"/>
-            </w:pPr>
-            <w:r>
-              <w:rPr>
-                <w:rFonts w:ascii="Calibri" w:hAnsi="Calibri"/>
-                <w:sz w:val="18"/>
-              </w:rPr>
+        <w:tc>
+          <w:tcPr/>
+          <w:p>
+            <w:pPr>
+              <w:pStyle w:val="Compact"/>
+            </w:pPr>
+            <w:r>
               <w:t xml:space="preserve">Organizações sem variação no iGovTI</w:t>
             </w:r>
           </w:p>
@@ -452,35 +354,22 @@
           <w:p>
             <w:pPr>
               <w:pStyle w:val="Compact"/>
-              <w:jc w:val="both"/>
-            </w:pPr>
-            <w:r>
-              <w:rPr>
-                <w:rFonts w:ascii="Calibri" w:hAnsi="Calibri"/>
-                <w:sz w:val="18"/>
-              </w:rPr>
+              <w:jc w:val="right"/>
+            </w:pPr>
+            <w:r>
               <w:t xml:space="preserve">23</w:t>
             </w:r>
           </w:p>
         </w:tc>
       </w:tr>
       <w:tr>
-        <w:trPr>
-          <w:cantSplit/>
-        </w:trPr>
-        <w:tc>
-          <w:tcPr/>
-          <w:p>
-            <w:pPr>
-              <w:pStyle w:val="Compact"/>
-              <w:keepNext/>
-              <w:jc w:val="both"/>
-            </w:pPr>
-            <w:r>
-              <w:rPr>
-                <w:rFonts w:ascii="Calibri" w:hAnsi="Calibri"/>
-                <w:sz w:val="18"/>
-              </w:rPr>
+        <w:tc>
+          <w:tcPr/>
+          <w:p>
+            <w:pPr>
+              <w:pStyle w:val="Compact"/>
+            </w:pPr>
+            <w:r>
               <w:t xml:space="preserve">Organizações com aumento no iGovTI</w:t>
             </w:r>
           </w:p>
@@ -490,14 +379,9 @@
           <w:p>
             <w:pPr>
               <w:pStyle w:val="Compact"/>
-              <w:keepNext/>
-              <w:jc w:val="both"/>
-            </w:pPr>
-            <w:r>
-              <w:rPr>
-                <w:rFonts w:ascii="Calibri" w:hAnsi="Calibri"/>
-                <w:sz w:val="18"/>
-              </w:rPr>
+              <w:jc w:val="right"/>
+            </w:pPr>
+            <w:r>
               <w:t xml:space="preserve">0</w:t>
             </w:r>
           </w:p>
@@ -651,20 +535,18 @@
     <w:p>
       <w:pPr>
         <w:pStyle w:val="TableCaption"/>
-        <w:keepNext/>
-      </w:pPr>
-      <w:r>
-        <w:t xml:space="preserve">Tabela 2 - Impacto agregado por indicador</w:t>
+      </w:pPr>
+      <w:r>
+        <w:t xml:space="preserve">Impacto agregado por indicador {#tbl:impacto_evidencias_indicadores#}</w:t>
       </w:r>
     </w:p>
     <w:tbl>
       <w:tblPr>
         <w:tblStyle w:val="Table"/>
         <w:tblW w:type="pct" w:w="5000"/>
-        <w:jc w:val="center"/>
-        <w:tblLayout w:type="autofit"/>
+        <w:tblLayout w:type="fixed"/>
         <w:tblLook w:firstRow="1" w:lastRow="0" w:firstColumn="0" w:lastColumn="0" w:noHBand="0" w:noVBand="0" w:val="0020"/>
-        <w:tblCaption w:val="Tabela 2 - Impacto agregado por indicador"/>
+        <w:tblCaption w:val="Impacto agregado por indicador {#tbl:impacto_evidencias_indicadores#}"/>
       </w:tblPr>
       <w:tblGrid>
         <w:gridCol w:w="1250"/>
@@ -676,20 +558,14 @@
       <w:tr>
         <w:trPr>
           <w:tblHeader w:val="on"/>
-          <w:cantSplit/>
         </w:trPr>
         <w:tc>
           <w:tcPr/>
           <w:p>
             <w:pPr>
               <w:pStyle w:val="Compact"/>
-              <w:jc w:val="both"/>
-            </w:pPr>
-            <w:r>
-              <w:rPr>
-                <w:rFonts w:ascii="Calibri" w:hAnsi="Calibri"/>
-                <w:sz w:val="20"/>
-              </w:rPr>
+            </w:pPr>
+            <w:r>
               <w:t xml:space="preserve">Indicador</w:t>
             </w:r>
           </w:p>
@@ -699,13 +575,9 @@
           <w:p>
             <w:pPr>
               <w:pStyle w:val="Compact"/>
-              <w:jc w:val="both"/>
-            </w:pPr>
-            <w:r>
-              <w:rPr>
-                <w:rFonts w:ascii="Calibri" w:hAnsi="Calibri"/>
-                <w:sz w:val="20"/>
-              </w:rPr>
+              <w:jc w:val="right"/>
+            </w:pPr>
+            <w:r>
               <w:t xml:space="preserve">Média com ajuste inicial</w:t>
             </w:r>
           </w:p>
@@ -715,13 +587,9 @@
           <w:p>
             <w:pPr>
               <w:pStyle w:val="Compact"/>
-              <w:jc w:val="both"/>
-            </w:pPr>
-            <w:r>
-              <w:rPr>
-                <w:rFonts w:ascii="Calibri" w:hAnsi="Calibri"/>
-                <w:sz w:val="20"/>
-              </w:rPr>
+              <w:jc w:val="right"/>
+            </w:pPr>
+            <w:r>
               <w:t xml:space="preserve">Média pós-evidência</w:t>
             </w:r>
           </w:p>
@@ -731,13 +599,9 @@
           <w:p>
             <w:pPr>
               <w:pStyle w:val="Compact"/>
-              <w:jc w:val="both"/>
-            </w:pPr>
-            <w:r>
-              <w:rPr>
-                <w:rFonts w:ascii="Calibri" w:hAnsi="Calibri"/>
-                <w:sz w:val="20"/>
-              </w:rPr>
+              <w:jc w:val="right"/>
+            </w:pPr>
+            <w:r>
               <w:t xml:space="preserve">Redução média</w:t>
             </w:r>
           </w:p>
@@ -747,34 +611,22 @@
           <w:p>
             <w:pPr>
               <w:pStyle w:val="Compact"/>
-              <w:jc w:val="both"/>
-            </w:pPr>
-            <w:r>
-              <w:rPr>
-                <w:rFonts w:ascii="Calibri" w:hAnsi="Calibri"/>
-                <w:sz w:val="20"/>
-              </w:rPr>
+              <w:jc w:val="right"/>
+            </w:pPr>
+            <w:r>
               <w:t xml:space="preserve">Organizações com redução</w:t>
             </w:r>
           </w:p>
         </w:tc>
       </w:tr>
       <w:tr>
-        <w:trPr>
-          <w:cantSplit/>
-        </w:trPr>
-        <w:tc>
-          <w:tcPr/>
-          <w:p>
-            <w:pPr>
-              <w:pStyle w:val="Compact"/>
-              <w:jc w:val="both"/>
-            </w:pPr>
-            <w:r>
-              <w:rPr>
-                <w:rFonts w:ascii="Calibri" w:hAnsi="Calibri"/>
-                <w:sz w:val="18"/>
-              </w:rPr>
+        <w:tc>
+          <w:tcPr/>
+          <w:p>
+            <w:pPr>
+              <w:pStyle w:val="Compact"/>
+            </w:pPr>
+            <w:r>
               <w:t xml:space="preserve">iGovTI</w:t>
             </w:r>
           </w:p>
@@ -784,13 +636,9 @@
           <w:p>
             <w:pPr>
               <w:pStyle w:val="Compact"/>
-              <w:jc w:val="both"/>
-            </w:pPr>
-            <w:r>
-              <w:rPr>
-                <w:rFonts w:ascii="Calibri" w:hAnsi="Calibri"/>
-                <w:sz w:val="18"/>
-              </w:rPr>
+              <w:jc w:val="right"/>
+            </w:pPr>
+            <w:r>
               <w:t xml:space="preserve">0,235</w:t>
             </w:r>
           </w:p>
@@ -800,13 +648,9 @@
           <w:p>
             <w:pPr>
               <w:pStyle w:val="Compact"/>
-              <w:jc w:val="both"/>
-            </w:pPr>
-            <w:r>
-              <w:rPr>
-                <w:rFonts w:ascii="Calibri" w:hAnsi="Calibri"/>
-                <w:sz w:val="18"/>
-              </w:rPr>
+              <w:jc w:val="right"/>
+            </w:pPr>
+            <w:r>
               <w:t xml:space="preserve">0,184</w:t>
             </w:r>
           </w:p>
@@ -816,13 +660,9 @@
           <w:p>
             <w:pPr>
               <w:pStyle w:val="Compact"/>
-              <w:jc w:val="both"/>
-            </w:pPr>
-            <w:r>
-              <w:rPr>
-                <w:rFonts w:ascii="Calibri" w:hAnsi="Calibri"/>
-                <w:sz w:val="18"/>
-              </w:rPr>
+              <w:jc w:val="right"/>
+            </w:pPr>
+            <w:r>
               <w:t xml:space="preserve">-0,051</w:t>
             </w:r>
           </w:p>
@@ -832,34 +672,22 @@
           <w:p>
             <w:pPr>
               <w:pStyle w:val="Compact"/>
-              <w:jc w:val="both"/>
-            </w:pPr>
-            <w:r>
-              <w:rPr>
-                <w:rFonts w:ascii="Calibri" w:hAnsi="Calibri"/>
-                <w:sz w:val="18"/>
-              </w:rPr>
+              <w:jc w:val="right"/>
+            </w:pPr>
+            <w:r>
               <w:t xml:space="preserve">90</w:t>
             </w:r>
           </w:p>
         </w:tc>
       </w:tr>
       <w:tr>
-        <w:trPr>
-          <w:cantSplit/>
-        </w:trPr>
-        <w:tc>
-          <w:tcPr/>
-          <w:p>
-            <w:pPr>
-              <w:pStyle w:val="Compact"/>
-              <w:jc w:val="both"/>
-            </w:pPr>
-            <w:r>
-              <w:rPr>
-                <w:rFonts w:ascii="Calibri" w:hAnsi="Calibri"/>
-                <w:sz w:val="18"/>
-              </w:rPr>
+        <w:tc>
+          <w:tcPr/>
+          <w:p>
+            <w:pPr>
+              <w:pStyle w:val="Compact"/>
+            </w:pPr>
+            <w:r>
               <w:t xml:space="preserve">Governança de TI</w:t>
             </w:r>
           </w:p>
@@ -869,13 +697,9 @@
           <w:p>
             <w:pPr>
               <w:pStyle w:val="Compact"/>
-              <w:jc w:val="both"/>
-            </w:pPr>
-            <w:r>
-              <w:rPr>
-                <w:rFonts w:ascii="Calibri" w:hAnsi="Calibri"/>
-                <w:sz w:val="18"/>
-              </w:rPr>
+              <w:jc w:val="right"/>
+            </w:pPr>
+            <w:r>
               <w:t xml:space="preserve">0,208</w:t>
             </w:r>
           </w:p>
@@ -885,13 +709,9 @@
           <w:p>
             <w:pPr>
               <w:pStyle w:val="Compact"/>
-              <w:jc w:val="both"/>
-            </w:pPr>
-            <w:r>
-              <w:rPr>
-                <w:rFonts w:ascii="Calibri" w:hAnsi="Calibri"/>
-                <w:sz w:val="18"/>
-              </w:rPr>
+              <w:jc w:val="right"/>
+            </w:pPr>
+            <w:r>
               <w:t xml:space="preserve">0,161</w:t>
             </w:r>
           </w:p>
@@ -901,13 +721,9 @@
           <w:p>
             <w:pPr>
               <w:pStyle w:val="Compact"/>
-              <w:jc w:val="both"/>
-            </w:pPr>
-            <w:r>
-              <w:rPr>
-                <w:rFonts w:ascii="Calibri" w:hAnsi="Calibri"/>
-                <w:sz w:val="18"/>
-              </w:rPr>
+              <w:jc w:val="right"/>
+            </w:pPr>
+            <w:r>
               <w:t xml:space="preserve">-0,047</w:t>
             </w:r>
           </w:p>
@@ -917,34 +733,22 @@
           <w:p>
             <w:pPr>
               <w:pStyle w:val="Compact"/>
-              <w:jc w:val="both"/>
-            </w:pPr>
-            <w:r>
-              <w:rPr>
-                <w:rFonts w:ascii="Calibri" w:hAnsi="Calibri"/>
-                <w:sz w:val="18"/>
-              </w:rPr>
+              <w:jc w:val="right"/>
+            </w:pPr>
+            <w:r>
               <w:t xml:space="preserve">42</w:t>
             </w:r>
           </w:p>
         </w:tc>
       </w:tr>
       <w:tr>
-        <w:trPr>
-          <w:cantSplit/>
-        </w:trPr>
-        <w:tc>
-          <w:tcPr/>
-          <w:p>
-            <w:pPr>
-              <w:pStyle w:val="Compact"/>
-              <w:jc w:val="both"/>
-            </w:pPr>
-            <w:r>
-              <w:rPr>
-                <w:rFonts w:ascii="Calibri" w:hAnsi="Calibri"/>
-                <w:sz w:val="18"/>
-              </w:rPr>
+        <w:tc>
+          <w:tcPr/>
+          <w:p>
+            <w:pPr>
+              <w:pStyle w:val="Compact"/>
+            </w:pPr>
+            <w:r>
               <w:t xml:space="preserve">Gestão de TI</w:t>
             </w:r>
           </w:p>
@@ -954,13 +758,9 @@
           <w:p>
             <w:pPr>
               <w:pStyle w:val="Compact"/>
-              <w:jc w:val="both"/>
-            </w:pPr>
-            <w:r>
-              <w:rPr>
-                <w:rFonts w:ascii="Calibri" w:hAnsi="Calibri"/>
-                <w:sz w:val="18"/>
-              </w:rPr>
+              <w:jc w:val="right"/>
+            </w:pPr>
+            <w:r>
               <w:t xml:space="preserve">0,259</w:t>
             </w:r>
           </w:p>
@@ -970,13 +770,9 @@
           <w:p>
             <w:pPr>
               <w:pStyle w:val="Compact"/>
-              <w:jc w:val="both"/>
-            </w:pPr>
-            <w:r>
-              <w:rPr>
-                <w:rFonts w:ascii="Calibri" w:hAnsi="Calibri"/>
-                <w:sz w:val="18"/>
-              </w:rPr>
+              <w:jc w:val="right"/>
+            </w:pPr>
+            <w:r>
               <w:t xml:space="preserve">0,205</w:t>
             </w:r>
           </w:p>
@@ -986,13 +782,9 @@
           <w:p>
             <w:pPr>
               <w:pStyle w:val="Compact"/>
-              <w:jc w:val="both"/>
-            </w:pPr>
-            <w:r>
-              <w:rPr>
-                <w:rFonts w:ascii="Calibri" w:hAnsi="Calibri"/>
-                <w:sz w:val="18"/>
-              </w:rPr>
+              <w:jc w:val="right"/>
+            </w:pPr>
+            <w:r>
               <w:t xml:space="preserve">-0,054</w:t>
             </w:r>
           </w:p>
@@ -1002,34 +794,22 @@
           <w:p>
             <w:pPr>
               <w:pStyle w:val="Compact"/>
-              <w:jc w:val="both"/>
-            </w:pPr>
-            <w:r>
-              <w:rPr>
-                <w:rFonts w:ascii="Calibri" w:hAnsi="Calibri"/>
-                <w:sz w:val="18"/>
-              </w:rPr>
+              <w:jc w:val="right"/>
+            </w:pPr>
+            <w:r>
               <w:t xml:space="preserve">87</w:t>
             </w:r>
           </w:p>
         </w:tc>
       </w:tr>
       <w:tr>
-        <w:trPr>
-          <w:cantSplit/>
-        </w:trPr>
-        <w:tc>
-          <w:tcPr/>
-          <w:p>
-            <w:pPr>
-              <w:pStyle w:val="Compact"/>
-              <w:jc w:val="both"/>
-            </w:pPr>
-            <w:r>
-              <w:rPr>
-                <w:rFonts w:ascii="Calibri" w:hAnsi="Calibri"/>
-                <w:sz w:val="18"/>
-              </w:rPr>
+        <w:tc>
+          <w:tcPr/>
+          <w:p>
+            <w:pPr>
+              <w:pStyle w:val="Compact"/>
+            </w:pPr>
+            <w:r>
               <w:t xml:space="preserve">Planejamento de TI</w:t>
             </w:r>
           </w:p>
@@ -1039,13 +819,9 @@
           <w:p>
             <w:pPr>
               <w:pStyle w:val="Compact"/>
-              <w:jc w:val="both"/>
-            </w:pPr>
-            <w:r>
-              <w:rPr>
-                <w:rFonts w:ascii="Calibri" w:hAnsi="Calibri"/>
-                <w:sz w:val="18"/>
-              </w:rPr>
+              <w:jc w:val="right"/>
+            </w:pPr>
+            <w:r>
               <w:t xml:space="preserve">0,381</w:t>
             </w:r>
           </w:p>
@@ -1055,13 +831,9 @@
           <w:p>
             <w:pPr>
               <w:pStyle w:val="Compact"/>
-              <w:jc w:val="both"/>
-            </w:pPr>
-            <w:r>
-              <w:rPr>
-                <w:rFonts w:ascii="Calibri" w:hAnsi="Calibri"/>
-                <w:sz w:val="18"/>
-              </w:rPr>
+              <w:jc w:val="right"/>
+            </w:pPr>
+            <w:r>
               <w:t xml:space="preserve">0,291</w:t>
             </w:r>
           </w:p>
@@ -1071,13 +843,9 @@
           <w:p>
             <w:pPr>
               <w:pStyle w:val="Compact"/>
-              <w:jc w:val="both"/>
-            </w:pPr>
-            <w:r>
-              <w:rPr>
-                <w:rFonts w:ascii="Calibri" w:hAnsi="Calibri"/>
-                <w:sz w:val="18"/>
-              </w:rPr>
+              <w:jc w:val="right"/>
+            </w:pPr>
+            <w:r>
               <w:t xml:space="preserve">-0,091</w:t>
             </w:r>
           </w:p>
@@ -1087,34 +855,22 @@
           <w:p>
             <w:pPr>
               <w:pStyle w:val="Compact"/>
-              <w:jc w:val="both"/>
-            </w:pPr>
-            <w:r>
-              <w:rPr>
-                <w:rFonts w:ascii="Calibri" w:hAnsi="Calibri"/>
-                <w:sz w:val="18"/>
-              </w:rPr>
+              <w:jc w:val="right"/>
+            </w:pPr>
+            <w:r>
               <w:t xml:space="preserve">44</w:t>
             </w:r>
           </w:p>
         </w:tc>
       </w:tr>
       <w:tr>
-        <w:trPr>
-          <w:cantSplit/>
-        </w:trPr>
-        <w:tc>
-          <w:tcPr/>
-          <w:p>
-            <w:pPr>
-              <w:pStyle w:val="Compact"/>
-              <w:jc w:val="both"/>
-            </w:pPr>
-            <w:r>
-              <w:rPr>
-                <w:rFonts w:ascii="Calibri" w:hAnsi="Calibri"/>
-                <w:sz w:val="18"/>
-              </w:rPr>
+        <w:tc>
+          <w:tcPr/>
+          <w:p>
+            <w:pPr>
+              <w:pStyle w:val="Compact"/>
+            </w:pPr>
+            <w:r>
               <w:t xml:space="preserve">Serviços de TI</w:t>
             </w:r>
           </w:p>
@@ -1124,13 +880,9 @@
           <w:p>
             <w:pPr>
               <w:pStyle w:val="Compact"/>
-              <w:jc w:val="both"/>
-            </w:pPr>
-            <w:r>
-              <w:rPr>
-                <w:rFonts w:ascii="Calibri" w:hAnsi="Calibri"/>
-                <w:sz w:val="18"/>
-              </w:rPr>
+              <w:jc w:val="right"/>
+            </w:pPr>
+            <w:r>
               <w:t xml:space="preserve">0,234</w:t>
             </w:r>
           </w:p>
@@ -1140,13 +892,9 @@
           <w:p>
             <w:pPr>
               <w:pStyle w:val="Compact"/>
-              <w:jc w:val="both"/>
-            </w:pPr>
-            <w:r>
-              <w:rPr>
-                <w:rFonts w:ascii="Calibri" w:hAnsi="Calibri"/>
-                <w:sz w:val="18"/>
-              </w:rPr>
+              <w:jc w:val="right"/>
+            </w:pPr>
+            <w:r>
               <w:t xml:space="preserve">0,140</w:t>
             </w:r>
           </w:p>
@@ -1156,13 +904,9 @@
           <w:p>
             <w:pPr>
               <w:pStyle w:val="Compact"/>
-              <w:jc w:val="both"/>
-            </w:pPr>
-            <w:r>
-              <w:rPr>
-                <w:rFonts w:ascii="Calibri" w:hAnsi="Calibri"/>
-                <w:sz w:val="18"/>
-              </w:rPr>
+              <w:jc w:val="right"/>
+            </w:pPr>
+            <w:r>
               <w:t xml:space="preserve">-0,094</w:t>
             </w:r>
           </w:p>
@@ -1172,34 +916,22 @@
           <w:p>
             <w:pPr>
               <w:pStyle w:val="Compact"/>
-              <w:jc w:val="both"/>
-            </w:pPr>
-            <w:r>
-              <w:rPr>
-                <w:rFonts w:ascii="Calibri" w:hAnsi="Calibri"/>
-                <w:sz w:val="18"/>
-              </w:rPr>
+              <w:jc w:val="right"/>
+            </w:pPr>
+            <w:r>
               <w:t xml:space="preserve">53</w:t>
             </w:r>
           </w:p>
         </w:tc>
       </w:tr>
       <w:tr>
-        <w:trPr>
-          <w:cantSplit/>
-        </w:trPr>
-        <w:tc>
-          <w:tcPr/>
-          <w:p>
-            <w:pPr>
-              <w:pStyle w:val="Compact"/>
-              <w:jc w:val="both"/>
-            </w:pPr>
-            <w:r>
-              <w:rPr>
-                <w:rFonts w:ascii="Calibri" w:hAnsi="Calibri"/>
-                <w:sz w:val="18"/>
-              </w:rPr>
+        <w:tc>
+          <w:tcPr/>
+          <w:p>
+            <w:pPr>
+              <w:pStyle w:val="Compact"/>
+            </w:pPr>
+            <w:r>
               <w:t xml:space="preserve">Gestão de riscos de TI e segurança da informação</w:t>
             </w:r>
           </w:p>
@@ -1209,13 +941,9 @@
           <w:p>
             <w:pPr>
               <w:pStyle w:val="Compact"/>
-              <w:jc w:val="both"/>
-            </w:pPr>
-            <w:r>
-              <w:rPr>
-                <w:rFonts w:ascii="Calibri" w:hAnsi="Calibri"/>
-                <w:sz w:val="18"/>
-              </w:rPr>
+              <w:jc w:val="right"/>
+            </w:pPr>
+            <w:r>
               <w:t xml:space="preserve">0,187</w:t>
             </w:r>
           </w:p>
@@ -1225,13 +953,9 @@
           <w:p>
             <w:pPr>
               <w:pStyle w:val="Compact"/>
-              <w:jc w:val="both"/>
-            </w:pPr>
-            <w:r>
-              <w:rPr>
-                <w:rFonts w:ascii="Calibri" w:hAnsi="Calibri"/>
-                <w:sz w:val="18"/>
-              </w:rPr>
+              <w:jc w:val="right"/>
+            </w:pPr>
+            <w:r>
               <w:t xml:space="preserve">0,165</w:t>
             </w:r>
           </w:p>
@@ -1241,13 +965,9 @@
           <w:p>
             <w:pPr>
               <w:pStyle w:val="Compact"/>
-              <w:jc w:val="both"/>
-            </w:pPr>
-            <w:r>
-              <w:rPr>
-                <w:rFonts w:ascii="Calibri" w:hAnsi="Calibri"/>
-                <w:sz w:val="18"/>
-              </w:rPr>
+              <w:jc w:val="right"/>
+            </w:pPr>
+            <w:r>
               <w:t xml:space="preserve">-0,022</w:t>
             </w:r>
           </w:p>
@@ -1257,34 +977,22 @@
           <w:p>
             <w:pPr>
               <w:pStyle w:val="Compact"/>
-              <w:jc w:val="both"/>
-            </w:pPr>
-            <w:r>
-              <w:rPr>
-                <w:rFonts w:ascii="Calibri" w:hAnsi="Calibri"/>
-                <w:sz w:val="18"/>
-              </w:rPr>
+              <w:jc w:val="right"/>
+            </w:pPr>
+            <w:r>
               <w:t xml:space="preserve">10</w:t>
             </w:r>
           </w:p>
         </w:tc>
       </w:tr>
       <w:tr>
-        <w:trPr>
-          <w:cantSplit/>
-        </w:trPr>
-        <w:tc>
-          <w:tcPr/>
-          <w:p>
-            <w:pPr>
-              <w:pStyle w:val="Compact"/>
-              <w:jc w:val="both"/>
-            </w:pPr>
-            <w:r>
-              <w:rPr>
-                <w:rFonts w:ascii="Calibri" w:hAnsi="Calibri"/>
-                <w:sz w:val="18"/>
-              </w:rPr>
+        <w:tc>
+          <w:tcPr/>
+          <w:p>
+            <w:pPr>
+              <w:pStyle w:val="Compact"/>
+            </w:pPr>
+            <w:r>
               <w:t xml:space="preserve">Estrutura de segurança da informação</w:t>
             </w:r>
           </w:p>
@@ -1294,13 +1002,9 @@
           <w:p>
             <w:pPr>
               <w:pStyle w:val="Compact"/>
-              <w:jc w:val="both"/>
-            </w:pPr>
-            <w:r>
-              <w:rPr>
-                <w:rFonts w:ascii="Calibri" w:hAnsi="Calibri"/>
-                <w:sz w:val="18"/>
-              </w:rPr>
+              <w:jc w:val="right"/>
+            </w:pPr>
+            <w:r>
               <w:t xml:space="preserve">0,275</w:t>
             </w:r>
           </w:p>
@@ -1310,13 +1014,9 @@
           <w:p>
             <w:pPr>
               <w:pStyle w:val="Compact"/>
-              <w:jc w:val="both"/>
-            </w:pPr>
-            <w:r>
-              <w:rPr>
-                <w:rFonts w:ascii="Calibri" w:hAnsi="Calibri"/>
-                <w:sz w:val="18"/>
-              </w:rPr>
+              <w:jc w:val="right"/>
+            </w:pPr>
+            <w:r>
               <w:t xml:space="preserve">0,258</w:t>
             </w:r>
           </w:p>
@@ -1326,13 +1026,9 @@
           <w:p>
             <w:pPr>
               <w:pStyle w:val="Compact"/>
-              <w:jc w:val="both"/>
-            </w:pPr>
-            <w:r>
-              <w:rPr>
-                <w:rFonts w:ascii="Calibri" w:hAnsi="Calibri"/>
-                <w:sz w:val="18"/>
-              </w:rPr>
+              <w:jc w:val="right"/>
+            </w:pPr>
+            <w:r>
               <w:t xml:space="preserve">-0,017</w:t>
             </w:r>
           </w:p>
@@ -1342,34 +1038,22 @@
           <w:p>
             <w:pPr>
               <w:pStyle w:val="Compact"/>
-              <w:jc w:val="both"/>
-            </w:pPr>
-            <w:r>
-              <w:rPr>
-                <w:rFonts w:ascii="Calibri" w:hAnsi="Calibri"/>
-                <w:sz w:val="18"/>
-              </w:rPr>
+              <w:jc w:val="right"/>
+            </w:pPr>
+            <w:r>
               <w:t xml:space="preserve">11</w:t>
             </w:r>
           </w:p>
         </w:tc>
       </w:tr>
       <w:tr>
-        <w:trPr>
-          <w:cantSplit/>
-        </w:trPr>
-        <w:tc>
-          <w:tcPr/>
-          <w:p>
-            <w:pPr>
-              <w:pStyle w:val="Compact"/>
-              <w:jc w:val="both"/>
-            </w:pPr>
-            <w:r>
-              <w:rPr>
-                <w:rFonts w:ascii="Calibri" w:hAnsi="Calibri"/>
-                <w:sz w:val="18"/>
-              </w:rPr>
+        <w:tc>
+          <w:tcPr/>
+          <w:p>
+            <w:pPr>
+              <w:pStyle w:val="Compact"/>
+            </w:pPr>
+            <w:r>
               <w:t xml:space="preserve">Processos de segurança da informação</w:t>
             </w:r>
           </w:p>
@@ -1379,13 +1063,9 @@
           <w:p>
             <w:pPr>
               <w:pStyle w:val="Compact"/>
-              <w:jc w:val="both"/>
-            </w:pPr>
-            <w:r>
-              <w:rPr>
-                <w:rFonts w:ascii="Calibri" w:hAnsi="Calibri"/>
-                <w:sz w:val="18"/>
-              </w:rPr>
+              <w:jc w:val="right"/>
+            </w:pPr>
+            <w:r>
               <w:t xml:space="preserve">0,274</w:t>
             </w:r>
           </w:p>
@@ -1395,13 +1075,9 @@
           <w:p>
             <w:pPr>
               <w:pStyle w:val="Compact"/>
-              <w:jc w:val="both"/>
-            </w:pPr>
-            <w:r>
-              <w:rPr>
-                <w:rFonts w:ascii="Calibri" w:hAnsi="Calibri"/>
-                <w:sz w:val="18"/>
-              </w:rPr>
+              <w:jc w:val="right"/>
+            </w:pPr>
+            <w:r>
               <w:t xml:space="preserve">0,200</w:t>
             </w:r>
           </w:p>
@@ -1411,13 +1087,9 @@
           <w:p>
             <w:pPr>
               <w:pStyle w:val="Compact"/>
-              <w:jc w:val="both"/>
-            </w:pPr>
-            <w:r>
-              <w:rPr>
-                <w:rFonts w:ascii="Calibri" w:hAnsi="Calibri"/>
-                <w:sz w:val="18"/>
-              </w:rPr>
+              <w:jc w:val="right"/>
+            </w:pPr>
+            <w:r>
               <w:t xml:space="preserve">-0,075</w:t>
             </w:r>
           </w:p>
@@ -1427,35 +1099,22 @@
           <w:p>
             <w:pPr>
               <w:pStyle w:val="Compact"/>
-              <w:jc w:val="both"/>
-            </w:pPr>
-            <w:r>
-              <w:rPr>
-                <w:rFonts w:ascii="Calibri" w:hAnsi="Calibri"/>
-                <w:sz w:val="18"/>
-              </w:rPr>
+              <w:jc w:val="right"/>
+            </w:pPr>
+            <w:r>
               <w:t xml:space="preserve">62</w:t>
             </w:r>
           </w:p>
         </w:tc>
       </w:tr>
       <w:tr>
-        <w:trPr>
-          <w:cantSplit/>
-        </w:trPr>
-        <w:tc>
-          <w:tcPr/>
-          <w:p>
-            <w:pPr>
-              <w:pStyle w:val="Compact"/>
-              <w:keepNext/>
-              <w:jc w:val="both"/>
-            </w:pPr>
-            <w:r>
-              <w:rPr>
-                <w:rFonts w:ascii="Calibri" w:hAnsi="Calibri"/>
-                <w:sz w:val="18"/>
-              </w:rPr>
+        <w:tc>
+          <w:tcPr/>
+          <w:p>
+            <w:pPr>
+              <w:pStyle w:val="Compact"/>
+            </w:pPr>
+            <w:r>
               <w:t xml:space="preserve">Gestão de soluções de TI</w:t>
             </w:r>
           </w:p>
@@ -1465,14 +1124,9 @@
           <w:p>
             <w:pPr>
               <w:pStyle w:val="Compact"/>
-              <w:keepNext/>
-              <w:jc w:val="both"/>
-            </w:pPr>
-            <w:r>
-              <w:rPr>
-                <w:rFonts w:ascii="Calibri" w:hAnsi="Calibri"/>
-                <w:sz w:val="18"/>
-              </w:rPr>
+              <w:jc w:val="right"/>
+            </w:pPr>
+            <w:r>
               <w:t xml:space="preserve">0,213</w:t>
             </w:r>
           </w:p>
@@ -1482,14 +1136,9 @@
           <w:p>
             <w:pPr>
               <w:pStyle w:val="Compact"/>
-              <w:keepNext/>
-              <w:jc w:val="both"/>
-            </w:pPr>
-            <w:r>
-              <w:rPr>
-                <w:rFonts w:ascii="Calibri" w:hAnsi="Calibri"/>
-                <w:sz w:val="18"/>
-              </w:rPr>
+              <w:jc w:val="right"/>
+            </w:pPr>
+            <w:r>
               <w:t xml:space="preserve">0,193</w:t>
             </w:r>
           </w:p>
@@ -1499,14 +1148,9 @@
           <w:p>
             <w:pPr>
               <w:pStyle w:val="Compact"/>
-              <w:keepNext/>
-              <w:jc w:val="both"/>
-            </w:pPr>
-            <w:r>
-              <w:rPr>
-                <w:rFonts w:ascii="Calibri" w:hAnsi="Calibri"/>
-                <w:sz w:val="18"/>
-              </w:rPr>
+              <w:jc w:val="right"/>
+            </w:pPr>
+            <w:r>
               <w:t xml:space="preserve">-0,020</w:t>
             </w:r>
           </w:p>
@@ -1516,14 +1160,9 @@
           <w:p>
             <w:pPr>
               <w:pStyle w:val="Compact"/>
-              <w:keepNext/>
-              <w:jc w:val="both"/>
-            </w:pPr>
-            <w:r>
-              <w:rPr>
-                <w:rFonts w:ascii="Calibri" w:hAnsi="Calibri"/>
-                <w:sz w:val="18"/>
-              </w:rPr>
+              <w:jc w:val="right"/>
+            </w:pPr>
+            <w:r>
               <w:t xml:space="preserve">12</w:t>
             </w:r>
           </w:p>
@@ -1738,20 +1377,18 @@
     <w:p>
       <w:pPr>
         <w:pStyle w:val="TableCaption"/>
-        <w:keepNext/>
-      </w:pPr>
-      <w:r>
-        <w:t xml:space="preserve">Tabela 3 - Distribuição dos níveis de maturidade</w:t>
+      </w:pPr>
+      <w:r>
+        <w:t xml:space="preserve">Distribuição dos níveis de maturidade {#tbl:impacto_evidencias_maturidade#}</w:t>
       </w:r>
     </w:p>
     <w:tbl>
       <w:tblPr>
         <w:tblStyle w:val="Table"/>
         <w:tblW w:type="pct" w:w="5000"/>
-        <w:jc w:val="center"/>
-        <w:tblLayout w:type="autofit"/>
+        <w:tblLayout w:type="fixed"/>
         <w:tblLook w:firstRow="1" w:lastRow="0" w:firstColumn="0" w:lastColumn="0" w:noHBand="0" w:noVBand="0" w:val="0020"/>
-        <w:tblCaption w:val="Tabela 3 - Distribuição dos níveis de maturidade"/>
+        <w:tblCaption w:val="Distribuição dos níveis de maturidade {#tbl:impacto_evidencias_maturidade#}"/>
       </w:tblPr>
       <w:tblGrid>
         <w:gridCol w:w="1584"/>
@@ -1762,20 +1399,14 @@
       <w:tr>
         <w:trPr>
           <w:tblHeader w:val="on"/>
-          <w:cantSplit/>
         </w:trPr>
         <w:tc>
           <w:tcPr/>
           <w:p>
             <w:pPr>
               <w:pStyle w:val="Compact"/>
-              <w:jc w:val="both"/>
-            </w:pPr>
-            <w:r>
-              <w:rPr>
-                <w:rFonts w:ascii="Calibri" w:hAnsi="Calibri"/>
-                <w:sz w:val="20"/>
-              </w:rPr>
+            </w:pPr>
+            <w:r>
               <w:t xml:space="preserve">Nível de maturidade</w:t>
             </w:r>
           </w:p>
@@ -1785,13 +1416,9 @@
           <w:p>
             <w:pPr>
               <w:pStyle w:val="Compact"/>
-              <w:jc w:val="both"/>
-            </w:pPr>
-            <w:r>
-              <w:rPr>
-                <w:rFonts w:ascii="Calibri" w:hAnsi="Calibri"/>
-                <w:sz w:val="20"/>
-              </w:rPr>
+              <w:jc w:val="right"/>
+            </w:pPr>
+            <w:r>
               <w:t xml:space="preserve">Cenário com ajuste inicial</w:t>
             </w:r>
           </w:p>
@@ -1801,13 +1428,9 @@
           <w:p>
             <w:pPr>
               <w:pStyle w:val="Compact"/>
-              <w:jc w:val="both"/>
-            </w:pPr>
-            <w:r>
-              <w:rPr>
-                <w:rFonts w:ascii="Calibri" w:hAnsi="Calibri"/>
-                <w:sz w:val="20"/>
-              </w:rPr>
+              <w:jc w:val="right"/>
+            </w:pPr>
+            <w:r>
               <w:t xml:space="preserve">Cenário pós-evidência</w:t>
             </w:r>
           </w:p>
@@ -1817,34 +1440,22 @@
           <w:p>
             <w:pPr>
               <w:pStyle w:val="Compact"/>
-              <w:jc w:val="both"/>
-            </w:pPr>
-            <w:r>
-              <w:rPr>
-                <w:rFonts w:ascii="Calibri" w:hAnsi="Calibri"/>
-                <w:sz w:val="20"/>
-              </w:rPr>
+              <w:jc w:val="right"/>
+            </w:pPr>
+            <w:r>
               <w:t xml:space="preserve">Variação</w:t>
             </w:r>
           </w:p>
         </w:tc>
       </w:tr>
       <w:tr>
-        <w:trPr>
-          <w:cantSplit/>
-        </w:trPr>
-        <w:tc>
-          <w:tcPr/>
-          <w:p>
-            <w:pPr>
-              <w:pStyle w:val="Compact"/>
-              <w:jc w:val="both"/>
-            </w:pPr>
-            <w:r>
-              <w:rPr>
-                <w:rFonts w:ascii="Calibri" w:hAnsi="Calibri"/>
-                <w:sz w:val="18"/>
-              </w:rPr>
+        <w:tc>
+          <w:tcPr/>
+          <w:p>
+            <w:pPr>
+              <w:pStyle w:val="Compact"/>
+            </w:pPr>
+            <w:r>
               <w:t xml:space="preserve">Inexpressivo</w:t>
             </w:r>
           </w:p>
@@ -1854,13 +1465,9 @@
           <w:p>
             <w:pPr>
               <w:pStyle w:val="Compact"/>
-              <w:jc w:val="both"/>
-            </w:pPr>
-            <w:r>
-              <w:rPr>
-                <w:rFonts w:ascii="Calibri" w:hAnsi="Calibri"/>
-                <w:sz w:val="18"/>
-              </w:rPr>
+              <w:jc w:val="right"/>
+            </w:pPr>
+            <w:r>
               <w:t xml:space="preserve">50</w:t>
             </w:r>
           </w:p>
@@ -1870,13 +1477,9 @@
           <w:p>
             <w:pPr>
               <w:pStyle w:val="Compact"/>
-              <w:jc w:val="both"/>
-            </w:pPr>
-            <w:r>
-              <w:rPr>
-                <w:rFonts w:ascii="Calibri" w:hAnsi="Calibri"/>
-                <w:sz w:val="18"/>
-              </w:rPr>
+              <w:jc w:val="right"/>
+            </w:pPr>
+            <w:r>
               <w:t xml:space="preserve">61</w:t>
             </w:r>
           </w:p>
@@ -1886,34 +1489,22 @@
           <w:p>
             <w:pPr>
               <w:pStyle w:val="Compact"/>
-              <w:jc w:val="both"/>
-            </w:pPr>
-            <w:r>
-              <w:rPr>
-                <w:rFonts w:ascii="Calibri" w:hAnsi="Calibri"/>
-                <w:sz w:val="18"/>
-              </w:rPr>
+              <w:jc w:val="right"/>
+            </w:pPr>
+            <w:r>
               <w:t xml:space="preserve">+11</w:t>
             </w:r>
           </w:p>
         </w:tc>
       </w:tr>
       <w:tr>
-        <w:trPr>
-          <w:cantSplit/>
-        </w:trPr>
-        <w:tc>
-          <w:tcPr/>
-          <w:p>
-            <w:pPr>
-              <w:pStyle w:val="Compact"/>
-              <w:jc w:val="both"/>
-            </w:pPr>
-            <w:r>
-              <w:rPr>
-                <w:rFonts w:ascii="Calibri" w:hAnsi="Calibri"/>
-                <w:sz w:val="18"/>
-              </w:rPr>
+        <w:tc>
+          <w:tcPr/>
+          <w:p>
+            <w:pPr>
+              <w:pStyle w:val="Compact"/>
+            </w:pPr>
+            <w:r>
               <w:t xml:space="preserve">Iniciando</w:t>
             </w:r>
           </w:p>
@@ -1923,13 +1514,9 @@
           <w:p>
             <w:pPr>
               <w:pStyle w:val="Compact"/>
-              <w:jc w:val="both"/>
-            </w:pPr>
-            <w:r>
-              <w:rPr>
-                <w:rFonts w:ascii="Calibri" w:hAnsi="Calibri"/>
-                <w:sz w:val="18"/>
-              </w:rPr>
+              <w:jc w:val="right"/>
+            </w:pPr>
+            <w:r>
               <w:t xml:space="preserve">43</w:t>
             </w:r>
           </w:p>
@@ -1939,13 +1526,9 @@
           <w:p>
             <w:pPr>
               <w:pStyle w:val="Compact"/>
-              <w:jc w:val="both"/>
-            </w:pPr>
-            <w:r>
-              <w:rPr>
-                <w:rFonts w:ascii="Calibri" w:hAnsi="Calibri"/>
-                <w:sz w:val="18"/>
-              </w:rPr>
+              <w:jc w:val="right"/>
+            </w:pPr>
+            <w:r>
               <w:t xml:space="preserve">39</w:t>
             </w:r>
           </w:p>
@@ -1955,34 +1538,22 @@
           <w:p>
             <w:pPr>
               <w:pStyle w:val="Compact"/>
-              <w:jc w:val="both"/>
-            </w:pPr>
-            <w:r>
-              <w:rPr>
-                <w:rFonts w:ascii="Calibri" w:hAnsi="Calibri"/>
-                <w:sz w:val="18"/>
-              </w:rPr>
+              <w:jc w:val="right"/>
+            </w:pPr>
+            <w:r>
               <w:t xml:space="preserve">-4</w:t>
             </w:r>
           </w:p>
         </w:tc>
       </w:tr>
       <w:tr>
-        <w:trPr>
-          <w:cantSplit/>
-        </w:trPr>
-        <w:tc>
-          <w:tcPr/>
-          <w:p>
-            <w:pPr>
-              <w:pStyle w:val="Compact"/>
-              <w:jc w:val="both"/>
-            </w:pPr>
-            <w:r>
-              <w:rPr>
-                <w:rFonts w:ascii="Calibri" w:hAnsi="Calibri"/>
-                <w:sz w:val="18"/>
-              </w:rPr>
+        <w:tc>
+          <w:tcPr/>
+          <w:p>
+            <w:pPr>
+              <w:pStyle w:val="Compact"/>
+            </w:pPr>
+            <w:r>
               <w:t xml:space="preserve">Intermediário</w:t>
             </w:r>
           </w:p>
@@ -1992,13 +1563,9 @@
           <w:p>
             <w:pPr>
               <w:pStyle w:val="Compact"/>
-              <w:jc w:val="both"/>
-            </w:pPr>
-            <w:r>
-              <w:rPr>
-                <w:rFonts w:ascii="Calibri" w:hAnsi="Calibri"/>
-                <w:sz w:val="18"/>
-              </w:rPr>
+              <w:jc w:val="right"/>
+            </w:pPr>
+            <w:r>
               <w:t xml:space="preserve">14</w:t>
             </w:r>
           </w:p>
@@ -2008,13 +1575,9 @@
           <w:p>
             <w:pPr>
               <w:pStyle w:val="Compact"/>
-              <w:jc w:val="both"/>
-            </w:pPr>
-            <w:r>
-              <w:rPr>
-                <w:rFonts w:ascii="Calibri" w:hAnsi="Calibri"/>
-                <w:sz w:val="18"/>
-              </w:rPr>
+              <w:jc w:val="right"/>
+            </w:pPr>
+            <w:r>
               <w:t xml:space="preserve">9</w:t>
             </w:r>
           </w:p>
@@ -2024,35 +1587,22 @@
           <w:p>
             <w:pPr>
               <w:pStyle w:val="Compact"/>
-              <w:jc w:val="both"/>
-            </w:pPr>
-            <w:r>
-              <w:rPr>
-                <w:rFonts w:ascii="Calibri" w:hAnsi="Calibri"/>
-                <w:sz w:val="18"/>
-              </w:rPr>
+              <w:jc w:val="right"/>
+            </w:pPr>
+            <w:r>
               <w:t xml:space="preserve">-5</w:t>
             </w:r>
           </w:p>
         </w:tc>
       </w:tr>
       <w:tr>
-        <w:trPr>
-          <w:cantSplit/>
-        </w:trPr>
-        <w:tc>
-          <w:tcPr/>
-          <w:p>
-            <w:pPr>
-              <w:pStyle w:val="Compact"/>
-              <w:keepNext/>
-              <w:jc w:val="both"/>
-            </w:pPr>
-            <w:r>
-              <w:rPr>
-                <w:rFonts w:ascii="Calibri" w:hAnsi="Calibri"/>
-                <w:sz w:val="18"/>
-              </w:rPr>
+        <w:tc>
+          <w:tcPr/>
+          <w:p>
+            <w:pPr>
+              <w:pStyle w:val="Compact"/>
+            </w:pPr>
+            <w:r>
               <w:t xml:space="preserve">Aprimorado</w:t>
             </w:r>
           </w:p>
@@ -2062,14 +1612,9 @@
           <w:p>
             <w:pPr>
               <w:pStyle w:val="Compact"/>
-              <w:keepNext/>
-              <w:jc w:val="both"/>
-            </w:pPr>
-            <w:r>
-              <w:rPr>
-                <w:rFonts w:ascii="Calibri" w:hAnsi="Calibri"/>
-                <w:sz w:val="18"/>
-              </w:rPr>
+              <w:jc w:val="right"/>
+            </w:pPr>
+            <w:r>
               <w:t xml:space="preserve">6</w:t>
             </w:r>
           </w:p>
@@ -2079,14 +1624,9 @@
           <w:p>
             <w:pPr>
               <w:pStyle w:val="Compact"/>
-              <w:keepNext/>
-              <w:jc w:val="both"/>
-            </w:pPr>
-            <w:r>
-              <w:rPr>
-                <w:rFonts w:ascii="Calibri" w:hAnsi="Calibri"/>
-                <w:sz w:val="18"/>
-              </w:rPr>
+              <w:jc w:val="right"/>
+            </w:pPr>
+            <w:r>
               <w:t xml:space="preserve">4</w:t>
             </w:r>
           </w:p>
@@ -2096,14 +1636,9 @@
           <w:p>
             <w:pPr>
               <w:pStyle w:val="Compact"/>
-              <w:keepNext/>
-              <w:jc w:val="both"/>
-            </w:pPr>
-            <w:r>
-              <w:rPr>
-                <w:rFonts w:ascii="Calibri" w:hAnsi="Calibri"/>
-                <w:sz w:val="18"/>
-              </w:rPr>
+              <w:jc w:val="right"/>
+            </w:pPr>
+            <w:r>
               <w:t xml:space="preserve">-2</w:t>
             </w:r>
           </w:p>
@@ -2353,20 +1888,18 @@
     <w:p>
       <w:pPr>
         <w:pStyle w:val="TableCaption"/>
-        <w:keepNext/>
-      </w:pPr>
-      <w:r>
-        <w:t xml:space="preserve">Tabela 4 - Organizações com maiores reduções no iGovTI</w:t>
+      </w:pPr>
+      <w:r>
+        <w:t xml:space="preserve">Organizações com maiores reduções no iGovTI {#tbl:impacto_evidencias_maiores_reducoes#}</w:t>
       </w:r>
     </w:p>
     <w:tbl>
       <w:tblPr>
         <w:tblStyle w:val="Table"/>
         <w:tblW w:type="pct" w:w="5000"/>
-        <w:jc w:val="center"/>
-        <w:tblLayout w:type="autofit"/>
+        <w:tblLayout w:type="fixed"/>
         <w:tblLook w:firstRow="1" w:lastRow="0" w:firstColumn="0" w:lastColumn="0" w:noHBand="0" w:noVBand="0" w:val="0020"/>
-        <w:tblCaption w:val="Tabela 4 - Organizações com maiores reduções no iGovTI"/>
+        <w:tblCaption w:val="Organizações com maiores reduções no iGovTI {#tbl:impacto_evidencias_maiores_reducoes#}"/>
       </w:tblPr>
       <w:tblGrid>
         <w:gridCol w:w="950"/>
@@ -2380,20 +1913,14 @@
       <w:tr>
         <w:trPr>
           <w:tblHeader w:val="on"/>
-          <w:cantSplit/>
         </w:trPr>
         <w:tc>
           <w:tcPr/>
           <w:p>
             <w:pPr>
               <w:pStyle w:val="Compact"/>
-              <w:jc w:val="both"/>
-            </w:pPr>
-            <w:r>
-              <w:rPr>
-                <w:rFonts w:ascii="Calibri" w:hAnsi="Calibri"/>
-                <w:sz w:val="20"/>
-              </w:rPr>
+            </w:pPr>
+            <w:r>
               <w:t xml:space="preserve">Organização</w:t>
             </w:r>
           </w:p>
@@ -2403,13 +1930,9 @@
           <w:p>
             <w:pPr>
               <w:pStyle w:val="Compact"/>
-              <w:jc w:val="both"/>
-            </w:pPr>
-            <w:r>
-              <w:rPr>
-                <w:rFonts w:ascii="Calibri" w:hAnsi="Calibri"/>
-                <w:sz w:val="20"/>
-              </w:rPr>
+              <w:jc w:val="right"/>
+            </w:pPr>
+            <w:r>
               <w:t xml:space="preserve">iGovTI com ajuste inicial</w:t>
             </w:r>
           </w:p>
@@ -2419,13 +1942,9 @@
           <w:p>
             <w:pPr>
               <w:pStyle w:val="Compact"/>
-              <w:jc w:val="both"/>
-            </w:pPr>
-            <w:r>
-              <w:rPr>
-                <w:rFonts w:ascii="Calibri" w:hAnsi="Calibri"/>
-                <w:sz w:val="20"/>
-              </w:rPr>
+              <w:jc w:val="right"/>
+            </w:pPr>
+            <w:r>
               <w:t xml:space="preserve">iGovTI pós-evidência</w:t>
             </w:r>
           </w:p>
@@ -2435,13 +1954,9 @@
           <w:p>
             <w:pPr>
               <w:pStyle w:val="Compact"/>
-              <w:jc w:val="both"/>
-            </w:pPr>
-            <w:r>
-              <w:rPr>
-                <w:rFonts w:ascii="Calibri" w:hAnsi="Calibri"/>
-                <w:sz w:val="20"/>
-              </w:rPr>
+              <w:jc w:val="right"/>
+            </w:pPr>
+            <w:r>
               <w:t xml:space="preserve">Redução</w:t>
             </w:r>
           </w:p>
@@ -2451,13 +1966,8 @@
           <w:p>
             <w:pPr>
               <w:pStyle w:val="Compact"/>
-              <w:jc w:val="both"/>
-            </w:pPr>
-            <w:r>
-              <w:rPr>
-                <w:rFonts w:ascii="Calibri" w:hAnsi="Calibri"/>
-                <w:sz w:val="20"/>
-              </w:rPr>
+            </w:pPr>
+            <w:r>
               <w:t xml:space="preserve">Maturidade inicial</w:t>
             </w:r>
           </w:p>
@@ -2467,13 +1977,8 @@
           <w:p>
             <w:pPr>
               <w:pStyle w:val="Compact"/>
-              <w:jc w:val="both"/>
-            </w:pPr>
-            <w:r>
-              <w:rPr>
-                <w:rFonts w:ascii="Calibri" w:hAnsi="Calibri"/>
-                <w:sz w:val="20"/>
-              </w:rPr>
+            </w:pPr>
+            <w:r>
               <w:t xml:space="preserve">Maturidade pós-evidência</w:t>
             </w:r>
           </w:p>
@@ -2483,34 +1988,22 @@
           <w:p>
             <w:pPr>
               <w:pStyle w:val="Compact"/>
-              <w:jc w:val="both"/>
-            </w:pPr>
-            <w:r>
-              <w:rPr>
-                <w:rFonts w:ascii="Calibri" w:hAnsi="Calibri"/>
-                <w:sz w:val="20"/>
-              </w:rPr>
+              <w:jc w:val="right"/>
+            </w:pPr>
+            <w:r>
               <w:t xml:space="preserve">Registros pós-evidência</w:t>
             </w:r>
           </w:p>
         </w:tc>
       </w:tr>
       <w:tr>
-        <w:trPr>
-          <w:cantSplit/>
-        </w:trPr>
-        <w:tc>
-          <w:tcPr/>
-          <w:p>
-            <w:pPr>
-              <w:pStyle w:val="Compact"/>
-              <w:jc w:val="both"/>
-            </w:pPr>
-            <w:r>
-              <w:rPr>
-                <w:rFonts w:ascii="Calibri" w:hAnsi="Calibri"/>
-                <w:sz w:val="18"/>
-              </w:rPr>
+        <w:tc>
+          <w:tcPr/>
+          <w:p>
+            <w:pPr>
+              <w:pStyle w:val="Compact"/>
+            </w:pPr>
+            <w:r>
               <w:t xml:space="preserve">DETRAN</w:t>
             </w:r>
           </w:p>
@@ -2520,13 +2013,9 @@
           <w:p>
             <w:pPr>
               <w:pStyle w:val="Compact"/>
-              <w:jc w:val="both"/>
-            </w:pPr>
-            <w:r>
-              <w:rPr>
-                <w:rFonts w:ascii="Calibri" w:hAnsi="Calibri"/>
-                <w:sz w:val="18"/>
-              </w:rPr>
+              <w:jc w:val="right"/>
+            </w:pPr>
+            <w:r>
               <w:t xml:space="preserve">0,843</w:t>
             </w:r>
           </w:p>
@@ -2536,13 +2025,9 @@
           <w:p>
             <w:pPr>
               <w:pStyle w:val="Compact"/>
-              <w:jc w:val="both"/>
-            </w:pPr>
-            <w:r>
-              <w:rPr>
-                <w:rFonts w:ascii="Calibri" w:hAnsi="Calibri"/>
-                <w:sz w:val="18"/>
-              </w:rPr>
+              <w:jc w:val="right"/>
+            </w:pPr>
+            <w:r>
               <w:t xml:space="preserve">0,149</w:t>
             </w:r>
           </w:p>
@@ -2552,13 +2037,9 @@
           <w:p>
             <w:pPr>
               <w:pStyle w:val="Compact"/>
-              <w:jc w:val="both"/>
-            </w:pPr>
-            <w:r>
-              <w:rPr>
-                <w:rFonts w:ascii="Calibri" w:hAnsi="Calibri"/>
-                <w:sz w:val="18"/>
-              </w:rPr>
+              <w:jc w:val="right"/>
+            </w:pPr>
+            <w:r>
               <w:t xml:space="preserve">-0,694</w:t>
             </w:r>
           </w:p>
@@ -2568,13 +2049,8 @@
           <w:p>
             <w:pPr>
               <w:pStyle w:val="Compact"/>
-              <w:jc w:val="both"/>
-            </w:pPr>
-            <w:r>
-              <w:rPr>
-                <w:rFonts w:ascii="Calibri" w:hAnsi="Calibri"/>
-                <w:sz w:val="18"/>
-              </w:rPr>
+            </w:pPr>
+            <w:r>
               <w:t xml:space="preserve">Aprimorado</w:t>
             </w:r>
           </w:p>
@@ -2584,13 +2060,8 @@
           <w:p>
             <w:pPr>
               <w:pStyle w:val="Compact"/>
-              <w:jc w:val="both"/>
-            </w:pPr>
-            <w:r>
-              <w:rPr>
-                <w:rFonts w:ascii="Calibri" w:hAnsi="Calibri"/>
-                <w:sz w:val="18"/>
-              </w:rPr>
+            </w:pPr>
+            <w:r>
               <w:t xml:space="preserve">Inexpressivo</w:t>
             </w:r>
           </w:p>
@@ -2600,34 +2071,22 @@
           <w:p>
             <w:pPr>
               <w:pStyle w:val="Compact"/>
-              <w:jc w:val="both"/>
-            </w:pPr>
-            <w:r>
-              <w:rPr>
-                <w:rFonts w:ascii="Calibri" w:hAnsi="Calibri"/>
-                <w:sz w:val="18"/>
-              </w:rPr>
+              <w:jc w:val="right"/>
+            </w:pPr>
+            <w:r>
               <w:t xml:space="preserve">118</w:t>
             </w:r>
           </w:p>
         </w:tc>
       </w:tr>
       <w:tr>
-        <w:trPr>
-          <w:cantSplit/>
-        </w:trPr>
-        <w:tc>
-          <w:tcPr/>
-          <w:p>
-            <w:pPr>
-              <w:pStyle w:val="Compact"/>
-              <w:jc w:val="both"/>
-            </w:pPr>
-            <w:r>
-              <w:rPr>
-                <w:rFonts w:ascii="Calibri" w:hAnsi="Calibri"/>
-                <w:sz w:val="18"/>
-              </w:rPr>
+        <w:tc>
+          <w:tcPr/>
+          <w:p>
+            <w:pPr>
+              <w:pStyle w:val="Compact"/>
+            </w:pPr>
+            <w:r>
               <w:t xml:space="preserve">SEFAZ</w:t>
             </w:r>
           </w:p>
@@ -2637,13 +2096,9 @@
           <w:p>
             <w:pPr>
               <w:pStyle w:val="Compact"/>
-              <w:jc w:val="both"/>
-            </w:pPr>
-            <w:r>
-              <w:rPr>
-                <w:rFonts w:ascii="Calibri" w:hAnsi="Calibri"/>
-                <w:sz w:val="18"/>
-              </w:rPr>
+              <w:jc w:val="right"/>
+            </w:pPr>
+            <w:r>
               <w:t xml:space="preserve">0,646</w:t>
             </w:r>
           </w:p>
@@ -2653,13 +2108,9 @@
           <w:p>
             <w:pPr>
               <w:pStyle w:val="Compact"/>
-              <w:jc w:val="both"/>
-            </w:pPr>
-            <w:r>
-              <w:rPr>
-                <w:rFonts w:ascii="Calibri" w:hAnsi="Calibri"/>
-                <w:sz w:val="18"/>
-              </w:rPr>
+              <w:jc w:val="right"/>
+            </w:pPr>
+            <w:r>
               <w:t xml:space="preserve">0,216</w:t>
             </w:r>
           </w:p>
@@ -2669,13 +2120,9 @@
           <w:p>
             <w:pPr>
               <w:pStyle w:val="Compact"/>
-              <w:jc w:val="both"/>
-            </w:pPr>
-            <w:r>
-              <w:rPr>
-                <w:rFonts w:ascii="Calibri" w:hAnsi="Calibri"/>
-                <w:sz w:val="18"/>
-              </w:rPr>
+              <w:jc w:val="right"/>
+            </w:pPr>
+            <w:r>
               <w:t xml:space="preserve">-0,430</w:t>
             </w:r>
           </w:p>
@@ -2685,13 +2132,8 @@
           <w:p>
             <w:pPr>
               <w:pStyle w:val="Compact"/>
-              <w:jc w:val="both"/>
-            </w:pPr>
-            <w:r>
-              <w:rPr>
-                <w:rFonts w:ascii="Calibri" w:hAnsi="Calibri"/>
-                <w:sz w:val="18"/>
-              </w:rPr>
+            </w:pPr>
+            <w:r>
               <w:t xml:space="preserve">Intermediário</w:t>
             </w:r>
           </w:p>
@@ -2701,13 +2143,8 @@
           <w:p>
             <w:pPr>
               <w:pStyle w:val="Compact"/>
-              <w:jc w:val="both"/>
-            </w:pPr>
-            <w:r>
-              <w:rPr>
-                <w:rFonts w:ascii="Calibri" w:hAnsi="Calibri"/>
-                <w:sz w:val="18"/>
-              </w:rPr>
+            </w:pPr>
+            <w:r>
               <w:t xml:space="preserve">Iniciando</w:t>
             </w:r>
           </w:p>
@@ -2717,34 +2154,22 @@
           <w:p>
             <w:pPr>
               <w:pStyle w:val="Compact"/>
-              <w:jc w:val="both"/>
-            </w:pPr>
-            <w:r>
-              <w:rPr>
-                <w:rFonts w:ascii="Calibri" w:hAnsi="Calibri"/>
-                <w:sz w:val="18"/>
-              </w:rPr>
+              <w:jc w:val="right"/>
+            </w:pPr>
+            <w:r>
               <w:t xml:space="preserve">69</w:t>
             </w:r>
           </w:p>
         </w:tc>
       </w:tr>
       <w:tr>
-        <w:trPr>
-          <w:cantSplit/>
-        </w:trPr>
-        <w:tc>
-          <w:tcPr/>
-          <w:p>
-            <w:pPr>
-              <w:pStyle w:val="Compact"/>
-              <w:jc w:val="both"/>
-            </w:pPr>
-            <w:r>
-              <w:rPr>
-                <w:rFonts w:ascii="Calibri" w:hAnsi="Calibri"/>
-                <w:sz w:val="18"/>
-              </w:rPr>
+        <w:tc>
+          <w:tcPr/>
+          <w:p>
+            <w:pPr>
+              <w:pStyle w:val="Compact"/>
+            </w:pPr>
+            <w:r>
               <w:t xml:space="preserve">RIOPREVIDENCIA</w:t>
             </w:r>
           </w:p>
@@ -2754,13 +2179,9 @@
           <w:p>
             <w:pPr>
               <w:pStyle w:val="Compact"/>
-              <w:jc w:val="both"/>
-            </w:pPr>
-            <w:r>
-              <w:rPr>
-                <w:rFonts w:ascii="Calibri" w:hAnsi="Calibri"/>
-                <w:sz w:val="18"/>
-              </w:rPr>
+              <w:jc w:val="right"/>
+            </w:pPr>
+            <w:r>
               <w:t xml:space="preserve">0,625</w:t>
             </w:r>
           </w:p>
@@ -2770,13 +2191,9 @@
           <w:p>
             <w:pPr>
               <w:pStyle w:val="Compact"/>
-              <w:jc w:val="both"/>
-            </w:pPr>
-            <w:r>
-              <w:rPr>
-                <w:rFonts w:ascii="Calibri" w:hAnsi="Calibri"/>
-                <w:sz w:val="18"/>
-              </w:rPr>
+              <w:jc w:val="right"/>
+            </w:pPr>
+            <w:r>
               <w:t xml:space="preserve">0,391</w:t>
             </w:r>
           </w:p>
@@ -2786,13 +2203,9 @@
           <w:p>
             <w:pPr>
               <w:pStyle w:val="Compact"/>
-              <w:jc w:val="both"/>
-            </w:pPr>
-            <w:r>
-              <w:rPr>
-                <w:rFonts w:ascii="Calibri" w:hAnsi="Calibri"/>
-                <w:sz w:val="18"/>
-              </w:rPr>
+              <w:jc w:val="right"/>
+            </w:pPr>
+            <w:r>
               <w:t xml:space="preserve">-0,234</w:t>
             </w:r>
           </w:p>
@@ -2802,13 +2215,8 @@
           <w:p>
             <w:pPr>
               <w:pStyle w:val="Compact"/>
-              <w:jc w:val="both"/>
-            </w:pPr>
-            <w:r>
-              <w:rPr>
-                <w:rFonts w:ascii="Calibri" w:hAnsi="Calibri"/>
-                <w:sz w:val="18"/>
-              </w:rPr>
+            </w:pPr>
+            <w:r>
               <w:t xml:space="preserve">Intermediário</w:t>
             </w:r>
           </w:p>
@@ -2818,13 +2226,8 @@
           <w:p>
             <w:pPr>
               <w:pStyle w:val="Compact"/>
-              <w:jc w:val="both"/>
-            </w:pPr>
-            <w:r>
-              <w:rPr>
-                <w:rFonts w:ascii="Calibri" w:hAnsi="Calibri"/>
-                <w:sz w:val="18"/>
-              </w:rPr>
+            </w:pPr>
+            <w:r>
               <w:t xml:space="preserve">Iniciando</w:t>
             </w:r>
           </w:p>
@@ -2834,34 +2237,22 @@
           <w:p>
             <w:pPr>
               <w:pStyle w:val="Compact"/>
-              <w:jc w:val="both"/>
-            </w:pPr>
-            <w:r>
-              <w:rPr>
-                <w:rFonts w:ascii="Calibri" w:hAnsi="Calibri"/>
-                <w:sz w:val="18"/>
-              </w:rPr>
+              <w:jc w:val="right"/>
+            </w:pPr>
+            <w:r>
               <w:t xml:space="preserve">44</w:t>
             </w:r>
           </w:p>
         </w:tc>
       </w:tr>
       <w:tr>
-        <w:trPr>
-          <w:cantSplit/>
-        </w:trPr>
-        <w:tc>
-          <w:tcPr/>
-          <w:p>
-            <w:pPr>
-              <w:pStyle w:val="Compact"/>
-              <w:jc w:val="both"/>
-            </w:pPr>
-            <w:r>
-              <w:rPr>
-                <w:rFonts w:ascii="Calibri" w:hAnsi="Calibri"/>
-                <w:sz w:val="18"/>
-              </w:rPr>
+        <w:tc>
+          <w:tcPr/>
+          <w:p>
+            <w:pPr>
+              <w:pStyle w:val="Compact"/>
+            </w:pPr>
+            <w:r>
               <w:t xml:space="preserve">TERESÓPOLIS</w:t>
             </w:r>
           </w:p>
@@ -2871,13 +2262,9 @@
           <w:p>
             <w:pPr>
               <w:pStyle w:val="Compact"/>
-              <w:jc w:val="both"/>
-            </w:pPr>
-            <w:r>
-              <w:rPr>
-                <w:rFonts w:ascii="Calibri" w:hAnsi="Calibri"/>
-                <w:sz w:val="18"/>
-              </w:rPr>
+              <w:jc w:val="right"/>
+            </w:pPr>
+            <w:r>
               <w:t xml:space="preserve">0,664</w:t>
             </w:r>
           </w:p>
@@ -2887,13 +2274,9 @@
           <w:p>
             <w:pPr>
               <w:pStyle w:val="Compact"/>
-              <w:jc w:val="both"/>
-            </w:pPr>
-            <w:r>
-              <w:rPr>
-                <w:rFonts w:ascii="Calibri" w:hAnsi="Calibri"/>
-                <w:sz w:val="18"/>
-              </w:rPr>
+              <w:jc w:val="right"/>
+            </w:pPr>
+            <w:r>
               <w:t xml:space="preserve">0,442</w:t>
             </w:r>
           </w:p>
@@ -2903,13 +2286,9 @@
           <w:p>
             <w:pPr>
               <w:pStyle w:val="Compact"/>
-              <w:jc w:val="both"/>
-            </w:pPr>
-            <w:r>
-              <w:rPr>
-                <w:rFonts w:ascii="Calibri" w:hAnsi="Calibri"/>
-                <w:sz w:val="18"/>
-              </w:rPr>
+              <w:jc w:val="right"/>
+            </w:pPr>
+            <w:r>
               <w:t xml:space="preserve">-0,223</w:t>
             </w:r>
           </w:p>
@@ -2919,13 +2298,8 @@
           <w:p>
             <w:pPr>
               <w:pStyle w:val="Compact"/>
-              <w:jc w:val="both"/>
-            </w:pPr>
-            <w:r>
-              <w:rPr>
-                <w:rFonts w:ascii="Calibri" w:hAnsi="Calibri"/>
-                <w:sz w:val="18"/>
-              </w:rPr>
+            </w:pPr>
+            <w:r>
               <w:t xml:space="preserve">Intermediário</w:t>
             </w:r>
           </w:p>
@@ -2935,13 +2309,8 @@
           <w:p>
             <w:pPr>
               <w:pStyle w:val="Compact"/>
-              <w:jc w:val="both"/>
-            </w:pPr>
-            <w:r>
-              <w:rPr>
-                <w:rFonts w:ascii="Calibri" w:hAnsi="Calibri"/>
-                <w:sz w:val="18"/>
-              </w:rPr>
+            </w:pPr>
+            <w:r>
               <w:t xml:space="preserve">Intermediário</w:t>
             </w:r>
           </w:p>
@@ -2951,34 +2320,22 @@
           <w:p>
             <w:pPr>
               <w:pStyle w:val="Compact"/>
-              <w:jc w:val="both"/>
-            </w:pPr>
-            <w:r>
-              <w:rPr>
-                <w:rFonts w:ascii="Calibri" w:hAnsi="Calibri"/>
-                <w:sz w:val="18"/>
-              </w:rPr>
+              <w:jc w:val="right"/>
+            </w:pPr>
+            <w:r>
               <w:t xml:space="preserve">44</w:t>
             </w:r>
           </w:p>
         </w:tc>
       </w:tr>
       <w:tr>
-        <w:trPr>
-          <w:cantSplit/>
-        </w:trPr>
-        <w:tc>
-          <w:tcPr/>
-          <w:p>
-            <w:pPr>
-              <w:pStyle w:val="Compact"/>
-              <w:jc w:val="both"/>
-            </w:pPr>
-            <w:r>
-              <w:rPr>
-                <w:rFonts w:ascii="Calibri" w:hAnsi="Calibri"/>
-                <w:sz w:val="18"/>
-              </w:rPr>
+        <w:tc>
+          <w:tcPr/>
+          <w:p>
+            <w:pPr>
+              <w:pStyle w:val="Compact"/>
+            </w:pPr>
+            <w:r>
               <w:t xml:space="preserve">SES</w:t>
             </w:r>
           </w:p>
@@ -2988,13 +2345,9 @@
           <w:p>
             <w:pPr>
               <w:pStyle w:val="Compact"/>
-              <w:jc w:val="both"/>
-            </w:pPr>
-            <w:r>
-              <w:rPr>
-                <w:rFonts w:ascii="Calibri" w:hAnsi="Calibri"/>
-                <w:sz w:val="18"/>
-              </w:rPr>
+              <w:jc w:val="right"/>
+            </w:pPr>
+            <w:r>
               <w:t xml:space="preserve">0,556</w:t>
             </w:r>
           </w:p>
@@ -3004,13 +2357,9 @@
           <w:p>
             <w:pPr>
               <w:pStyle w:val="Compact"/>
-              <w:jc w:val="both"/>
-            </w:pPr>
-            <w:r>
-              <w:rPr>
-                <w:rFonts w:ascii="Calibri" w:hAnsi="Calibri"/>
-                <w:sz w:val="18"/>
-              </w:rPr>
+              <w:jc w:val="right"/>
+            </w:pPr>
+            <w:r>
               <w:t xml:space="preserve">0,351</w:t>
             </w:r>
           </w:p>
@@ -3020,13 +2369,9 @@
           <w:p>
             <w:pPr>
               <w:pStyle w:val="Compact"/>
-              <w:jc w:val="both"/>
-            </w:pPr>
-            <w:r>
-              <w:rPr>
-                <w:rFonts w:ascii="Calibri" w:hAnsi="Calibri"/>
-                <w:sz w:val="18"/>
-              </w:rPr>
+              <w:jc w:val="right"/>
+            </w:pPr>
+            <w:r>
               <w:t xml:space="preserve">-0,204</w:t>
             </w:r>
           </w:p>
@@ -3036,13 +2381,8 @@
           <w:p>
             <w:pPr>
               <w:pStyle w:val="Compact"/>
-              <w:jc w:val="both"/>
-            </w:pPr>
-            <w:r>
-              <w:rPr>
-                <w:rFonts w:ascii="Calibri" w:hAnsi="Calibri"/>
-                <w:sz w:val="18"/>
-              </w:rPr>
+            </w:pPr>
+            <w:r>
               <w:t xml:space="preserve">Intermediário</w:t>
             </w:r>
           </w:p>
@@ -3052,13 +2392,8 @@
           <w:p>
             <w:pPr>
               <w:pStyle w:val="Compact"/>
-              <w:jc w:val="both"/>
-            </w:pPr>
-            <w:r>
-              <w:rPr>
-                <w:rFonts w:ascii="Calibri" w:hAnsi="Calibri"/>
-                <w:sz w:val="18"/>
-              </w:rPr>
+            </w:pPr>
+            <w:r>
               <w:t xml:space="preserve">Iniciando</w:t>
             </w:r>
           </w:p>
@@ -3068,34 +2403,22 @@
           <w:p>
             <w:pPr>
               <w:pStyle w:val="Compact"/>
-              <w:jc w:val="both"/>
-            </w:pPr>
-            <w:r>
-              <w:rPr>
-                <w:rFonts w:ascii="Calibri" w:hAnsi="Calibri"/>
-                <w:sz w:val="18"/>
-              </w:rPr>
+              <w:jc w:val="right"/>
+            </w:pPr>
+            <w:r>
               <w:t xml:space="preserve">52</w:t>
             </w:r>
           </w:p>
         </w:tc>
       </w:tr>
       <w:tr>
-        <w:trPr>
-          <w:cantSplit/>
-        </w:trPr>
-        <w:tc>
-          <w:tcPr/>
-          <w:p>
-            <w:pPr>
-              <w:pStyle w:val="Compact"/>
-              <w:jc w:val="both"/>
-            </w:pPr>
-            <w:r>
-              <w:rPr>
-                <w:rFonts w:ascii="Calibri" w:hAnsi="Calibri"/>
-                <w:sz w:val="18"/>
-              </w:rPr>
+        <w:tc>
+          <w:tcPr/>
+          <w:p>
+            <w:pPr>
+              <w:pStyle w:val="Compact"/>
+            </w:pPr>
+            <w:r>
               <w:t xml:space="preserve">DPGE</w:t>
             </w:r>
           </w:p>
@@ -3105,13 +2428,9 @@
           <w:p>
             <w:pPr>
               <w:pStyle w:val="Compact"/>
-              <w:jc w:val="both"/>
-            </w:pPr>
-            <w:r>
-              <w:rPr>
-                <w:rFonts w:ascii="Calibri" w:hAnsi="Calibri"/>
-                <w:sz w:val="18"/>
-              </w:rPr>
+              <w:jc w:val="right"/>
+            </w:pPr>
+            <w:r>
               <w:t xml:space="preserve">0,347</w:t>
             </w:r>
           </w:p>
@@ -3121,13 +2440,9 @@
           <w:p>
             <w:pPr>
               <w:pStyle w:val="Compact"/>
-              <w:jc w:val="both"/>
-            </w:pPr>
-            <w:r>
-              <w:rPr>
-                <w:rFonts w:ascii="Calibri" w:hAnsi="Calibri"/>
-                <w:sz w:val="18"/>
-              </w:rPr>
+              <w:jc w:val="right"/>
+            </w:pPr>
+            <w:r>
               <w:t xml:space="preserve">0,171</w:t>
             </w:r>
           </w:p>
@@ -3137,13 +2452,9 @@
           <w:p>
             <w:pPr>
               <w:pStyle w:val="Compact"/>
-              <w:jc w:val="both"/>
-            </w:pPr>
-            <w:r>
-              <w:rPr>
-                <w:rFonts w:ascii="Calibri" w:hAnsi="Calibri"/>
-                <w:sz w:val="18"/>
-              </w:rPr>
+              <w:jc w:val="right"/>
+            </w:pPr>
+            <w:r>
               <w:t xml:space="preserve">-0,176</w:t>
             </w:r>
           </w:p>
@@ -3153,13 +2464,8 @@
           <w:p>
             <w:pPr>
               <w:pStyle w:val="Compact"/>
-              <w:jc w:val="both"/>
-            </w:pPr>
-            <w:r>
-              <w:rPr>
-                <w:rFonts w:ascii="Calibri" w:hAnsi="Calibri"/>
-                <w:sz w:val="18"/>
-              </w:rPr>
+            </w:pPr>
+            <w:r>
               <w:t xml:space="preserve">Iniciando</w:t>
             </w:r>
           </w:p>
@@ -3169,13 +2475,8 @@
           <w:p>
             <w:pPr>
               <w:pStyle w:val="Compact"/>
-              <w:jc w:val="both"/>
-            </w:pPr>
-            <w:r>
-              <w:rPr>
-                <w:rFonts w:ascii="Calibri" w:hAnsi="Calibri"/>
-                <w:sz w:val="18"/>
-              </w:rPr>
+            </w:pPr>
+            <w:r>
               <w:t xml:space="preserve">Iniciando</w:t>
             </w:r>
           </w:p>
@@ -3185,34 +2486,22 @@
           <w:p>
             <w:pPr>
               <w:pStyle w:val="Compact"/>
-              <w:jc w:val="both"/>
-            </w:pPr>
-            <w:r>
-              <w:rPr>
-                <w:rFonts w:ascii="Calibri" w:hAnsi="Calibri"/>
-                <w:sz w:val="18"/>
-              </w:rPr>
+              <w:jc w:val="right"/>
+            </w:pPr>
+            <w:r>
               <w:t xml:space="preserve">54</w:t>
             </w:r>
           </w:p>
         </w:tc>
       </w:tr>
       <w:tr>
-        <w:trPr>
-          <w:cantSplit/>
-        </w:trPr>
-        <w:tc>
-          <w:tcPr/>
-          <w:p>
-            <w:pPr>
-              <w:pStyle w:val="Compact"/>
-              <w:jc w:val="both"/>
-            </w:pPr>
-            <w:r>
-              <w:rPr>
-                <w:rFonts w:ascii="Calibri" w:hAnsi="Calibri"/>
-                <w:sz w:val="18"/>
-              </w:rPr>
+        <w:tc>
+          <w:tcPr/>
+          <w:p>
+            <w:pPr>
+              <w:pStyle w:val="Compact"/>
+            </w:pPr>
+            <w:r>
               <w:t xml:space="preserve">CODERTE</w:t>
             </w:r>
           </w:p>
@@ -3222,13 +2511,9 @@
           <w:p>
             <w:pPr>
               <w:pStyle w:val="Compact"/>
-              <w:jc w:val="both"/>
-            </w:pPr>
-            <w:r>
-              <w:rPr>
-                <w:rFonts w:ascii="Calibri" w:hAnsi="Calibri"/>
-                <w:sz w:val="18"/>
-              </w:rPr>
+              <w:jc w:val="right"/>
+            </w:pPr>
+            <w:r>
               <w:t xml:space="preserve">0,376</w:t>
             </w:r>
           </w:p>
@@ -3238,13 +2523,9 @@
           <w:p>
             <w:pPr>
               <w:pStyle w:val="Compact"/>
-              <w:jc w:val="both"/>
-            </w:pPr>
-            <w:r>
-              <w:rPr>
-                <w:rFonts w:ascii="Calibri" w:hAnsi="Calibri"/>
-                <w:sz w:val="18"/>
-              </w:rPr>
+              <w:jc w:val="right"/>
+            </w:pPr>
+            <w:r>
               <w:t xml:space="preserve">0,218</w:t>
             </w:r>
           </w:p>
@@ -3254,13 +2535,9 @@
           <w:p>
             <w:pPr>
               <w:pStyle w:val="Compact"/>
-              <w:jc w:val="both"/>
-            </w:pPr>
-            <w:r>
-              <w:rPr>
-                <w:rFonts w:ascii="Calibri" w:hAnsi="Calibri"/>
-                <w:sz w:val="18"/>
-              </w:rPr>
+              <w:jc w:val="right"/>
+            </w:pPr>
+            <w:r>
               <w:t xml:space="preserve">-0,158</w:t>
             </w:r>
           </w:p>
@@ -3270,13 +2547,8 @@
           <w:p>
             <w:pPr>
               <w:pStyle w:val="Compact"/>
-              <w:jc w:val="both"/>
-            </w:pPr>
-            <w:r>
-              <w:rPr>
-                <w:rFonts w:ascii="Calibri" w:hAnsi="Calibri"/>
-                <w:sz w:val="18"/>
-              </w:rPr>
+            </w:pPr>
+            <w:r>
               <w:t xml:space="preserve">Iniciando</w:t>
             </w:r>
           </w:p>
@@ -3286,13 +2558,8 @@
           <w:p>
             <w:pPr>
               <w:pStyle w:val="Compact"/>
-              <w:jc w:val="both"/>
-            </w:pPr>
-            <w:r>
-              <w:rPr>
-                <w:rFonts w:ascii="Calibri" w:hAnsi="Calibri"/>
-                <w:sz w:val="18"/>
-              </w:rPr>
+            </w:pPr>
+            <w:r>
               <w:t xml:space="preserve">Iniciando</w:t>
             </w:r>
           </w:p>
@@ -3302,34 +2569,22 @@
           <w:p>
             <w:pPr>
               <w:pStyle w:val="Compact"/>
-              <w:jc w:val="both"/>
-            </w:pPr>
-            <w:r>
-              <w:rPr>
-                <w:rFonts w:ascii="Calibri" w:hAnsi="Calibri"/>
-                <w:sz w:val="18"/>
-              </w:rPr>
+              <w:jc w:val="right"/>
+            </w:pPr>
+            <w:r>
               <w:t xml:space="preserve">24</w:t>
             </w:r>
           </w:p>
         </w:tc>
       </w:tr>
       <w:tr>
-        <w:trPr>
-          <w:cantSplit/>
-        </w:trPr>
-        <w:tc>
-          <w:tcPr/>
-          <w:p>
-            <w:pPr>
-              <w:pStyle w:val="Compact"/>
-              <w:jc w:val="both"/>
-            </w:pPr>
-            <w:r>
-              <w:rPr>
-                <w:rFonts w:ascii="Calibri" w:hAnsi="Calibri"/>
-                <w:sz w:val="18"/>
-              </w:rPr>
+        <w:tc>
+          <w:tcPr/>
+          <w:p>
+            <w:pPr>
+              <w:pStyle w:val="Compact"/>
+            </w:pPr>
+            <w:r>
               <w:t xml:space="preserve">DUQUE DE CAXIAS</w:t>
             </w:r>
           </w:p>
@@ -3339,13 +2594,9 @@
           <w:p>
             <w:pPr>
               <w:pStyle w:val="Compact"/>
-              <w:jc w:val="both"/>
-            </w:pPr>
-            <w:r>
-              <w:rPr>
-                <w:rFonts w:ascii="Calibri" w:hAnsi="Calibri"/>
-                <w:sz w:val="18"/>
-              </w:rPr>
+              <w:jc w:val="right"/>
+            </w:pPr>
+            <w:r>
               <w:t xml:space="preserve">0,344</w:t>
             </w:r>
           </w:p>
@@ -3355,13 +2606,9 @@
           <w:p>
             <w:pPr>
               <w:pStyle w:val="Compact"/>
-              <w:jc w:val="both"/>
-            </w:pPr>
-            <w:r>
-              <w:rPr>
-                <w:rFonts w:ascii="Calibri" w:hAnsi="Calibri"/>
-                <w:sz w:val="18"/>
-              </w:rPr>
+              <w:jc w:val="right"/>
+            </w:pPr>
+            <w:r>
               <w:t xml:space="preserve">0,196</w:t>
             </w:r>
           </w:p>
@@ -3371,13 +2618,9 @@
           <w:p>
             <w:pPr>
               <w:pStyle w:val="Compact"/>
-              <w:jc w:val="both"/>
-            </w:pPr>
-            <w:r>
-              <w:rPr>
-                <w:rFonts w:ascii="Calibri" w:hAnsi="Calibri"/>
-                <w:sz w:val="18"/>
-              </w:rPr>
+              <w:jc w:val="right"/>
+            </w:pPr>
+            <w:r>
               <w:t xml:space="preserve">-0,148</w:t>
             </w:r>
           </w:p>
@@ -3387,13 +2630,8 @@
           <w:p>
             <w:pPr>
               <w:pStyle w:val="Compact"/>
-              <w:jc w:val="both"/>
-            </w:pPr>
-            <w:r>
-              <w:rPr>
-                <w:rFonts w:ascii="Calibri" w:hAnsi="Calibri"/>
-                <w:sz w:val="18"/>
-              </w:rPr>
+            </w:pPr>
+            <w:r>
               <w:t xml:space="preserve">Iniciando</w:t>
             </w:r>
           </w:p>
@@ -3403,13 +2641,8 @@
           <w:p>
             <w:pPr>
               <w:pStyle w:val="Compact"/>
-              <w:jc w:val="both"/>
-            </w:pPr>
-            <w:r>
-              <w:rPr>
-                <w:rFonts w:ascii="Calibri" w:hAnsi="Calibri"/>
-                <w:sz w:val="18"/>
-              </w:rPr>
+            </w:pPr>
+            <w:r>
               <w:t xml:space="preserve">Iniciando</w:t>
             </w:r>
           </w:p>
@@ -3419,34 +2652,22 @@
           <w:p>
             <w:pPr>
               <w:pStyle w:val="Compact"/>
-              <w:jc w:val="both"/>
-            </w:pPr>
-            <w:r>
-              <w:rPr>
-                <w:rFonts w:ascii="Calibri" w:hAnsi="Calibri"/>
-                <w:sz w:val="18"/>
-              </w:rPr>
+              <w:jc w:val="right"/>
+            </w:pPr>
+            <w:r>
               <w:t xml:space="preserve">48</w:t>
             </w:r>
           </w:p>
         </w:tc>
       </w:tr>
       <w:tr>
-        <w:trPr>
-          <w:cantSplit/>
-        </w:trPr>
-        <w:tc>
-          <w:tcPr/>
-          <w:p>
-            <w:pPr>
-              <w:pStyle w:val="Compact"/>
-              <w:jc w:val="both"/>
-            </w:pPr>
-            <w:r>
-              <w:rPr>
-                <w:rFonts w:ascii="Calibri" w:hAnsi="Calibri"/>
-                <w:sz w:val="18"/>
-              </w:rPr>
+        <w:tc>
+          <w:tcPr/>
+          <w:p>
+            <w:pPr>
+              <w:pStyle w:val="Compact"/>
+            </w:pPr>
+            <w:r>
               <w:t xml:space="preserve">SEEDUC</w:t>
             </w:r>
           </w:p>
@@ -3456,13 +2677,9 @@
           <w:p>
             <w:pPr>
               <w:pStyle w:val="Compact"/>
-              <w:jc w:val="both"/>
-            </w:pPr>
-            <w:r>
-              <w:rPr>
-                <w:rFonts w:ascii="Calibri" w:hAnsi="Calibri"/>
-                <w:sz w:val="18"/>
-              </w:rPr>
+              <w:jc w:val="right"/>
+            </w:pPr>
+            <w:r>
               <w:t xml:space="preserve">0,299</w:t>
             </w:r>
           </w:p>
@@ -3472,13 +2689,9 @@
           <w:p>
             <w:pPr>
               <w:pStyle w:val="Compact"/>
-              <w:jc w:val="both"/>
-            </w:pPr>
-            <w:r>
-              <w:rPr>
-                <w:rFonts w:ascii="Calibri" w:hAnsi="Calibri"/>
-                <w:sz w:val="18"/>
-              </w:rPr>
+              <w:jc w:val="right"/>
+            </w:pPr>
+            <w:r>
               <w:t xml:space="preserve">0,152</w:t>
             </w:r>
           </w:p>
@@ -3488,13 +2701,9 @@
           <w:p>
             <w:pPr>
               <w:pStyle w:val="Compact"/>
-              <w:jc w:val="both"/>
-            </w:pPr>
-            <w:r>
-              <w:rPr>
-                <w:rFonts w:ascii="Calibri" w:hAnsi="Calibri"/>
-                <w:sz w:val="18"/>
-              </w:rPr>
+              <w:jc w:val="right"/>
+            </w:pPr>
+            <w:r>
               <w:t xml:space="preserve">-0,147</w:t>
             </w:r>
           </w:p>
@@ -3504,13 +2713,8 @@
           <w:p>
             <w:pPr>
               <w:pStyle w:val="Compact"/>
-              <w:jc w:val="both"/>
-            </w:pPr>
-            <w:r>
-              <w:rPr>
-                <w:rFonts w:ascii="Calibri" w:hAnsi="Calibri"/>
-                <w:sz w:val="18"/>
-              </w:rPr>
+            </w:pPr>
+            <w:r>
               <w:t xml:space="preserve">Iniciando</w:t>
             </w:r>
           </w:p>
@@ -3520,13 +2724,8 @@
           <w:p>
             <w:pPr>
               <w:pStyle w:val="Compact"/>
-              <w:jc w:val="both"/>
-            </w:pPr>
-            <w:r>
-              <w:rPr>
-                <w:rFonts w:ascii="Calibri" w:hAnsi="Calibri"/>
-                <w:sz w:val="18"/>
-              </w:rPr>
+            </w:pPr>
+            <w:r>
               <w:t xml:space="preserve">Iniciando</w:t>
             </w:r>
           </w:p>
@@ -3536,35 +2735,22 @@
           <w:p>
             <w:pPr>
               <w:pStyle w:val="Compact"/>
-              <w:jc w:val="both"/>
-            </w:pPr>
-            <w:r>
-              <w:rPr>
-                <w:rFonts w:ascii="Calibri" w:hAnsi="Calibri"/>
-                <w:sz w:val="18"/>
-              </w:rPr>
+              <w:jc w:val="right"/>
+            </w:pPr>
+            <w:r>
               <w:t xml:space="preserve">26</w:t>
             </w:r>
           </w:p>
         </w:tc>
       </w:tr>
       <w:tr>
-        <w:trPr>
-          <w:cantSplit/>
-        </w:trPr>
-        <w:tc>
-          <w:tcPr/>
-          <w:p>
-            <w:pPr>
-              <w:pStyle w:val="Compact"/>
-              <w:keepNext/>
-              <w:jc w:val="both"/>
-            </w:pPr>
-            <w:r>
-              <w:rPr>
-                <w:rFonts w:ascii="Calibri" w:hAnsi="Calibri"/>
-                <w:sz w:val="18"/>
-              </w:rPr>
+        <w:tc>
+          <w:tcPr/>
+          <w:p>
+            <w:pPr>
+              <w:pStyle w:val="Compact"/>
+            </w:pPr>
+            <w:r>
               <w:t xml:space="preserve">SEINFRA</w:t>
             </w:r>
           </w:p>
@@ -3574,14 +2760,9 @@
           <w:p>
             <w:pPr>
               <w:pStyle w:val="Compact"/>
-              <w:keepNext/>
-              <w:jc w:val="both"/>
-            </w:pPr>
-            <w:r>
-              <w:rPr>
-                <w:rFonts w:ascii="Calibri" w:hAnsi="Calibri"/>
-                <w:sz w:val="18"/>
-              </w:rPr>
+              <w:jc w:val="right"/>
+            </w:pPr>
+            <w:r>
               <w:t xml:space="preserve">0,341</w:t>
             </w:r>
           </w:p>
@@ -3591,14 +2772,9 @@
           <w:p>
             <w:pPr>
               <w:pStyle w:val="Compact"/>
-              <w:keepNext/>
-              <w:jc w:val="both"/>
-            </w:pPr>
-            <w:r>
-              <w:rPr>
-                <w:rFonts w:ascii="Calibri" w:hAnsi="Calibri"/>
-                <w:sz w:val="18"/>
-              </w:rPr>
+              <w:jc w:val="right"/>
+            </w:pPr>
+            <w:r>
               <w:t xml:space="preserve">0,212</w:t>
             </w:r>
           </w:p>
@@ -3608,14 +2784,9 @@
           <w:p>
             <w:pPr>
               <w:pStyle w:val="Compact"/>
-              <w:keepNext/>
-              <w:jc w:val="both"/>
-            </w:pPr>
-            <w:r>
-              <w:rPr>
-                <w:rFonts w:ascii="Calibri" w:hAnsi="Calibri"/>
-                <w:sz w:val="18"/>
-              </w:rPr>
+              <w:jc w:val="right"/>
+            </w:pPr>
+            <w:r>
               <w:t xml:space="preserve">-0,129</w:t>
             </w:r>
           </w:p>
@@ -3625,14 +2796,8 @@
           <w:p>
             <w:pPr>
               <w:pStyle w:val="Compact"/>
-              <w:keepNext/>
-              <w:jc w:val="both"/>
-            </w:pPr>
-            <w:r>
-              <w:rPr>
-                <w:rFonts w:ascii="Calibri" w:hAnsi="Calibri"/>
-                <w:sz w:val="18"/>
-              </w:rPr>
+            </w:pPr>
+            <w:r>
               <w:t xml:space="preserve">Iniciando</w:t>
             </w:r>
           </w:p>
@@ -3642,14 +2807,8 @@
           <w:p>
             <w:pPr>
               <w:pStyle w:val="Compact"/>
-              <w:keepNext/>
-              <w:jc w:val="both"/>
-            </w:pPr>
-            <w:r>
-              <w:rPr>
-                <w:rFonts w:ascii="Calibri" w:hAnsi="Calibri"/>
-                <w:sz w:val="18"/>
-              </w:rPr>
+            </w:pPr>
+            <w:r>
               <w:t xml:space="preserve">Iniciando</w:t>
             </w:r>
           </w:p>
@@ -3659,14 +2818,9 @@
           <w:p>
             <w:pPr>
               <w:pStyle w:val="Compact"/>
-              <w:keepNext/>
-              <w:jc w:val="both"/>
-            </w:pPr>
-            <w:r>
-              <w:rPr>
-                <w:rFonts w:ascii="Calibri" w:hAnsi="Calibri"/>
-                <w:sz w:val="18"/>
-              </w:rPr>
+              <w:jc w:val="right"/>
+            </w:pPr>
+            <w:r>
               <w:t xml:space="preserve">23</w:t>
             </w:r>
           </w:p>
@@ -3710,20 +2864,18 @@
     <w:p>
       <w:pPr>
         <w:pStyle w:val="TableCaption"/>
-        <w:keepNext/>
-      </w:pPr>
-      <w:r>
-        <w:t xml:space="preserve">Tabela 5 - Itens-base com maior quantidade de registros pós-evidência</w:t>
+      </w:pPr>
+      <w:r>
+        <w:t xml:space="preserve">Itens-base com maior quantidade de registros pós-evidência {#tbl:impacto_evidencias_itens#}</w:t>
       </w:r>
     </w:p>
     <w:tbl>
       <w:tblPr>
         <w:tblStyle w:val="Table"/>
         <w:tblW w:type="pct" w:w="5000"/>
-        <w:jc w:val="center"/>
-        <w:tblLayout w:type="autofit"/>
+        <w:tblLayout w:type="fixed"/>
         <w:tblLook w:firstRow="1" w:lastRow="0" w:firstColumn="0" w:lastColumn="0" w:noHBand="0" w:noVBand="0" w:val="0020"/>
-        <w:tblCaption w:val="Tabela 5 - Itens-base com maior quantidade de registros pós-evidência"/>
+        <w:tblCaption w:val="Itens-base com maior quantidade de registros pós-evidência {#tbl:impacto_evidencias_itens#}"/>
       </w:tblPr>
       <w:tblGrid>
         <w:gridCol w:w="1697"/>
@@ -3734,20 +2886,14 @@
       <w:tr>
         <w:trPr>
           <w:tblHeader w:val="on"/>
-          <w:cantSplit/>
         </w:trPr>
         <w:tc>
           <w:tcPr/>
           <w:p>
             <w:pPr>
               <w:pStyle w:val="Compact"/>
-              <w:jc w:val="both"/>
-            </w:pPr>
-            <w:r>
-              <w:rPr>
-                <w:rFonts w:ascii="Calibri" w:hAnsi="Calibri"/>
-                <w:sz w:val="20"/>
-              </w:rPr>
+            </w:pPr>
+            <w:r>
               <w:t xml:space="preserve">Item-base</w:t>
             </w:r>
           </w:p>
@@ -3757,13 +2903,8 @@
           <w:p>
             <w:pPr>
               <w:pStyle w:val="Compact"/>
-              <w:jc w:val="both"/>
-            </w:pPr>
-            <w:r>
-              <w:rPr>
-                <w:rFonts w:ascii="Calibri" w:hAnsi="Calibri"/>
-                <w:sz w:val="20"/>
-              </w:rPr>
+            </w:pPr>
+            <w:r>
               <w:t xml:space="preserve">Tema avaliado</w:t>
             </w:r>
           </w:p>
@@ -3773,13 +2914,9 @@
           <w:p>
             <w:pPr>
               <w:pStyle w:val="Compact"/>
-              <w:jc w:val="both"/>
-            </w:pPr>
-            <w:r>
-              <w:rPr>
-                <w:rFonts w:ascii="Calibri" w:hAnsi="Calibri"/>
-                <w:sz w:val="20"/>
-              </w:rPr>
+              <w:jc w:val="right"/>
+            </w:pPr>
+            <w:r>
               <w:t xml:space="preserve">Registros</w:t>
             </w:r>
           </w:p>
@@ -3789,34 +2926,22 @@
           <w:p>
             <w:pPr>
               <w:pStyle w:val="Compact"/>
-              <w:jc w:val="both"/>
-            </w:pPr>
-            <w:r>
-              <w:rPr>
-                <w:rFonts w:ascii="Calibri" w:hAnsi="Calibri"/>
-                <w:sz w:val="20"/>
-              </w:rPr>
+              <w:jc w:val="right"/>
+            </w:pPr>
+            <w:r>
               <w:t xml:space="preserve">Auditados afetados</w:t>
             </w:r>
           </w:p>
         </w:tc>
       </w:tr>
       <w:tr>
-        <w:trPr>
-          <w:cantSplit/>
-        </w:trPr>
-        <w:tc>
-          <w:tcPr/>
-          <w:p>
-            <w:pPr>
-              <w:pStyle w:val="Compact"/>
-              <w:jc w:val="both"/>
-            </w:pPr>
-            <w:r>
-              <w:rPr>
-                <w:rFonts w:ascii="Calibri" w:hAnsi="Calibri"/>
-                <w:sz w:val="18"/>
-              </w:rPr>
+        <w:tc>
+          <w:tcPr/>
+          <w:p>
+            <w:pPr>
+              <w:pStyle w:val="Compact"/>
+            </w:pPr>
+            <w:r>
               <w:t xml:space="preserve">q2504</w:t>
             </w:r>
           </w:p>
@@ -3826,13 +2951,8 @@
           <w:p>
             <w:pPr>
               <w:pStyle w:val="Compact"/>
-              <w:jc w:val="both"/>
-            </w:pPr>
-            <w:r>
-              <w:rPr>
-                <w:rFonts w:ascii="Calibri" w:hAnsi="Calibri"/>
-                <w:sz w:val="18"/>
-              </w:rPr>
+            </w:pPr>
+            <w:r>
               <w:t xml:space="preserve">Gestão da segurança dos recursos de processamento da informação, inclusive nuvem</w:t>
             </w:r>
           </w:p>
@@ -3842,13 +2962,9 @@
           <w:p>
             <w:pPr>
               <w:pStyle w:val="Compact"/>
-              <w:jc w:val="both"/>
-            </w:pPr>
-            <w:r>
-              <w:rPr>
-                <w:rFonts w:ascii="Calibri" w:hAnsi="Calibri"/>
-                <w:sz w:val="18"/>
-              </w:rPr>
+              <w:jc w:val="right"/>
+            </w:pPr>
+            <w:r>
               <w:t xml:space="preserve">267</w:t>
             </w:r>
           </w:p>
@@ -3858,34 +2974,22 @@
           <w:p>
             <w:pPr>
               <w:pStyle w:val="Compact"/>
-              <w:jc w:val="both"/>
-            </w:pPr>
-            <w:r>
-              <w:rPr>
-                <w:rFonts w:ascii="Calibri" w:hAnsi="Calibri"/>
-                <w:sz w:val="18"/>
-              </w:rPr>
+              <w:jc w:val="right"/>
+            </w:pPr>
+            <w:r>
               <w:t xml:space="preserve">56</w:t>
             </w:r>
           </w:p>
         </w:tc>
       </w:tr>
       <w:tr>
-        <w:trPr>
-          <w:cantSplit/>
-        </w:trPr>
-        <w:tc>
-          <w:tcPr/>
-          <w:p>
-            <w:pPr>
-              <w:pStyle w:val="Compact"/>
-              <w:jc w:val="both"/>
-            </w:pPr>
-            <w:r>
-              <w:rPr>
-                <w:rFonts w:ascii="Calibri" w:hAnsi="Calibri"/>
-                <w:sz w:val="18"/>
-              </w:rPr>
+        <w:tc>
+          <w:tcPr/>
+          <w:p>
+            <w:pPr>
+              <w:pStyle w:val="Compact"/>
+            </w:pPr>
+            <w:r>
               <w:t xml:space="preserve">q2802</w:t>
             </w:r>
           </w:p>
@@ -3895,13 +2999,8 @@
           <w:p>
             <w:pPr>
               <w:pStyle w:val="Compact"/>
-              <w:jc w:val="both"/>
-            </w:pPr>
-            <w:r>
-              <w:rPr>
-                <w:rFonts w:ascii="Calibri" w:hAnsi="Calibri"/>
-                <w:sz w:val="18"/>
-              </w:rPr>
+            </w:pPr>
+            <w:r>
               <w:t xml:space="preserve">Processo de planejamento anual das contratações</w:t>
             </w:r>
           </w:p>
@@ -3911,13 +3010,9 @@
           <w:p>
             <w:pPr>
               <w:pStyle w:val="Compact"/>
-              <w:jc w:val="both"/>
-            </w:pPr>
-            <w:r>
-              <w:rPr>
-                <w:rFonts w:ascii="Calibri" w:hAnsi="Calibri"/>
-                <w:sz w:val="18"/>
-              </w:rPr>
+              <w:jc w:val="right"/>
+            </w:pPr>
+            <w:r>
               <w:t xml:space="preserve">179</w:t>
             </w:r>
           </w:p>
@@ -3927,34 +3022,22 @@
           <w:p>
             <w:pPr>
               <w:pStyle w:val="Compact"/>
-              <w:jc w:val="both"/>
-            </w:pPr>
-            <w:r>
-              <w:rPr>
-                <w:rFonts w:ascii="Calibri" w:hAnsi="Calibri"/>
-                <w:sz w:val="18"/>
-              </w:rPr>
+              <w:jc w:val="right"/>
+            </w:pPr>
+            <w:r>
               <w:t xml:space="preserve">55</w:t>
             </w:r>
           </w:p>
         </w:tc>
       </w:tr>
       <w:tr>
-        <w:trPr>
-          <w:cantSplit/>
-        </w:trPr>
-        <w:tc>
-          <w:tcPr/>
-          <w:p>
-            <w:pPr>
-              <w:pStyle w:val="Compact"/>
-              <w:jc w:val="both"/>
-            </w:pPr>
-            <w:r>
-              <w:rPr>
-                <w:rFonts w:ascii="Calibri" w:hAnsi="Calibri"/>
-                <w:sz w:val="18"/>
-              </w:rPr>
+        <w:tc>
+          <w:tcPr/>
+          <w:p>
+            <w:pPr>
+              <w:pStyle w:val="Compact"/>
+            </w:pPr>
+            <w:r>
               <w:t xml:space="preserve">q2801</w:t>
             </w:r>
           </w:p>
@@ -3964,13 +3047,8 @@
           <w:p>
             <w:pPr>
               <w:pStyle w:val="Compact"/>
-              <w:jc w:val="both"/>
-            </w:pPr>
-            <w:r>
-              <w:rPr>
-                <w:rFonts w:ascii="Calibri" w:hAnsi="Calibri"/>
-                <w:sz w:val="18"/>
-              </w:rPr>
+            </w:pPr>
+            <w:r>
               <w:t xml:space="preserve">Processos de trabalho relativos às contratações de TI</w:t>
             </w:r>
           </w:p>
@@ -3980,13 +3058,9 @@
           <w:p>
             <w:pPr>
               <w:pStyle w:val="Compact"/>
-              <w:jc w:val="both"/>
-            </w:pPr>
-            <w:r>
-              <w:rPr>
-                <w:rFonts w:ascii="Calibri" w:hAnsi="Calibri"/>
-                <w:sz w:val="18"/>
-              </w:rPr>
+              <w:jc w:val="right"/>
+            </w:pPr>
+            <w:r>
               <w:t xml:space="preserve">143</w:t>
             </w:r>
           </w:p>
@@ -3996,34 +3070,22 @@
           <w:p>
             <w:pPr>
               <w:pStyle w:val="Compact"/>
-              <w:jc w:val="both"/>
-            </w:pPr>
-            <w:r>
-              <w:rPr>
-                <w:rFonts w:ascii="Calibri" w:hAnsi="Calibri"/>
-                <w:sz w:val="18"/>
-              </w:rPr>
+              <w:jc w:val="right"/>
+            </w:pPr>
+            <w:r>
               <w:t xml:space="preserve">32</w:t>
             </w:r>
           </w:p>
         </w:tc>
       </w:tr>
       <w:tr>
-        <w:trPr>
-          <w:cantSplit/>
-        </w:trPr>
-        <w:tc>
-          <w:tcPr/>
-          <w:p>
-            <w:pPr>
-              <w:pStyle w:val="Compact"/>
-              <w:jc w:val="both"/>
-            </w:pPr>
-            <w:r>
-              <w:rPr>
-                <w:rFonts w:ascii="Calibri" w:hAnsi="Calibri"/>
-                <w:sz w:val="18"/>
-              </w:rPr>
+        <w:tc>
+          <w:tcPr/>
+          <w:p>
+            <w:pPr>
+              <w:pStyle w:val="Compact"/>
+            </w:pPr>
+            <w:r>
               <w:t xml:space="preserve">q2201</w:t>
             </w:r>
           </w:p>
@@ -4033,13 +3095,8 @@
           <w:p>
             <w:pPr>
               <w:pStyle w:val="Compact"/>
-              <w:jc w:val="both"/>
-            </w:pPr>
-            <w:r>
-              <w:rPr>
-                <w:rFonts w:ascii="Calibri" w:hAnsi="Calibri"/>
-                <w:sz w:val="18"/>
-              </w:rPr>
+            </w:pPr>
+            <w:r>
               <w:t xml:space="preserve">Catálogo de serviços de TI e monitoramento de níveis de serviço</w:t>
             </w:r>
           </w:p>
@@ -4049,13 +3106,9 @@
           <w:p>
             <w:pPr>
               <w:pStyle w:val="Compact"/>
-              <w:jc w:val="both"/>
-            </w:pPr>
-            <w:r>
-              <w:rPr>
-                <w:rFonts w:ascii="Calibri" w:hAnsi="Calibri"/>
-                <w:sz w:val="18"/>
-              </w:rPr>
+              <w:jc w:val="right"/>
+            </w:pPr>
+            <w:r>
               <w:t xml:space="preserve">90</w:t>
             </w:r>
           </w:p>
@@ -4065,34 +3118,22 @@
           <w:p>
             <w:pPr>
               <w:pStyle w:val="Compact"/>
-              <w:jc w:val="both"/>
-            </w:pPr>
-            <w:r>
-              <w:rPr>
-                <w:rFonts w:ascii="Calibri" w:hAnsi="Calibri"/>
-                <w:sz w:val="18"/>
-              </w:rPr>
+              <w:jc w:val="right"/>
+            </w:pPr>
+            <w:r>
               <w:t xml:space="preserve">30</w:t>
             </w:r>
           </w:p>
         </w:tc>
       </w:tr>
       <w:tr>
-        <w:trPr>
-          <w:cantSplit/>
-        </w:trPr>
-        <w:tc>
-          <w:tcPr/>
-          <w:p>
-            <w:pPr>
-              <w:pStyle w:val="Compact"/>
-              <w:jc w:val="both"/>
-            </w:pPr>
-            <w:r>
-              <w:rPr>
-                <w:rFonts w:ascii="Calibri" w:hAnsi="Calibri"/>
-                <w:sz w:val="18"/>
-              </w:rPr>
+        <w:tc>
+          <w:tcPr/>
+          <w:p>
+            <w:pPr>
+              <w:pStyle w:val="Compact"/>
+            </w:pPr>
+            <w:r>
               <w:t xml:space="preserve">q2102</w:t>
             </w:r>
           </w:p>
@@ -4102,13 +3143,8 @@
           <w:p>
             <w:pPr>
               <w:pStyle w:val="Compact"/>
-              <w:jc w:val="both"/>
-            </w:pPr>
-            <w:r>
-              <w:rPr>
-                <w:rFonts w:ascii="Calibri" w:hAnsi="Calibri"/>
-                <w:sz w:val="18"/>
-              </w:rPr>
+            </w:pPr>
+            <w:r>
               <w:t xml:space="preserve">Plano de tecnologia da informação vigente</w:t>
             </w:r>
           </w:p>
@@ -4118,13 +3154,9 @@
           <w:p>
             <w:pPr>
               <w:pStyle w:val="Compact"/>
-              <w:jc w:val="both"/>
-            </w:pPr>
-            <w:r>
-              <w:rPr>
-                <w:rFonts w:ascii="Calibri" w:hAnsi="Calibri"/>
-                <w:sz w:val="18"/>
-              </w:rPr>
+              <w:jc w:val="right"/>
+            </w:pPr>
+            <w:r>
               <w:t xml:space="preserve">89</w:t>
             </w:r>
           </w:p>
@@ -4134,34 +3166,22 @@
           <w:p>
             <w:pPr>
               <w:pStyle w:val="Compact"/>
-              <w:jc w:val="both"/>
-            </w:pPr>
-            <w:r>
-              <w:rPr>
-                <w:rFonts w:ascii="Calibri" w:hAnsi="Calibri"/>
-                <w:sz w:val="18"/>
-              </w:rPr>
+              <w:jc w:val="right"/>
+            </w:pPr>
+            <w:r>
               <w:t xml:space="preserve">39</w:t>
             </w:r>
           </w:p>
         </w:tc>
       </w:tr>
       <w:tr>
-        <w:trPr>
-          <w:cantSplit/>
-        </w:trPr>
-        <w:tc>
-          <w:tcPr/>
-          <w:p>
-            <w:pPr>
-              <w:pStyle w:val="Compact"/>
-              <w:jc w:val="both"/>
-            </w:pPr>
-            <w:r>
-              <w:rPr>
-                <w:rFonts w:ascii="Calibri" w:hAnsi="Calibri"/>
-                <w:sz w:val="18"/>
-              </w:rPr>
+        <w:tc>
+          <w:tcPr/>
+          <w:p>
+            <w:pPr>
+              <w:pStyle w:val="Compact"/>
+            </w:pPr>
+            <w:r>
               <w:t xml:space="preserve">q1001</w:t>
             </w:r>
           </w:p>
@@ -4171,13 +3191,8 @@
           <w:p>
             <w:pPr>
               <w:pStyle w:val="Compact"/>
-              <w:jc w:val="both"/>
-            </w:pPr>
-            <w:r>
-              <w:rPr>
-                <w:rFonts w:ascii="Calibri" w:hAnsi="Calibri"/>
-                <w:sz w:val="18"/>
-              </w:rPr>
+            </w:pPr>
+            <w:r>
               <w:t xml:space="preserve">Modelo de gestão de tecnologia da informação</w:t>
             </w:r>
           </w:p>
@@ -4187,13 +3202,9 @@
           <w:p>
             <w:pPr>
               <w:pStyle w:val="Compact"/>
-              <w:jc w:val="both"/>
-            </w:pPr>
-            <w:r>
-              <w:rPr>
-                <w:rFonts w:ascii="Calibri" w:hAnsi="Calibri"/>
-                <w:sz w:val="18"/>
-              </w:rPr>
+              <w:jc w:val="right"/>
+            </w:pPr>
+            <w:r>
               <w:t xml:space="preserve">87</w:t>
             </w:r>
           </w:p>
@@ -4203,34 +3214,22 @@
           <w:p>
             <w:pPr>
               <w:pStyle w:val="Compact"/>
-              <w:jc w:val="both"/>
-            </w:pPr>
-            <w:r>
-              <w:rPr>
-                <w:rFonts w:ascii="Calibri" w:hAnsi="Calibri"/>
-                <w:sz w:val="18"/>
-              </w:rPr>
+              <w:jc w:val="right"/>
+            </w:pPr>
+            <w:r>
               <w:t xml:space="preserve">30</w:t>
             </w:r>
           </w:p>
         </w:tc>
       </w:tr>
       <w:tr>
-        <w:trPr>
-          <w:cantSplit/>
-        </w:trPr>
-        <w:tc>
-          <w:tcPr/>
-          <w:p>
-            <w:pPr>
-              <w:pStyle w:val="Compact"/>
-              <w:jc w:val="both"/>
-            </w:pPr>
-            <w:r>
-              <w:rPr>
-                <w:rFonts w:ascii="Calibri" w:hAnsi="Calibri"/>
-                <w:sz w:val="18"/>
-              </w:rPr>
+        <w:tc>
+          <w:tcPr/>
+          <w:p>
+            <w:pPr>
+              <w:pStyle w:val="Compact"/>
+            </w:pPr>
+            <w:r>
               <w:t xml:space="preserve">q2803</w:t>
             </w:r>
           </w:p>
@@ -4240,13 +3239,8 @@
           <w:p>
             <w:pPr>
               <w:pStyle w:val="Compact"/>
-              <w:jc w:val="both"/>
-            </w:pPr>
-            <w:r>
-              <w:rPr>
-                <w:rFonts w:ascii="Calibri" w:hAnsi="Calibri"/>
-                <w:sz w:val="18"/>
-              </w:rPr>
+            </w:pPr>
+            <w:r>
               <w:t xml:space="preserve">Publicidade dos documentos das contratações de TI</w:t>
             </w:r>
           </w:p>
@@ -4256,13 +3250,9 @@
           <w:p>
             <w:pPr>
               <w:pStyle w:val="Compact"/>
-              <w:jc w:val="both"/>
-            </w:pPr>
-            <w:r>
-              <w:rPr>
-                <w:rFonts w:ascii="Calibri" w:hAnsi="Calibri"/>
-                <w:sz w:val="18"/>
-              </w:rPr>
+              <w:jc w:val="right"/>
+            </w:pPr>
+            <w:r>
               <w:t xml:space="preserve">80</w:t>
             </w:r>
           </w:p>
@@ -4272,34 +3262,22 @@
           <w:p>
             <w:pPr>
               <w:pStyle w:val="Compact"/>
-              <w:jc w:val="both"/>
-            </w:pPr>
-            <w:r>
-              <w:rPr>
-                <w:rFonts w:ascii="Calibri" w:hAnsi="Calibri"/>
-                <w:sz w:val="18"/>
-              </w:rPr>
+              <w:jc w:val="right"/>
+            </w:pPr>
+            <w:r>
               <w:t xml:space="preserve">15</w:t>
             </w:r>
           </w:p>
         </w:tc>
       </w:tr>
       <w:tr>
-        <w:trPr>
-          <w:cantSplit/>
-        </w:trPr>
-        <w:tc>
-          <w:tcPr/>
-          <w:p>
-            <w:pPr>
-              <w:pStyle w:val="Compact"/>
-              <w:jc w:val="both"/>
-            </w:pPr>
-            <w:r>
-              <w:rPr>
-                <w:rFonts w:ascii="Calibri" w:hAnsi="Calibri"/>
-                <w:sz w:val="18"/>
-              </w:rPr>
+        <w:tc>
+          <w:tcPr/>
+          <w:p>
+            <w:pPr>
+              <w:pStyle w:val="Compact"/>
+            </w:pPr>
+            <w:r>
               <w:t xml:space="preserve">q2204</w:t>
             </w:r>
           </w:p>
@@ -4309,13 +3287,8 @@
           <w:p>
             <w:pPr>
               <w:pStyle w:val="Compact"/>
-              <w:jc w:val="both"/>
-            </w:pPr>
-            <w:r>
-              <w:rPr>
-                <w:rFonts w:ascii="Calibri" w:hAnsi="Calibri"/>
-                <w:sz w:val="18"/>
-              </w:rPr>
+            </w:pPr>
+            <w:r>
               <w:t xml:space="preserve">Gestão de incidentes de serviços de TI e de segurança da informação</w:t>
             </w:r>
           </w:p>
@@ -4325,13 +3298,9 @@
           <w:p>
             <w:pPr>
               <w:pStyle w:val="Compact"/>
-              <w:jc w:val="both"/>
-            </w:pPr>
-            <w:r>
-              <w:rPr>
-                <w:rFonts w:ascii="Calibri" w:hAnsi="Calibri"/>
-                <w:sz w:val="18"/>
-              </w:rPr>
+              <w:jc w:val="right"/>
+            </w:pPr>
+            <w:r>
               <w:t xml:space="preserve">76</w:t>
             </w:r>
           </w:p>
@@ -4341,34 +3310,22 @@
           <w:p>
             <w:pPr>
               <w:pStyle w:val="Compact"/>
-              <w:jc w:val="both"/>
-            </w:pPr>
-            <w:r>
-              <w:rPr>
-                <w:rFonts w:ascii="Calibri" w:hAnsi="Calibri"/>
-                <w:sz w:val="18"/>
-              </w:rPr>
+              <w:jc w:val="right"/>
+            </w:pPr>
+            <w:r>
               <w:t xml:space="preserve">27</w:t>
             </w:r>
           </w:p>
         </w:tc>
       </w:tr>
       <w:tr>
-        <w:trPr>
-          <w:cantSplit/>
-        </w:trPr>
-        <w:tc>
-          <w:tcPr/>
-          <w:p>
-            <w:pPr>
-              <w:pStyle w:val="Compact"/>
-              <w:jc w:val="both"/>
-            </w:pPr>
-            <w:r>
-              <w:rPr>
-                <w:rFonts w:ascii="Calibri" w:hAnsi="Calibri"/>
-                <w:sz w:val="18"/>
-              </w:rPr>
+        <w:tc>
+          <w:tcPr/>
+          <w:p>
+            <w:pPr>
+              <w:pStyle w:val="Compact"/>
+            </w:pPr>
+            <w:r>
               <w:t xml:space="preserve">q2501</w:t>
             </w:r>
           </w:p>
@@ -4378,13 +3335,8 @@
           <w:p>
             <w:pPr>
               <w:pStyle w:val="Compact"/>
-              <w:jc w:val="both"/>
-            </w:pPr>
-            <w:r>
-              <w:rPr>
-                <w:rFonts w:ascii="Calibri" w:hAnsi="Calibri"/>
-                <w:sz w:val="18"/>
-              </w:rPr>
+            </w:pPr>
+            <w:r>
               <w:t xml:space="preserve">Gestão de ativos associados à informação</w:t>
             </w:r>
           </w:p>
@@ -4394,13 +3346,9 @@
           <w:p>
             <w:pPr>
               <w:pStyle w:val="Compact"/>
-              <w:jc w:val="both"/>
-            </w:pPr>
-            <w:r>
-              <w:rPr>
-                <w:rFonts w:ascii="Calibri" w:hAnsi="Calibri"/>
-                <w:sz w:val="18"/>
-              </w:rPr>
+              <w:jc w:val="right"/>
+            </w:pPr>
+            <w:r>
               <w:t xml:space="preserve">74</w:t>
             </w:r>
           </w:p>
@@ -4410,35 +3358,22 @@
           <w:p>
             <w:pPr>
               <w:pStyle w:val="Compact"/>
-              <w:jc w:val="both"/>
-            </w:pPr>
-            <w:r>
-              <w:rPr>
-                <w:rFonts w:ascii="Calibri" w:hAnsi="Calibri"/>
-                <w:sz w:val="18"/>
-              </w:rPr>
+              <w:jc w:val="right"/>
+            </w:pPr>
+            <w:r>
               <w:t xml:space="preserve">30</w:t>
             </w:r>
           </w:p>
         </w:tc>
       </w:tr>
       <w:tr>
-        <w:trPr>
-          <w:cantSplit/>
-        </w:trPr>
-        <w:tc>
-          <w:tcPr/>
-          <w:p>
-            <w:pPr>
-              <w:pStyle w:val="Compact"/>
-              <w:keepNext/>
-              <w:jc w:val="both"/>
-            </w:pPr>
-            <w:r>
-              <w:rPr>
-                <w:rFonts w:ascii="Calibri" w:hAnsi="Calibri"/>
-                <w:sz w:val="18"/>
-              </w:rPr>
+        <w:tc>
+          <w:tcPr/>
+          <w:p>
+            <w:pPr>
+              <w:pStyle w:val="Compact"/>
+            </w:pPr>
+            <w:r>
               <w:t xml:space="preserve">q2203</w:t>
             </w:r>
           </w:p>
@@ -4448,14 +3383,8 @@
           <w:p>
             <w:pPr>
               <w:pStyle w:val="Compact"/>
-              <w:keepNext/>
-              <w:jc w:val="both"/>
-            </w:pPr>
-            <w:r>
-              <w:rPr>
-                <w:rFonts w:ascii="Calibri" w:hAnsi="Calibri"/>
-                <w:sz w:val="18"/>
-              </w:rPr>
+            </w:pPr>
+            <w:r>
               <w:t xml:space="preserve">Gestão de configuração e ativos de serviços de TI</w:t>
             </w:r>
           </w:p>
@@ -4465,14 +3394,9 @@
           <w:p>
             <w:pPr>
               <w:pStyle w:val="Compact"/>
-              <w:keepNext/>
-              <w:jc w:val="both"/>
-            </w:pPr>
-            <w:r>
-              <w:rPr>
-                <w:rFonts w:ascii="Calibri" w:hAnsi="Calibri"/>
-                <w:sz w:val="18"/>
-              </w:rPr>
+              <w:jc w:val="right"/>
+            </w:pPr>
+            <w:r>
               <w:t xml:space="preserve">73</w:t>
             </w:r>
           </w:p>
@@ -4482,14 +3406,9 @@
           <w:p>
             <w:pPr>
               <w:pStyle w:val="Compact"/>
-              <w:keepNext/>
-              <w:jc w:val="both"/>
-            </w:pPr>
-            <w:r>
-              <w:rPr>
-                <w:rFonts w:ascii="Calibri" w:hAnsi="Calibri"/>
-                <w:sz w:val="18"/>
-              </w:rPr>
+              <w:jc w:val="right"/>
+            </w:pPr>
+            <w:r>
               <w:t xml:space="preserve">34</w:t>
             </w:r>
           </w:p>
@@ -4687,20 +3606,18 @@
     <w:p>
       <w:pPr>
         <w:pStyle w:val="TableCaption"/>
-        <w:keepNext/>
-      </w:pPr>
-      <w:r>
-        <w:t xml:space="preserve">Tabela 6 - Organizações com todas as conclusões de evidência consideradas conformes</w:t>
+      </w:pPr>
+      <w:r>
+        <w:t xml:space="preserve">Organizações com todas as conclusões de evidência consideradas conformes {#tbl:impacto_evidencias_todas_conformes#}</w:t>
       </w:r>
     </w:p>
     <w:tbl>
       <w:tblPr>
         <w:tblStyle w:val="Table"/>
         <w:tblW w:type="pct" w:w="5000"/>
-        <w:jc w:val="center"/>
-        <w:tblLayout w:type="autofit"/>
+        <w:tblLayout w:type="fixed"/>
         <w:tblLook w:firstRow="1" w:lastRow="0" w:firstColumn="0" w:lastColumn="0" w:noHBand="0" w:noVBand="0" w:val="0020"/>
-        <w:tblCaption w:val="Tabela 6 - Organizações com todas as conclusões de evidência consideradas conformes"/>
+        <w:tblCaption w:val="Organizações com todas as conclusões de evidência consideradas conformes {#tbl:impacto_evidencias_todas_conformes#}"/>
       </w:tblPr>
       <w:tblGrid>
         <w:gridCol w:w="1250"/>
@@ -4712,20 +3629,14 @@
       <w:tr>
         <w:trPr>
           <w:tblHeader w:val="on"/>
-          <w:cantSplit/>
         </w:trPr>
         <w:tc>
           <w:tcPr/>
           <w:p>
             <w:pPr>
               <w:pStyle w:val="Compact"/>
-              <w:jc w:val="both"/>
-            </w:pPr>
-            <w:r>
-              <w:rPr>
-                <w:rFonts w:ascii="Calibri" w:hAnsi="Calibri"/>
-                <w:sz w:val="20"/>
-              </w:rPr>
+            </w:pPr>
+            <w:r>
               <w:t xml:space="preserve">Organização</w:t>
             </w:r>
           </w:p>
@@ -4735,13 +3646,9 @@
           <w:p>
             <w:pPr>
               <w:pStyle w:val="Compact"/>
-              <w:jc w:val="both"/>
-            </w:pPr>
-            <w:r>
-              <w:rPr>
-                <w:rFonts w:ascii="Calibri" w:hAnsi="Calibri"/>
-                <w:sz w:val="20"/>
-              </w:rPr>
+              <w:jc w:val="right"/>
+            </w:pPr>
+            <w:r>
               <w:t xml:space="preserve">Conclusões avaliadas</w:t>
             </w:r>
           </w:p>
@@ -4751,13 +3658,9 @@
           <w:p>
             <w:pPr>
               <w:pStyle w:val="Compact"/>
-              <w:jc w:val="both"/>
-            </w:pPr>
-            <w:r>
-              <w:rPr>
-                <w:rFonts w:ascii="Calibri" w:hAnsi="Calibri"/>
-                <w:sz w:val="20"/>
-              </w:rPr>
+              <w:jc w:val="right"/>
+            </w:pPr>
+            <w:r>
               <w:t xml:space="preserve">Conclusões conformes</w:t>
             </w:r>
           </w:p>
@@ -4767,13 +3670,9 @@
           <w:p>
             <w:pPr>
               <w:pStyle w:val="Compact"/>
-              <w:jc w:val="both"/>
-            </w:pPr>
-            <w:r>
-              <w:rPr>
-                <w:rFonts w:ascii="Calibri" w:hAnsi="Calibri"/>
-                <w:sz w:val="20"/>
-              </w:rPr>
+              <w:jc w:val="right"/>
+            </w:pPr>
+            <w:r>
               <w:t xml:space="preserve">Conclusões não conformes</w:t>
             </w:r>
           </w:p>
@@ -4783,34 +3682,22 @@
           <w:p>
             <w:pPr>
               <w:pStyle w:val="Compact"/>
-              <w:jc w:val="both"/>
-            </w:pPr>
-            <w:r>
-              <w:rPr>
-                <w:rFonts w:ascii="Calibri" w:hAnsi="Calibri"/>
-                <w:sz w:val="20"/>
-              </w:rPr>
+              <w:jc w:val="right"/>
+            </w:pPr>
+            <w:r>
               <w:t xml:space="preserve">Taxa de conformidade</w:t>
             </w:r>
           </w:p>
         </w:tc>
       </w:tr>
       <w:tr>
-        <w:trPr>
-          <w:cantSplit/>
-        </w:trPr>
-        <w:tc>
-          <w:tcPr/>
-          <w:p>
-            <w:pPr>
-              <w:pStyle w:val="Compact"/>
-              <w:jc w:val="both"/>
-            </w:pPr>
-            <w:r>
-              <w:rPr>
-                <w:rFonts w:ascii="Calibri" w:hAnsi="Calibri"/>
-                <w:sz w:val="18"/>
-              </w:rPr>
+        <w:tc>
+          <w:tcPr/>
+          <w:p>
+            <w:pPr>
+              <w:pStyle w:val="Compact"/>
+            </w:pPr>
+            <w:r>
               <w:t xml:space="preserve">BARRA DO PIRAÍ</w:t>
             </w:r>
           </w:p>
@@ -4820,13 +3707,9 @@
           <w:p>
             <w:pPr>
               <w:pStyle w:val="Compact"/>
-              <w:jc w:val="both"/>
-            </w:pPr>
-            <w:r>
-              <w:rPr>
-                <w:rFonts w:ascii="Calibri" w:hAnsi="Calibri"/>
-                <w:sz w:val="18"/>
-              </w:rPr>
+              <w:jc w:val="right"/>
+            </w:pPr>
+            <w:r>
               <w:t xml:space="preserve">9</w:t>
             </w:r>
           </w:p>
@@ -4836,13 +3719,9 @@
           <w:p>
             <w:pPr>
               <w:pStyle w:val="Compact"/>
-              <w:jc w:val="both"/>
-            </w:pPr>
-            <w:r>
-              <w:rPr>
-                <w:rFonts w:ascii="Calibri" w:hAnsi="Calibri"/>
-                <w:sz w:val="18"/>
-              </w:rPr>
+              <w:jc w:val="right"/>
+            </w:pPr>
+            <w:r>
               <w:t xml:space="preserve">9</w:t>
             </w:r>
           </w:p>
@@ -4852,13 +3731,9 @@
           <w:p>
             <w:pPr>
               <w:pStyle w:val="Compact"/>
-              <w:jc w:val="both"/>
-            </w:pPr>
-            <w:r>
-              <w:rPr>
-                <w:rFonts w:ascii="Calibri" w:hAnsi="Calibri"/>
-                <w:sz w:val="18"/>
-              </w:rPr>
+              <w:jc w:val="right"/>
+            </w:pPr>
+            <w:r>
               <w:t xml:space="preserve">0</w:t>
             </w:r>
           </w:p>
@@ -4868,34 +3743,22 @@
           <w:p>
             <w:pPr>
               <w:pStyle w:val="Compact"/>
-              <w:jc w:val="both"/>
-            </w:pPr>
-            <w:r>
-              <w:rPr>
-                <w:rFonts w:ascii="Calibri" w:hAnsi="Calibri"/>
-                <w:sz w:val="18"/>
-              </w:rPr>
+              <w:jc w:val="right"/>
+            </w:pPr>
+            <w:r>
               <w:t xml:space="preserve">100,0%</w:t>
             </w:r>
           </w:p>
         </w:tc>
       </w:tr>
       <w:tr>
-        <w:trPr>
-          <w:cantSplit/>
-        </w:trPr>
-        <w:tc>
-          <w:tcPr/>
-          <w:p>
-            <w:pPr>
-              <w:pStyle w:val="Compact"/>
-              <w:jc w:val="both"/>
-            </w:pPr>
-            <w:r>
-              <w:rPr>
-                <w:rFonts w:ascii="Calibri" w:hAnsi="Calibri"/>
-                <w:sz w:val="18"/>
-              </w:rPr>
+        <w:tc>
+          <w:tcPr/>
+          <w:p>
+            <w:pPr>
+              <w:pStyle w:val="Compact"/>
+            </w:pPr>
+            <w:r>
               <w:t xml:space="preserve">PETRÓPOLIS</w:t>
             </w:r>
           </w:p>
@@ -4905,13 +3768,9 @@
           <w:p>
             <w:pPr>
               <w:pStyle w:val="Compact"/>
-              <w:jc w:val="both"/>
-            </w:pPr>
-            <w:r>
-              <w:rPr>
-                <w:rFonts w:ascii="Calibri" w:hAnsi="Calibri"/>
-                <w:sz w:val="18"/>
-              </w:rPr>
+              <w:jc w:val="right"/>
+            </w:pPr>
+            <w:r>
               <w:t xml:space="preserve">9</w:t>
             </w:r>
           </w:p>
@@ -4921,13 +3780,9 @@
           <w:p>
             <w:pPr>
               <w:pStyle w:val="Compact"/>
-              <w:jc w:val="both"/>
-            </w:pPr>
-            <w:r>
-              <w:rPr>
-                <w:rFonts w:ascii="Calibri" w:hAnsi="Calibri"/>
-                <w:sz w:val="18"/>
-              </w:rPr>
+              <w:jc w:val="right"/>
+            </w:pPr>
+            <w:r>
               <w:t xml:space="preserve">9</w:t>
             </w:r>
           </w:p>
@@ -4937,13 +3792,9 @@
           <w:p>
             <w:pPr>
               <w:pStyle w:val="Compact"/>
-              <w:jc w:val="both"/>
-            </w:pPr>
-            <w:r>
-              <w:rPr>
-                <w:rFonts w:ascii="Calibri" w:hAnsi="Calibri"/>
-                <w:sz w:val="18"/>
-              </w:rPr>
+              <w:jc w:val="right"/>
+            </w:pPr>
+            <w:r>
               <w:t xml:space="preserve">0</w:t>
             </w:r>
           </w:p>
@@ -4953,34 +3804,22 @@
           <w:p>
             <w:pPr>
               <w:pStyle w:val="Compact"/>
-              <w:jc w:val="both"/>
-            </w:pPr>
-            <w:r>
-              <w:rPr>
-                <w:rFonts w:ascii="Calibri" w:hAnsi="Calibri"/>
-                <w:sz w:val="18"/>
-              </w:rPr>
+              <w:jc w:val="right"/>
+            </w:pPr>
+            <w:r>
               <w:t xml:space="preserve">100,0%</w:t>
             </w:r>
           </w:p>
         </w:tc>
       </w:tr>
       <w:tr>
-        <w:trPr>
-          <w:cantSplit/>
-        </w:trPr>
-        <w:tc>
-          <w:tcPr/>
-          <w:p>
-            <w:pPr>
-              <w:pStyle w:val="Compact"/>
-              <w:jc w:val="both"/>
-            </w:pPr>
-            <w:r>
-              <w:rPr>
-                <w:rFonts w:ascii="Calibri" w:hAnsi="Calibri"/>
-                <w:sz w:val="18"/>
-              </w:rPr>
+        <w:tc>
+          <w:tcPr/>
+          <w:p>
+            <w:pPr>
+              <w:pStyle w:val="Compact"/>
+            </w:pPr>
+            <w:r>
               <w:t xml:space="preserve">SUDERJ</w:t>
             </w:r>
           </w:p>
@@ -4990,13 +3829,9 @@
           <w:p>
             <w:pPr>
               <w:pStyle w:val="Compact"/>
-              <w:jc w:val="both"/>
-            </w:pPr>
-            <w:r>
-              <w:rPr>
-                <w:rFonts w:ascii="Calibri" w:hAnsi="Calibri"/>
-                <w:sz w:val="18"/>
-              </w:rPr>
+              <w:jc w:val="right"/>
+            </w:pPr>
+            <w:r>
               <w:t xml:space="preserve">5</w:t>
             </w:r>
           </w:p>
@@ -5006,13 +3841,9 @@
           <w:p>
             <w:pPr>
               <w:pStyle w:val="Compact"/>
-              <w:jc w:val="both"/>
-            </w:pPr>
-            <w:r>
-              <w:rPr>
-                <w:rFonts w:ascii="Calibri" w:hAnsi="Calibri"/>
-                <w:sz w:val="18"/>
-              </w:rPr>
+              <w:jc w:val="right"/>
+            </w:pPr>
+            <w:r>
               <w:t xml:space="preserve">5</w:t>
             </w:r>
           </w:p>
@@ -5022,13 +3853,9 @@
           <w:p>
             <w:pPr>
               <w:pStyle w:val="Compact"/>
-              <w:jc w:val="both"/>
-            </w:pPr>
-            <w:r>
-              <w:rPr>
-                <w:rFonts w:ascii="Calibri" w:hAnsi="Calibri"/>
-                <w:sz w:val="18"/>
-              </w:rPr>
+              <w:jc w:val="right"/>
+            </w:pPr>
+            <w:r>
               <w:t xml:space="preserve">0</w:t>
             </w:r>
           </w:p>
@@ -5038,35 +3865,22 @@
           <w:p>
             <w:pPr>
               <w:pStyle w:val="Compact"/>
-              <w:jc w:val="both"/>
-            </w:pPr>
-            <w:r>
-              <w:rPr>
-                <w:rFonts w:ascii="Calibri" w:hAnsi="Calibri"/>
-                <w:sz w:val="18"/>
-              </w:rPr>
+              <w:jc w:val="right"/>
+            </w:pPr>
+            <w:r>
               <w:t xml:space="preserve">100,0%</w:t>
             </w:r>
           </w:p>
         </w:tc>
       </w:tr>
       <w:tr>
-        <w:trPr>
-          <w:cantSplit/>
-        </w:trPr>
-        <w:tc>
-          <w:tcPr/>
-          <w:p>
-            <w:pPr>
-              <w:pStyle w:val="Compact"/>
-              <w:keepNext/>
-              <w:jc w:val="both"/>
-            </w:pPr>
-            <w:r>
-              <w:rPr>
-                <w:rFonts w:ascii="Calibri" w:hAnsi="Calibri"/>
-                <w:sz w:val="18"/>
-              </w:rPr>
+        <w:tc>
+          <w:tcPr/>
+          <w:p>
+            <w:pPr>
+              <w:pStyle w:val="Compact"/>
+            </w:pPr>
+            <w:r>
               <w:t xml:space="preserve">ARARUAMA</w:t>
             </w:r>
           </w:p>
@@ -5076,14 +3890,9 @@
           <w:p>
             <w:pPr>
               <w:pStyle w:val="Compact"/>
-              <w:keepNext/>
-              <w:jc w:val="both"/>
-            </w:pPr>
-            <w:r>
-              <w:rPr>
-                <w:rFonts w:ascii="Calibri" w:hAnsi="Calibri"/>
-                <w:sz w:val="18"/>
-              </w:rPr>
+              <w:jc w:val="right"/>
+            </w:pPr>
+            <w:r>
               <w:t xml:space="preserve">4</w:t>
             </w:r>
           </w:p>
@@ -5093,14 +3902,9 @@
           <w:p>
             <w:pPr>
               <w:pStyle w:val="Compact"/>
-              <w:keepNext/>
-              <w:jc w:val="both"/>
-            </w:pPr>
-            <w:r>
-              <w:rPr>
-                <w:rFonts w:ascii="Calibri" w:hAnsi="Calibri"/>
-                <w:sz w:val="18"/>
-              </w:rPr>
+              <w:jc w:val="right"/>
+            </w:pPr>
+            <w:r>
               <w:t xml:space="preserve">4</w:t>
             </w:r>
           </w:p>
@@ -5110,14 +3914,9 @@
           <w:p>
             <w:pPr>
               <w:pStyle w:val="Compact"/>
-              <w:keepNext/>
-              <w:jc w:val="both"/>
-            </w:pPr>
-            <w:r>
-              <w:rPr>
-                <w:rFonts w:ascii="Calibri" w:hAnsi="Calibri"/>
-                <w:sz w:val="18"/>
-              </w:rPr>
+              <w:jc w:val="right"/>
+            </w:pPr>
+            <w:r>
               <w:t xml:space="preserve">0</w:t>
             </w:r>
           </w:p>
@@ -5127,14 +3926,9 @@
           <w:p>
             <w:pPr>
               <w:pStyle w:val="Compact"/>
-              <w:keepNext/>
-              <w:jc w:val="both"/>
-            </w:pPr>
-            <w:r>
-              <w:rPr>
-                <w:rFonts w:ascii="Calibri" w:hAnsi="Calibri"/>
-                <w:sz w:val="18"/>
-              </w:rPr>
+              <w:jc w:val="right"/>
+            </w:pPr>
+            <w:r>
               <w:t xml:space="preserve">100,0%</w:t>
             </w:r>
           </w:p>
@@ -5228,20 +4022,18 @@
     <w:p>
       <w:pPr>
         <w:pStyle w:val="TableCaption"/>
-        <w:keepNext/>
-      </w:pPr>
-      <w:r>
-        <w:t xml:space="preserve">Tabela 7 - Organizações com maior taxa de conformidade, entre aquelas com pelo menos 10 conclusões avaliadas</w:t>
+      </w:pPr>
+      <w:r>
+        <w:t xml:space="preserve">Organizações com maior taxa de conformidade, entre aquelas com pelo menos 10 conclusões avaliadas {#tbl:impacto_evidencias_maior_conformidade#}</w:t>
       </w:r>
     </w:p>
     <w:tbl>
       <w:tblPr>
         <w:tblStyle w:val="Table"/>
         <w:tblW w:type="pct" w:w="5000"/>
-        <w:jc w:val="center"/>
-        <w:tblLayout w:type="autofit"/>
+        <w:tblLayout w:type="fixed"/>
         <w:tblLook w:firstRow="1" w:lastRow="0" w:firstColumn="0" w:lastColumn="0" w:noHBand="0" w:noVBand="0" w:val="0020"/>
-        <w:tblCaption w:val="Tabela 7 - Organizações com maior taxa de conformidade, entre aquelas com pelo menos 10 conclusões avaliadas"/>
+        <w:tblCaption w:val="Organizações com maior taxa de conformidade, entre aquelas com pelo menos 10 conclusões avaliadas {#tbl:impacto_evidencias_maior_conformidade#}"/>
       </w:tblPr>
       <w:tblGrid>
         <w:gridCol w:w="1250"/>
@@ -5253,20 +4045,14 @@
       <w:tr>
         <w:trPr>
           <w:tblHeader w:val="on"/>
-          <w:cantSplit/>
         </w:trPr>
         <w:tc>
           <w:tcPr/>
           <w:p>
             <w:pPr>
               <w:pStyle w:val="Compact"/>
-              <w:jc w:val="both"/>
-            </w:pPr>
-            <w:r>
-              <w:rPr>
-                <w:rFonts w:ascii="Calibri" w:hAnsi="Calibri"/>
-                <w:sz w:val="20"/>
-              </w:rPr>
+            </w:pPr>
+            <w:r>
               <w:t xml:space="preserve">Organização</w:t>
             </w:r>
           </w:p>
@@ -5276,13 +4062,9 @@
           <w:p>
             <w:pPr>
               <w:pStyle w:val="Compact"/>
-              <w:jc w:val="both"/>
-            </w:pPr>
-            <w:r>
-              <w:rPr>
-                <w:rFonts w:ascii="Calibri" w:hAnsi="Calibri"/>
-                <w:sz w:val="20"/>
-              </w:rPr>
+              <w:jc w:val="right"/>
+            </w:pPr>
+            <w:r>
               <w:t xml:space="preserve">Conclusões avaliadas</w:t>
             </w:r>
           </w:p>
@@ -5292,13 +4074,9 @@
           <w:p>
             <w:pPr>
               <w:pStyle w:val="Compact"/>
-              <w:jc w:val="both"/>
-            </w:pPr>
-            <w:r>
-              <w:rPr>
-                <w:rFonts w:ascii="Calibri" w:hAnsi="Calibri"/>
-                <w:sz w:val="20"/>
-              </w:rPr>
+              <w:jc w:val="right"/>
+            </w:pPr>
+            <w:r>
               <w:t xml:space="preserve">Conclusões conformes</w:t>
             </w:r>
           </w:p>
@@ -5308,13 +4086,9 @@
           <w:p>
             <w:pPr>
               <w:pStyle w:val="Compact"/>
-              <w:jc w:val="both"/>
-            </w:pPr>
-            <w:r>
-              <w:rPr>
-                <w:rFonts w:ascii="Calibri" w:hAnsi="Calibri"/>
-                <w:sz w:val="20"/>
-              </w:rPr>
+              <w:jc w:val="right"/>
+            </w:pPr>
+            <w:r>
               <w:t xml:space="preserve">Conclusões não conformes</w:t>
             </w:r>
           </w:p>
@@ -5324,34 +4098,22 @@
           <w:p>
             <w:pPr>
               <w:pStyle w:val="Compact"/>
-              <w:jc w:val="both"/>
-            </w:pPr>
-            <w:r>
-              <w:rPr>
-                <w:rFonts w:ascii="Calibri" w:hAnsi="Calibri"/>
-                <w:sz w:val="20"/>
-              </w:rPr>
+              <w:jc w:val="right"/>
+            </w:pPr>
+            <w:r>
               <w:t xml:space="preserve">Taxa de conformidade</w:t>
             </w:r>
           </w:p>
         </w:tc>
       </w:tr>
       <w:tr>
-        <w:trPr>
-          <w:cantSplit/>
-        </w:trPr>
-        <w:tc>
-          <w:tcPr/>
-          <w:p>
-            <w:pPr>
-              <w:pStyle w:val="Compact"/>
-              <w:jc w:val="both"/>
-            </w:pPr>
-            <w:r>
-              <w:rPr>
-                <w:rFonts w:ascii="Calibri" w:hAnsi="Calibri"/>
-                <w:sz w:val="18"/>
-              </w:rPr>
+        <w:tc>
+          <w:tcPr/>
+          <w:p>
+            <w:pPr>
+              <w:pStyle w:val="Compact"/>
+            </w:pPr>
+            <w:r>
               <w:t xml:space="preserve">SEPLAG</w:t>
             </w:r>
           </w:p>
@@ -5361,13 +4123,9 @@
           <w:p>
             <w:pPr>
               <w:pStyle w:val="Compact"/>
-              <w:jc w:val="both"/>
-            </w:pPr>
-            <w:r>
-              <w:rPr>
-                <w:rFonts w:ascii="Calibri" w:hAnsi="Calibri"/>
-                <w:sz w:val="18"/>
-              </w:rPr>
+              <w:jc w:val="right"/>
+            </w:pPr>
+            <w:r>
               <w:t xml:space="preserve">77</w:t>
             </w:r>
           </w:p>
@@ -5377,13 +4135,9 @@
           <w:p>
             <w:pPr>
               <w:pStyle w:val="Compact"/>
-              <w:jc w:val="both"/>
-            </w:pPr>
-            <w:r>
-              <w:rPr>
-                <w:rFonts w:ascii="Calibri" w:hAnsi="Calibri"/>
-                <w:sz w:val="18"/>
-              </w:rPr>
+              <w:jc w:val="right"/>
+            </w:pPr>
+            <w:r>
               <w:t xml:space="preserve">70</w:t>
             </w:r>
           </w:p>
@@ -5393,13 +4147,9 @@
           <w:p>
             <w:pPr>
               <w:pStyle w:val="Compact"/>
-              <w:jc w:val="both"/>
-            </w:pPr>
-            <w:r>
-              <w:rPr>
-                <w:rFonts w:ascii="Calibri" w:hAnsi="Calibri"/>
-                <w:sz w:val="18"/>
-              </w:rPr>
+              <w:jc w:val="right"/>
+            </w:pPr>
+            <w:r>
               <w:t xml:space="preserve">7</w:t>
             </w:r>
           </w:p>
@@ -5409,34 +4159,22 @@
           <w:p>
             <w:pPr>
               <w:pStyle w:val="Compact"/>
-              <w:jc w:val="both"/>
-            </w:pPr>
-            <w:r>
-              <w:rPr>
-                <w:rFonts w:ascii="Calibri" w:hAnsi="Calibri"/>
-                <w:sz w:val="18"/>
-              </w:rPr>
+              <w:jc w:val="right"/>
+            </w:pPr>
+            <w:r>
               <w:t xml:space="preserve">90,9%</w:t>
             </w:r>
           </w:p>
         </w:tc>
       </w:tr>
       <w:tr>
-        <w:trPr>
-          <w:cantSplit/>
-        </w:trPr>
-        <w:tc>
-          <w:tcPr/>
-          <w:p>
-            <w:pPr>
-              <w:pStyle w:val="Compact"/>
-              <w:jc w:val="both"/>
-            </w:pPr>
-            <w:r>
-              <w:rPr>
-                <w:rFonts w:ascii="Calibri" w:hAnsi="Calibri"/>
-                <w:sz w:val="18"/>
-              </w:rPr>
+        <w:tc>
+          <w:tcPr/>
+          <w:p>
+            <w:pPr>
+              <w:pStyle w:val="Compact"/>
+            </w:pPr>
+            <w:r>
               <w:t xml:space="preserve">TCE-RJ</w:t>
             </w:r>
           </w:p>
@@ -5446,13 +4184,9 @@
           <w:p>
             <w:pPr>
               <w:pStyle w:val="Compact"/>
-              <w:jc w:val="both"/>
-            </w:pPr>
-            <w:r>
-              <w:rPr>
-                <w:rFonts w:ascii="Calibri" w:hAnsi="Calibri"/>
-                <w:sz w:val="18"/>
-              </w:rPr>
+              <w:jc w:val="right"/>
+            </w:pPr>
+            <w:r>
               <w:t xml:space="preserve">50</w:t>
             </w:r>
           </w:p>
@@ -5462,13 +4196,9 @@
           <w:p>
             <w:pPr>
               <w:pStyle w:val="Compact"/>
-              <w:jc w:val="both"/>
-            </w:pPr>
-            <w:r>
-              <w:rPr>
-                <w:rFonts w:ascii="Calibri" w:hAnsi="Calibri"/>
-                <w:sz w:val="18"/>
-              </w:rPr>
+              <w:jc w:val="right"/>
+            </w:pPr>
+            <w:r>
               <w:t xml:space="preserve">45</w:t>
             </w:r>
           </w:p>
@@ -5478,13 +4208,9 @@
           <w:p>
             <w:pPr>
               <w:pStyle w:val="Compact"/>
-              <w:jc w:val="both"/>
-            </w:pPr>
-            <w:r>
-              <w:rPr>
-                <w:rFonts w:ascii="Calibri" w:hAnsi="Calibri"/>
-                <w:sz w:val="18"/>
-              </w:rPr>
+              <w:jc w:val="right"/>
+            </w:pPr>
+            <w:r>
               <w:t xml:space="preserve">5</w:t>
             </w:r>
           </w:p>
@@ -5494,34 +4220,22 @@
           <w:p>
             <w:pPr>
               <w:pStyle w:val="Compact"/>
-              <w:jc w:val="both"/>
-            </w:pPr>
-            <w:r>
-              <w:rPr>
-                <w:rFonts w:ascii="Calibri" w:hAnsi="Calibri"/>
-                <w:sz w:val="18"/>
-              </w:rPr>
+              <w:jc w:val="right"/>
+            </w:pPr>
+            <w:r>
               <w:t xml:space="preserve">90,0%</w:t>
             </w:r>
           </w:p>
         </w:tc>
       </w:tr>
       <w:tr>
-        <w:trPr>
-          <w:cantSplit/>
-        </w:trPr>
-        <w:tc>
-          <w:tcPr/>
-          <w:p>
-            <w:pPr>
-              <w:pStyle w:val="Compact"/>
-              <w:jc w:val="both"/>
-            </w:pPr>
-            <w:r>
-              <w:rPr>
-                <w:rFonts w:ascii="Calibri" w:hAnsi="Calibri"/>
-                <w:sz w:val="18"/>
-              </w:rPr>
+        <w:tc>
+          <w:tcPr/>
+          <w:p>
+            <w:pPr>
+              <w:pStyle w:val="Compact"/>
+            </w:pPr>
+            <w:r>
               <w:t xml:space="preserve">TJRJ</w:t>
             </w:r>
           </w:p>
@@ -5531,13 +4245,9 @@
           <w:p>
             <w:pPr>
               <w:pStyle w:val="Compact"/>
-              <w:jc w:val="both"/>
-            </w:pPr>
-            <w:r>
-              <w:rPr>
-                <w:rFonts w:ascii="Calibri" w:hAnsi="Calibri"/>
-                <w:sz w:val="18"/>
-              </w:rPr>
+              <w:jc w:val="right"/>
+            </w:pPr>
+            <w:r>
               <w:t xml:space="preserve">106</w:t>
             </w:r>
           </w:p>
@@ -5547,13 +4257,9 @@
           <w:p>
             <w:pPr>
               <w:pStyle w:val="Compact"/>
-              <w:jc w:val="both"/>
-            </w:pPr>
-            <w:r>
-              <w:rPr>
-                <w:rFonts w:ascii="Calibri" w:hAnsi="Calibri"/>
-                <w:sz w:val="18"/>
-              </w:rPr>
+              <w:jc w:val="right"/>
+            </w:pPr>
+            <w:r>
               <w:t xml:space="preserve">94</w:t>
             </w:r>
           </w:p>
@@ -5563,13 +4269,9 @@
           <w:p>
             <w:pPr>
               <w:pStyle w:val="Compact"/>
-              <w:jc w:val="both"/>
-            </w:pPr>
-            <w:r>
-              <w:rPr>
-                <w:rFonts w:ascii="Calibri" w:hAnsi="Calibri"/>
-                <w:sz w:val="18"/>
-              </w:rPr>
+              <w:jc w:val="right"/>
+            </w:pPr>
+            <w:r>
               <w:t xml:space="preserve">12</w:t>
             </w:r>
           </w:p>
@@ -5579,34 +4281,22 @@
           <w:p>
             <w:pPr>
               <w:pStyle w:val="Compact"/>
-              <w:jc w:val="both"/>
-            </w:pPr>
-            <w:r>
-              <w:rPr>
-                <w:rFonts w:ascii="Calibri" w:hAnsi="Calibri"/>
-                <w:sz w:val="18"/>
-              </w:rPr>
+              <w:jc w:val="right"/>
+            </w:pPr>
+            <w:r>
               <w:t xml:space="preserve">88,7%</w:t>
             </w:r>
           </w:p>
         </w:tc>
       </w:tr>
       <w:tr>
-        <w:trPr>
-          <w:cantSplit/>
-        </w:trPr>
-        <w:tc>
-          <w:tcPr/>
-          <w:p>
-            <w:pPr>
-              <w:pStyle w:val="Compact"/>
-              <w:jc w:val="both"/>
-            </w:pPr>
-            <w:r>
-              <w:rPr>
-                <w:rFonts w:ascii="Calibri" w:hAnsi="Calibri"/>
-                <w:sz w:val="18"/>
-              </w:rPr>
+        <w:tc>
+          <w:tcPr/>
+          <w:p>
+            <w:pPr>
+              <w:pStyle w:val="Compact"/>
+            </w:pPr>
+            <w:r>
               <w:t xml:space="preserve">PRODERJ</w:t>
             </w:r>
           </w:p>
@@ -5616,13 +4306,9 @@
           <w:p>
             <w:pPr>
               <w:pStyle w:val="Compact"/>
-              <w:jc w:val="both"/>
-            </w:pPr>
-            <w:r>
-              <w:rPr>
-                <w:rFonts w:ascii="Calibri" w:hAnsi="Calibri"/>
-                <w:sz w:val="18"/>
-              </w:rPr>
+              <w:jc w:val="right"/>
+            </w:pPr>
+            <w:r>
               <w:t xml:space="preserve">78</w:t>
             </w:r>
           </w:p>
@@ -5632,13 +4318,9 @@
           <w:p>
             <w:pPr>
               <w:pStyle w:val="Compact"/>
-              <w:jc w:val="both"/>
-            </w:pPr>
-            <w:r>
-              <w:rPr>
-                <w:rFonts w:ascii="Calibri" w:hAnsi="Calibri"/>
-                <w:sz w:val="18"/>
-              </w:rPr>
+              <w:jc w:val="right"/>
+            </w:pPr>
+            <w:r>
               <w:t xml:space="preserve">69</w:t>
             </w:r>
           </w:p>
@@ -5648,13 +4330,9 @@
           <w:p>
             <w:pPr>
               <w:pStyle w:val="Compact"/>
-              <w:jc w:val="both"/>
-            </w:pPr>
-            <w:r>
-              <w:rPr>
-                <w:rFonts w:ascii="Calibri" w:hAnsi="Calibri"/>
-                <w:sz w:val="18"/>
-              </w:rPr>
+              <w:jc w:val="right"/>
+            </w:pPr>
+            <w:r>
               <w:t xml:space="preserve">9</w:t>
             </w:r>
           </w:p>
@@ -5664,34 +4342,22 @@
           <w:p>
             <w:pPr>
               <w:pStyle w:val="Compact"/>
-              <w:jc w:val="both"/>
-            </w:pPr>
-            <w:r>
-              <w:rPr>
-                <w:rFonts w:ascii="Calibri" w:hAnsi="Calibri"/>
-                <w:sz w:val="18"/>
-              </w:rPr>
+              <w:jc w:val="right"/>
+            </w:pPr>
+            <w:r>
               <w:t xml:space="preserve">88,5%</w:t>
             </w:r>
           </w:p>
         </w:tc>
       </w:tr>
       <w:tr>
-        <w:trPr>
-          <w:cantSplit/>
-        </w:trPr>
-        <w:tc>
-          <w:tcPr/>
-          <w:p>
-            <w:pPr>
-              <w:pStyle w:val="Compact"/>
-              <w:jc w:val="both"/>
-            </w:pPr>
-            <w:r>
-              <w:rPr>
-                <w:rFonts w:ascii="Calibri" w:hAnsi="Calibri"/>
-                <w:sz w:val="18"/>
-              </w:rPr>
+        <w:tc>
+          <w:tcPr/>
+          <w:p>
+            <w:pPr>
+              <w:pStyle w:val="Compact"/>
+            </w:pPr>
+            <w:r>
               <w:t xml:space="preserve">NITERÓI</w:t>
             </w:r>
           </w:p>
@@ -5701,13 +4367,9 @@
           <w:p>
             <w:pPr>
               <w:pStyle w:val="Compact"/>
-              <w:jc w:val="both"/>
-            </w:pPr>
-            <w:r>
-              <w:rPr>
-                <w:rFonts w:ascii="Calibri" w:hAnsi="Calibri"/>
-                <w:sz w:val="18"/>
-              </w:rPr>
+              <w:jc w:val="right"/>
+            </w:pPr>
+            <w:r>
               <w:t xml:space="preserve">46</w:t>
             </w:r>
           </w:p>
@@ -5717,13 +4379,9 @@
           <w:p>
             <w:pPr>
               <w:pStyle w:val="Compact"/>
-              <w:jc w:val="both"/>
-            </w:pPr>
-            <w:r>
-              <w:rPr>
-                <w:rFonts w:ascii="Calibri" w:hAnsi="Calibri"/>
-                <w:sz w:val="18"/>
-              </w:rPr>
+              <w:jc w:val="right"/>
+            </w:pPr>
+            <w:r>
               <w:t xml:space="preserve">40</w:t>
             </w:r>
           </w:p>
@@ -5733,13 +4391,9 @@
           <w:p>
             <w:pPr>
               <w:pStyle w:val="Compact"/>
-              <w:jc w:val="both"/>
-            </w:pPr>
-            <w:r>
-              <w:rPr>
-                <w:rFonts w:ascii="Calibri" w:hAnsi="Calibri"/>
-                <w:sz w:val="18"/>
-              </w:rPr>
+              <w:jc w:val="right"/>
+            </w:pPr>
+            <w:r>
               <w:t xml:space="preserve">6</w:t>
             </w:r>
           </w:p>
@@ -5749,34 +4403,22 @@
           <w:p>
             <w:pPr>
               <w:pStyle w:val="Compact"/>
-              <w:jc w:val="both"/>
-            </w:pPr>
-            <w:r>
-              <w:rPr>
-                <w:rFonts w:ascii="Calibri" w:hAnsi="Calibri"/>
-                <w:sz w:val="18"/>
-              </w:rPr>
+              <w:jc w:val="right"/>
+            </w:pPr>
+            <w:r>
               <w:t xml:space="preserve">87,0%</w:t>
             </w:r>
           </w:p>
         </w:tc>
       </w:tr>
       <w:tr>
-        <w:trPr>
-          <w:cantSplit/>
-        </w:trPr>
-        <w:tc>
-          <w:tcPr/>
-          <w:p>
-            <w:pPr>
-              <w:pStyle w:val="Compact"/>
-              <w:jc w:val="both"/>
-            </w:pPr>
-            <w:r>
-              <w:rPr>
-                <w:rFonts w:ascii="Calibri" w:hAnsi="Calibri"/>
-                <w:sz w:val="18"/>
-              </w:rPr>
+        <w:tc>
+          <w:tcPr/>
+          <w:p>
+            <w:pPr>
+              <w:pStyle w:val="Compact"/>
+            </w:pPr>
+            <w:r>
               <w:t xml:space="preserve">ITAGUAÍ</w:t>
             </w:r>
           </w:p>
@@ -5786,13 +4428,9 @@
           <w:p>
             <w:pPr>
               <w:pStyle w:val="Compact"/>
-              <w:jc w:val="both"/>
-            </w:pPr>
-            <w:r>
-              <w:rPr>
-                <w:rFonts w:ascii="Calibri" w:hAnsi="Calibri"/>
-                <w:sz w:val="18"/>
-              </w:rPr>
+              <w:jc w:val="right"/>
+            </w:pPr>
+            <w:r>
               <w:t xml:space="preserve">25</w:t>
             </w:r>
           </w:p>
@@ -5802,13 +4440,9 @@
           <w:p>
             <w:pPr>
               <w:pStyle w:val="Compact"/>
-              <w:jc w:val="both"/>
-            </w:pPr>
-            <w:r>
-              <w:rPr>
-                <w:rFonts w:ascii="Calibri" w:hAnsi="Calibri"/>
-                <w:sz w:val="18"/>
-              </w:rPr>
+              <w:jc w:val="right"/>
+            </w:pPr>
+            <w:r>
               <w:t xml:space="preserve">21</w:t>
             </w:r>
           </w:p>
@@ -5818,13 +4452,9 @@
           <w:p>
             <w:pPr>
               <w:pStyle w:val="Compact"/>
-              <w:jc w:val="both"/>
-            </w:pPr>
-            <w:r>
-              <w:rPr>
-                <w:rFonts w:ascii="Calibri" w:hAnsi="Calibri"/>
-                <w:sz w:val="18"/>
-              </w:rPr>
+              <w:jc w:val="right"/>
+            </w:pPr>
+            <w:r>
               <w:t xml:space="preserve">4</w:t>
             </w:r>
           </w:p>
@@ -5834,34 +4464,22 @@
           <w:p>
             <w:pPr>
               <w:pStyle w:val="Compact"/>
-              <w:jc w:val="both"/>
-            </w:pPr>
-            <w:r>
-              <w:rPr>
-                <w:rFonts w:ascii="Calibri" w:hAnsi="Calibri"/>
-                <w:sz w:val="18"/>
-              </w:rPr>
+              <w:jc w:val="right"/>
+            </w:pPr>
+            <w:r>
               <w:t xml:space="preserve">84,0%</w:t>
             </w:r>
           </w:p>
         </w:tc>
       </w:tr>
       <w:tr>
-        <w:trPr>
-          <w:cantSplit/>
-        </w:trPr>
-        <w:tc>
-          <w:tcPr/>
-          <w:p>
-            <w:pPr>
-              <w:pStyle w:val="Compact"/>
-              <w:jc w:val="both"/>
-            </w:pPr>
-            <w:r>
-              <w:rPr>
-                <w:rFonts w:ascii="Calibri" w:hAnsi="Calibri"/>
-                <w:sz w:val="18"/>
-              </w:rPr>
+        <w:tc>
+          <w:tcPr/>
+          <w:p>
+            <w:pPr>
+              <w:pStyle w:val="Compact"/>
+            </w:pPr>
+            <w:r>
               <w:t xml:space="preserve">MARICÁ</w:t>
             </w:r>
           </w:p>
@@ -5871,13 +4489,9 @@
           <w:p>
             <w:pPr>
               <w:pStyle w:val="Compact"/>
-              <w:jc w:val="both"/>
-            </w:pPr>
-            <w:r>
-              <w:rPr>
-                <w:rFonts w:ascii="Calibri" w:hAnsi="Calibri"/>
-                <w:sz w:val="18"/>
-              </w:rPr>
+              <w:jc w:val="right"/>
+            </w:pPr>
+            <w:r>
               <w:t xml:space="preserve">48</w:t>
             </w:r>
           </w:p>
@@ -5887,13 +4501,9 @@
           <w:p>
             <w:pPr>
               <w:pStyle w:val="Compact"/>
-              <w:jc w:val="both"/>
-            </w:pPr>
-            <w:r>
-              <w:rPr>
-                <w:rFonts w:ascii="Calibri" w:hAnsi="Calibri"/>
-                <w:sz w:val="18"/>
-              </w:rPr>
+              <w:jc w:val="right"/>
+            </w:pPr>
+            <w:r>
               <w:t xml:space="preserve">40</w:t>
             </w:r>
           </w:p>
@@ -5903,13 +4513,9 @@
           <w:p>
             <w:pPr>
               <w:pStyle w:val="Compact"/>
-              <w:jc w:val="both"/>
-            </w:pPr>
-            <w:r>
-              <w:rPr>
-                <w:rFonts w:ascii="Calibri" w:hAnsi="Calibri"/>
-                <w:sz w:val="18"/>
-              </w:rPr>
+              <w:jc w:val="right"/>
+            </w:pPr>
+            <w:r>
               <w:t xml:space="preserve">8</w:t>
             </w:r>
           </w:p>
@@ -5919,34 +4525,22 @@
           <w:p>
             <w:pPr>
               <w:pStyle w:val="Compact"/>
-              <w:jc w:val="both"/>
-            </w:pPr>
-            <w:r>
-              <w:rPr>
-                <w:rFonts w:ascii="Calibri" w:hAnsi="Calibri"/>
-                <w:sz w:val="18"/>
-              </w:rPr>
+              <w:jc w:val="right"/>
+            </w:pPr>
+            <w:r>
               <w:t xml:space="preserve">83,3%</w:t>
             </w:r>
           </w:p>
         </w:tc>
       </w:tr>
       <w:tr>
-        <w:trPr>
-          <w:cantSplit/>
-        </w:trPr>
-        <w:tc>
-          <w:tcPr/>
-          <w:p>
-            <w:pPr>
-              <w:pStyle w:val="Compact"/>
-              <w:jc w:val="both"/>
-            </w:pPr>
-            <w:r>
-              <w:rPr>
-                <w:rFonts w:ascii="Calibri" w:hAnsi="Calibri"/>
-                <w:sz w:val="18"/>
-              </w:rPr>
+        <w:tc>
+          <w:tcPr/>
+          <w:p>
+            <w:pPr>
+              <w:pStyle w:val="Compact"/>
+            </w:pPr>
+            <w:r>
               <w:t xml:space="preserve">UENF</w:t>
             </w:r>
           </w:p>
@@ -5956,13 +4550,9 @@
           <w:p>
             <w:pPr>
               <w:pStyle w:val="Compact"/>
-              <w:jc w:val="both"/>
-            </w:pPr>
-            <w:r>
-              <w:rPr>
-                <w:rFonts w:ascii="Calibri" w:hAnsi="Calibri"/>
-                <w:sz w:val="18"/>
-              </w:rPr>
+              <w:jc w:val="right"/>
+            </w:pPr>
+            <w:r>
               <w:t xml:space="preserve">22</w:t>
             </w:r>
           </w:p>
@@ -5972,13 +4562,9 @@
           <w:p>
             <w:pPr>
               <w:pStyle w:val="Compact"/>
-              <w:jc w:val="both"/>
-            </w:pPr>
-            <w:r>
-              <w:rPr>
-                <w:rFonts w:ascii="Calibri" w:hAnsi="Calibri"/>
-                <w:sz w:val="18"/>
-              </w:rPr>
+              <w:jc w:val="right"/>
+            </w:pPr>
+            <w:r>
               <w:t xml:space="preserve">18</w:t>
             </w:r>
           </w:p>
@@ -5988,13 +4574,9 @@
           <w:p>
             <w:pPr>
               <w:pStyle w:val="Compact"/>
-              <w:jc w:val="both"/>
-            </w:pPr>
-            <w:r>
-              <w:rPr>
-                <w:rFonts w:ascii="Calibri" w:hAnsi="Calibri"/>
-                <w:sz w:val="18"/>
-              </w:rPr>
+              <w:jc w:val="right"/>
+            </w:pPr>
+            <w:r>
               <w:t xml:space="preserve">4</w:t>
             </w:r>
           </w:p>
@@ -6004,34 +4586,22 @@
           <w:p>
             <w:pPr>
               <w:pStyle w:val="Compact"/>
-              <w:jc w:val="both"/>
-            </w:pPr>
-            <w:r>
-              <w:rPr>
-                <w:rFonts w:ascii="Calibri" w:hAnsi="Calibri"/>
-                <w:sz w:val="18"/>
-              </w:rPr>
+              <w:jc w:val="right"/>
+            </w:pPr>
+            <w:r>
               <w:t xml:space="preserve">81,8%</w:t>
             </w:r>
           </w:p>
         </w:tc>
       </w:tr>
       <w:tr>
-        <w:trPr>
-          <w:cantSplit/>
-        </w:trPr>
-        <w:tc>
-          <w:tcPr/>
-          <w:p>
-            <w:pPr>
-              <w:pStyle w:val="Compact"/>
-              <w:jc w:val="both"/>
-            </w:pPr>
-            <w:r>
-              <w:rPr>
-                <w:rFonts w:ascii="Calibri" w:hAnsi="Calibri"/>
-                <w:sz w:val="18"/>
-              </w:rPr>
+        <w:tc>
+          <w:tcPr/>
+          <w:p>
+            <w:pPr>
+              <w:pStyle w:val="Compact"/>
+            </w:pPr>
+            <w:r>
               <w:t xml:space="preserve">CASIMIRO DE ABREU</w:t>
             </w:r>
           </w:p>
@@ -6041,13 +4611,9 @@
           <w:p>
             <w:pPr>
               <w:pStyle w:val="Compact"/>
-              <w:jc w:val="both"/>
-            </w:pPr>
-            <w:r>
-              <w:rPr>
-                <w:rFonts w:ascii="Calibri" w:hAnsi="Calibri"/>
-                <w:sz w:val="18"/>
-              </w:rPr>
+              <w:jc w:val="right"/>
+            </w:pPr>
+            <w:r>
               <w:t xml:space="preserve">27</w:t>
             </w:r>
           </w:p>
@@ -6057,13 +4623,9 @@
           <w:p>
             <w:pPr>
               <w:pStyle w:val="Compact"/>
-              <w:jc w:val="both"/>
-            </w:pPr>
-            <w:r>
-              <w:rPr>
-                <w:rFonts w:ascii="Calibri" w:hAnsi="Calibri"/>
-                <w:sz w:val="18"/>
-              </w:rPr>
+              <w:jc w:val="right"/>
+            </w:pPr>
+            <w:r>
               <w:t xml:space="preserve">22</w:t>
             </w:r>
           </w:p>
@@ -6073,13 +4635,9 @@
           <w:p>
             <w:pPr>
               <w:pStyle w:val="Compact"/>
-              <w:jc w:val="both"/>
-            </w:pPr>
-            <w:r>
-              <w:rPr>
-                <w:rFonts w:ascii="Calibri" w:hAnsi="Calibri"/>
-                <w:sz w:val="18"/>
-              </w:rPr>
+              <w:jc w:val="right"/>
+            </w:pPr>
+            <w:r>
               <w:t xml:space="preserve">5</w:t>
             </w:r>
           </w:p>
@@ -6089,35 +4647,22 @@
           <w:p>
             <w:pPr>
               <w:pStyle w:val="Compact"/>
-              <w:jc w:val="both"/>
-            </w:pPr>
-            <w:r>
-              <w:rPr>
-                <w:rFonts w:ascii="Calibri" w:hAnsi="Calibri"/>
-                <w:sz w:val="18"/>
-              </w:rPr>
+              <w:jc w:val="right"/>
+            </w:pPr>
+            <w:r>
               <w:t xml:space="preserve">81,5%</w:t>
             </w:r>
           </w:p>
         </w:tc>
       </w:tr>
       <w:tr>
-        <w:trPr>
-          <w:cantSplit/>
-        </w:trPr>
-        <w:tc>
-          <w:tcPr/>
-          <w:p>
-            <w:pPr>
-              <w:pStyle w:val="Compact"/>
-              <w:keepNext/>
-              <w:jc w:val="both"/>
-            </w:pPr>
-            <w:r>
-              <w:rPr>
-                <w:rFonts w:ascii="Calibri" w:hAnsi="Calibri"/>
-                <w:sz w:val="18"/>
-              </w:rPr>
+        <w:tc>
+          <w:tcPr/>
+          <w:p>
+            <w:pPr>
+              <w:pStyle w:val="Compact"/>
+            </w:pPr>
+            <w:r>
               <w:t xml:space="preserve">LOTERJ</w:t>
             </w:r>
           </w:p>
@@ -6127,14 +4672,9 @@
           <w:p>
             <w:pPr>
               <w:pStyle w:val="Compact"/>
-              <w:keepNext/>
-              <w:jc w:val="both"/>
-            </w:pPr>
-            <w:r>
-              <w:rPr>
-                <w:rFonts w:ascii="Calibri" w:hAnsi="Calibri"/>
-                <w:sz w:val="18"/>
-              </w:rPr>
+              <w:jc w:val="right"/>
+            </w:pPr>
+            <w:r>
               <w:t xml:space="preserve">21</w:t>
             </w:r>
           </w:p>
@@ -6144,14 +4684,9 @@
           <w:p>
             <w:pPr>
               <w:pStyle w:val="Compact"/>
-              <w:keepNext/>
-              <w:jc w:val="both"/>
-            </w:pPr>
-            <w:r>
-              <w:rPr>
-                <w:rFonts w:ascii="Calibri" w:hAnsi="Calibri"/>
-                <w:sz w:val="18"/>
-              </w:rPr>
+              <w:jc w:val="right"/>
+            </w:pPr>
+            <w:r>
               <w:t xml:space="preserve">17</w:t>
             </w:r>
           </w:p>
@@ -6161,14 +4696,9 @@
           <w:p>
             <w:pPr>
               <w:pStyle w:val="Compact"/>
-              <w:keepNext/>
-              <w:jc w:val="both"/>
-            </w:pPr>
-            <w:r>
-              <w:rPr>
-                <w:rFonts w:ascii="Calibri" w:hAnsi="Calibri"/>
-                <w:sz w:val="18"/>
-              </w:rPr>
+              <w:jc w:val="right"/>
+            </w:pPr>
+            <w:r>
               <w:t xml:space="preserve">4</w:t>
             </w:r>
           </w:p>
@@ -6178,14 +4708,9 @@
           <w:p>
             <w:pPr>
               <w:pStyle w:val="Compact"/>
-              <w:keepNext/>
-              <w:jc w:val="both"/>
-            </w:pPr>
-            <w:r>
-              <w:rPr>
-                <w:rFonts w:ascii="Calibri" w:hAnsi="Calibri"/>
-                <w:sz w:val="18"/>
-              </w:rPr>
+              <w:jc w:val="right"/>
+            </w:pPr>
+            <w:r>
               <w:t xml:space="preserve">81,0%</w:t>
             </w:r>
           </w:p>
@@ -6223,7 +4748,7 @@
         <w:pStyle w:val="FirstParagraph"/>
       </w:pPr>
       <w:r>
-        <w:t xml:space="preserve">Quando a auditoria é comparada no critério metodologicamente adequado, isto é, cenário inicial com apenas a fonte de respostas contra cenário pós-evidência com respostas ajustadas e painel de avaliação de evidências, observa-se impacto relevante sobre os achados. No cenário com ajuste inicial e sem painel de evidências, foram identificadas</w:t>
+        <w:t xml:space="preserve">Quando a auditoria é comparada no critério metodologicamente adequado, isto é, cenário inicial com apenas a fonte de respostas contra cenário pós-evidência com respostas ajustadas e painel de avaliação de evidências, observa-se impacto relevante sobre os achados. Ambos os cenários foram reexecutados com o mapa de verificação revisado após os comentários do gestor. No cenário com ajuste inicial e sem painel de evidências, foram identificadas</w:t>
       </w:r>
       <w:r>
         <w:t xml:space="preserve"> </w:t>
@@ -6233,7 +4758,7 @@
           <w:b/>
           <w:bCs/>
         </w:rPr>
-        <w:t xml:space="preserve">598 marcações de achados por auditado</w:t>
+        <w:t xml:space="preserve">565 marcações de achados por auditado</w:t>
       </w:r>
       <w:r>
         <w:t xml:space="preserve">. No cenário pós-evidência, esse total passou para</w:t>
@@ -6246,7 +4771,7 @@
           <w:b/>
           <w:bCs/>
         </w:rPr>
-        <w:t xml:space="preserve">625</w:t>
+        <w:t xml:space="preserve">602</w:t>
       </w:r>
       <w:r>
         <w:t xml:space="preserve">, acréscimo de</w:t>
@@ -6259,7 +4784,7 @@
           <w:b/>
           <w:bCs/>
         </w:rPr>
-        <w:t xml:space="preserve">27 marcações</w:t>
+        <w:t xml:space="preserve">37 marcações</w:t>
       </w:r>
       <w:r>
         <w:t xml:space="preserve">.</w:t>
@@ -6280,7 +4805,7 @@
           <w:b/>
           <w:bCs/>
         </w:rPr>
-        <w:t xml:space="preserve">1.887</w:t>
+        <w:t xml:space="preserve">1.252</w:t>
       </w:r>
       <w:r>
         <w:t xml:space="preserve">, no cenário inicial, para</w:t>
@@ -6293,10 +4818,10 @@
           <w:b/>
           <w:bCs/>
         </w:rPr>
-        <w:t xml:space="preserve">2.140</w:t>
-      </w:r>
-      <w:r>
-        <w:t xml:space="preserve">, no cenário pós-evidência, com acréscimo de</w:t>
+        <w:t xml:space="preserve">1.458</w:t>
+      </w:r>
+      <w:r>
+        <w:t xml:space="preserve">, no cenário pós-evidência, com acréscimo líquido de</w:t>
       </w:r>
       <w:r>
         <w:t xml:space="preserve"> </w:t>
@@ -6306,29 +4831,27 @@
           <w:b/>
           <w:bCs/>
         </w:rPr>
-        <w:t xml:space="preserve">253 situações inconformes</w:t>
-      </w:r>
-      <w:r>
-        <w:t xml:space="preserve">. O mesmo acréscimo ocorreu nos encaminhamentos associados. Não houve remoção de marcações: a avaliação de evidências apenas acrescentou achados, situações inconformes e encaminhamentos que não seriam identificados pela autodeclaração saneada isoladamente.</w:t>
+        <w:t xml:space="preserve">206 situações inconformes</w:t>
+      </w:r>
+      <w:r>
+        <w:t xml:space="preserve">. O mesmo acréscimo líquido ocorreu nos encaminhamentos associados. A comparação por organização registrou aumento de situações em 80 organizações, estabilidade em 38 e redução em uma, em razão da recomposição de condições de uma regra composta.</w:t>
       </w:r>
     </w:p>
     <w:p>
       <w:pPr>
         <w:pStyle w:val="TableCaption"/>
-        <w:keepNext/>
-      </w:pPr>
-      <w:r>
-        <w:t xml:space="preserve">Tabela 8 - Impacto dos ajustes pós-evidência nos achados e situações inconformes</w:t>
+      </w:pPr>
+      <w:r>
+        <w:t xml:space="preserve">Impacto dos ajustes pós-evidência nos achados e situações inconformes {#tbl:impacto_evidencias_achados_situacoes#}</w:t>
       </w:r>
     </w:p>
     <w:tbl>
       <w:tblPr>
         <w:tblStyle w:val="Table"/>
         <w:tblW w:type="pct" w:w="5000"/>
-        <w:jc w:val="center"/>
-        <w:tblLayout w:type="autofit"/>
+        <w:tblLayout w:type="fixed"/>
         <w:tblLook w:firstRow="1" w:lastRow="0" w:firstColumn="0" w:lastColumn="0" w:noHBand="0" w:noVBand="0" w:val="0020"/>
-        <w:tblCaption w:val="Tabela 8 - Impacto dos ajustes pós-evidência nos achados e situações inconformes"/>
+        <w:tblCaption w:val="Impacto dos ajustes pós-evidência nos achados e situações inconformes {#tbl:impacto_evidencias_achados_situacoes#}"/>
       </w:tblPr>
       <w:tblGrid>
         <w:gridCol w:w="880"/>
@@ -6342,20 +4865,14 @@
       <w:tr>
         <w:trPr>
           <w:tblHeader w:val="on"/>
-          <w:cantSplit/>
         </w:trPr>
         <w:tc>
           <w:tcPr/>
           <w:p>
             <w:pPr>
               <w:pStyle w:val="Compact"/>
-              <w:jc w:val="both"/>
-            </w:pPr>
-            <w:r>
-              <w:rPr>
-                <w:rFonts w:ascii="Calibri" w:hAnsi="Calibri"/>
-                <w:sz w:val="20"/>
-              </w:rPr>
+            </w:pPr>
+            <w:r>
               <w:t xml:space="preserve">Medida</w:t>
             </w:r>
           </w:p>
@@ -6365,13 +4882,9 @@
           <w:p>
             <w:pPr>
               <w:pStyle w:val="Compact"/>
-              <w:jc w:val="both"/>
-            </w:pPr>
-            <w:r>
-              <w:rPr>
-                <w:rFonts w:ascii="Calibri" w:hAnsi="Calibri"/>
-                <w:sz w:val="20"/>
-              </w:rPr>
+              <w:jc w:val="right"/>
+            </w:pPr>
+            <w:r>
               <w:t xml:space="preserve">Cenário com ajuste inicial</w:t>
             </w:r>
           </w:p>
@@ -6381,13 +4894,9 @@
           <w:p>
             <w:pPr>
               <w:pStyle w:val="Compact"/>
-              <w:jc w:val="both"/>
-            </w:pPr>
-            <w:r>
-              <w:rPr>
-                <w:rFonts w:ascii="Calibri" w:hAnsi="Calibri"/>
-                <w:sz w:val="20"/>
-              </w:rPr>
+              <w:jc w:val="right"/>
+            </w:pPr>
+            <w:r>
               <w:t xml:space="preserve">Cenário pós-evidência</w:t>
             </w:r>
           </w:p>
@@ -6397,13 +4906,9 @@
           <w:p>
             <w:pPr>
               <w:pStyle w:val="Compact"/>
-              <w:jc w:val="both"/>
-            </w:pPr>
-            <w:r>
-              <w:rPr>
-                <w:rFonts w:ascii="Calibri" w:hAnsi="Calibri"/>
-                <w:sz w:val="20"/>
-              </w:rPr>
+              <w:jc w:val="right"/>
+            </w:pPr>
+            <w:r>
               <w:t xml:space="preserve">Variação</w:t>
             </w:r>
           </w:p>
@@ -6413,13 +4918,9 @@
           <w:p>
             <w:pPr>
               <w:pStyle w:val="Compact"/>
-              <w:jc w:val="both"/>
-            </w:pPr>
-            <w:r>
-              <w:rPr>
-                <w:rFonts w:ascii="Calibri" w:hAnsi="Calibri"/>
-                <w:sz w:val="20"/>
-              </w:rPr>
+              <w:jc w:val="right"/>
+            </w:pPr>
+            <w:r>
               <w:t xml:space="preserve">Organizações com aumento</w:t>
             </w:r>
           </w:p>
@@ -6429,13 +4930,9 @@
           <w:p>
             <w:pPr>
               <w:pStyle w:val="Compact"/>
-              <w:jc w:val="both"/>
-            </w:pPr>
-            <w:r>
-              <w:rPr>
-                <w:rFonts w:ascii="Calibri" w:hAnsi="Calibri"/>
-                <w:sz w:val="20"/>
-              </w:rPr>
+              <w:jc w:val="right"/>
+            </w:pPr>
+            <w:r>
               <w:t xml:space="preserve">Organizações sem variação</w:t>
             </w:r>
           </w:p>
@@ -6445,34 +4942,22 @@
           <w:p>
             <w:pPr>
               <w:pStyle w:val="Compact"/>
-              <w:jc w:val="both"/>
-            </w:pPr>
-            <w:r>
-              <w:rPr>
-                <w:rFonts w:ascii="Calibri" w:hAnsi="Calibri"/>
-                <w:sz w:val="20"/>
-              </w:rPr>
+              <w:jc w:val="right"/>
+            </w:pPr>
+            <w:r>
               <w:t xml:space="preserve">Organizações com redução</w:t>
             </w:r>
           </w:p>
         </w:tc>
       </w:tr>
       <w:tr>
-        <w:trPr>
-          <w:cantSplit/>
-        </w:trPr>
-        <w:tc>
-          <w:tcPr/>
-          <w:p>
-            <w:pPr>
-              <w:pStyle w:val="Compact"/>
-              <w:jc w:val="both"/>
-            </w:pPr>
-            <w:r>
-              <w:rPr>
-                <w:rFonts w:ascii="Calibri" w:hAnsi="Calibri"/>
-                <w:sz w:val="18"/>
-              </w:rPr>
+        <w:tc>
+          <w:tcPr/>
+          <w:p>
+            <w:pPr>
+              <w:pStyle w:val="Compact"/>
+            </w:pPr>
+            <w:r>
               <w:t xml:space="preserve">Marcações de achados por auditado</w:t>
             </w:r>
           </w:p>
@@ -6482,114 +4967,82 @@
           <w:p>
             <w:pPr>
               <w:pStyle w:val="Compact"/>
-              <w:jc w:val="both"/>
-            </w:pPr>
-            <w:r>
-              <w:rPr>
-                <w:rFonts w:ascii="Calibri" w:hAnsi="Calibri"/>
-                <w:sz w:val="18"/>
-              </w:rPr>
-              <w:t xml:space="preserve">598</w:t>
-            </w:r>
-          </w:p>
-        </w:tc>
-        <w:tc>
-          <w:tcPr/>
-          <w:p>
-            <w:pPr>
-              <w:pStyle w:val="Compact"/>
-              <w:jc w:val="both"/>
-            </w:pPr>
-            <w:r>
-              <w:rPr>
-                <w:rFonts w:ascii="Calibri" w:hAnsi="Calibri"/>
-                <w:sz w:val="18"/>
-              </w:rPr>
-              <w:t xml:space="preserve">625</w:t>
-            </w:r>
-          </w:p>
-        </w:tc>
-        <w:tc>
-          <w:tcPr/>
-          <w:p>
-            <w:pPr>
-              <w:pStyle w:val="Compact"/>
-              <w:jc w:val="both"/>
-            </w:pPr>
-            <w:r>
-              <w:rPr>
-                <w:rFonts w:ascii="Calibri" w:hAnsi="Calibri"/>
-                <w:sz w:val="18"/>
-              </w:rPr>
-              <w:t xml:space="preserve">+27</w:t>
-            </w:r>
-          </w:p>
-        </w:tc>
-        <w:tc>
-          <w:tcPr/>
-          <w:p>
-            <w:pPr>
-              <w:pStyle w:val="Compact"/>
-              <w:jc w:val="both"/>
-            </w:pPr>
-            <w:r>
-              <w:rPr>
-                <w:rFonts w:ascii="Calibri" w:hAnsi="Calibri"/>
-                <w:sz w:val="18"/>
-              </w:rPr>
-              <w:t xml:space="preserve">21</w:t>
-            </w:r>
-          </w:p>
-        </w:tc>
-        <w:tc>
-          <w:tcPr/>
-          <w:p>
-            <w:pPr>
-              <w:pStyle w:val="Compact"/>
-              <w:jc w:val="both"/>
-            </w:pPr>
-            <w:r>
-              <w:rPr>
-                <w:rFonts w:ascii="Calibri" w:hAnsi="Calibri"/>
-                <w:sz w:val="18"/>
-              </w:rPr>
-              <w:t xml:space="preserve">92</w:t>
-            </w:r>
-          </w:p>
-        </w:tc>
-        <w:tc>
-          <w:tcPr/>
-          <w:p>
-            <w:pPr>
-              <w:pStyle w:val="Compact"/>
-              <w:jc w:val="both"/>
-            </w:pPr>
-            <w:r>
-              <w:rPr>
-                <w:rFonts w:ascii="Calibri" w:hAnsi="Calibri"/>
-                <w:sz w:val="18"/>
-              </w:rPr>
+              <w:jc w:val="right"/>
+            </w:pPr>
+            <w:r>
+              <w:t xml:space="preserve">565</w:t>
+            </w:r>
+          </w:p>
+        </w:tc>
+        <w:tc>
+          <w:tcPr/>
+          <w:p>
+            <w:pPr>
+              <w:pStyle w:val="Compact"/>
+              <w:jc w:val="right"/>
+            </w:pPr>
+            <w:r>
+              <w:t xml:space="preserve">602</w:t>
+            </w:r>
+          </w:p>
+        </w:tc>
+        <w:tc>
+          <w:tcPr/>
+          <w:p>
+            <w:pPr>
+              <w:pStyle w:val="Compact"/>
+              <w:jc w:val="right"/>
+            </w:pPr>
+            <w:r>
+              <w:t xml:space="preserve">+37</w:t>
+            </w:r>
+          </w:p>
+        </w:tc>
+        <w:tc>
+          <w:tcPr/>
+          <w:p>
+            <w:pPr>
+              <w:pStyle w:val="Compact"/>
+              <w:jc w:val="right"/>
+            </w:pPr>
+            <w:r>
+              <w:t xml:space="preserve">31</w:t>
+            </w:r>
+          </w:p>
+        </w:tc>
+        <w:tc>
+          <w:tcPr/>
+          <w:p>
+            <w:pPr>
+              <w:pStyle w:val="Compact"/>
+              <w:jc w:val="right"/>
+            </w:pPr>
+            <w:r>
+              <w:t xml:space="preserve">88</w:t>
+            </w:r>
+          </w:p>
+        </w:tc>
+        <w:tc>
+          <w:tcPr/>
+          <w:p>
+            <w:pPr>
+              <w:pStyle w:val="Compact"/>
+              <w:jc w:val="right"/>
+            </w:pPr>
+            <w:r>
               <w:t xml:space="preserve">0</w:t>
             </w:r>
           </w:p>
         </w:tc>
       </w:tr>
       <w:tr>
-        <w:trPr>
-          <w:cantSplit/>
-        </w:trPr>
-        <w:tc>
-          <w:tcPr/>
-          <w:p>
-            <w:pPr>
-              <w:pStyle w:val="Compact"/>
-              <w:jc w:val="both"/>
-            </w:pPr>
-            <w:r>
-              <w:rPr>
-                <w:rFonts w:ascii="Calibri" w:hAnsi="Calibri"/>
-                <w:sz w:val="18"/>
-              </w:rPr>
+        <w:tc>
+          <w:tcPr/>
+          <w:p>
+            <w:pPr>
+              <w:pStyle w:val="Compact"/>
+            </w:pPr>
+            <w:r>
               <w:t xml:space="preserve">Situações inconformes</w:t>
             </w:r>
           </w:p>
@@ -6599,115 +5052,82 @@
           <w:p>
             <w:pPr>
               <w:pStyle w:val="Compact"/>
-              <w:jc w:val="both"/>
-            </w:pPr>
-            <w:r>
-              <w:rPr>
-                <w:rFonts w:ascii="Calibri" w:hAnsi="Calibri"/>
-                <w:sz w:val="18"/>
-              </w:rPr>
-              <w:t xml:space="preserve">1.887</w:t>
-            </w:r>
-          </w:p>
-        </w:tc>
-        <w:tc>
-          <w:tcPr/>
-          <w:p>
-            <w:pPr>
-              <w:pStyle w:val="Compact"/>
-              <w:jc w:val="both"/>
-            </w:pPr>
-            <w:r>
-              <w:rPr>
-                <w:rFonts w:ascii="Calibri" w:hAnsi="Calibri"/>
-                <w:sz w:val="18"/>
-              </w:rPr>
-              <w:t xml:space="preserve">2.140</w:t>
-            </w:r>
-          </w:p>
-        </w:tc>
-        <w:tc>
-          <w:tcPr/>
-          <w:p>
-            <w:pPr>
-              <w:pStyle w:val="Compact"/>
-              <w:jc w:val="both"/>
-            </w:pPr>
-            <w:r>
-              <w:rPr>
-                <w:rFonts w:ascii="Calibri" w:hAnsi="Calibri"/>
-                <w:sz w:val="18"/>
-              </w:rPr>
-              <w:t xml:space="preserve">+253</w:t>
-            </w:r>
-          </w:p>
-        </w:tc>
-        <w:tc>
-          <w:tcPr/>
-          <w:p>
-            <w:pPr>
-              <w:pStyle w:val="Compact"/>
-              <w:jc w:val="both"/>
-            </w:pPr>
-            <w:r>
-              <w:rPr>
-                <w:rFonts w:ascii="Calibri" w:hAnsi="Calibri"/>
-                <w:sz w:val="18"/>
-              </w:rPr>
-              <w:t xml:space="preserve">82</w:t>
-            </w:r>
-          </w:p>
-        </w:tc>
-        <w:tc>
-          <w:tcPr/>
-          <w:p>
-            <w:pPr>
-              <w:pStyle w:val="Compact"/>
-              <w:jc w:val="both"/>
-            </w:pPr>
-            <w:r>
-              <w:rPr>
-                <w:rFonts w:ascii="Calibri" w:hAnsi="Calibri"/>
-                <w:sz w:val="18"/>
-              </w:rPr>
-              <w:t xml:space="preserve">31</w:t>
-            </w:r>
-          </w:p>
-        </w:tc>
-        <w:tc>
-          <w:tcPr/>
-          <w:p>
-            <w:pPr>
-              <w:pStyle w:val="Compact"/>
-              <w:jc w:val="both"/>
-            </w:pPr>
-            <w:r>
-              <w:rPr>
-                <w:rFonts w:ascii="Calibri" w:hAnsi="Calibri"/>
-                <w:sz w:val="18"/>
-              </w:rPr>
-              <w:t xml:space="preserve">0</w:t>
+              <w:jc w:val="right"/>
+            </w:pPr>
+            <w:r>
+              <w:t xml:space="preserve">1.252</w:t>
+            </w:r>
+          </w:p>
+        </w:tc>
+        <w:tc>
+          <w:tcPr/>
+          <w:p>
+            <w:pPr>
+              <w:pStyle w:val="Compact"/>
+              <w:jc w:val="right"/>
+            </w:pPr>
+            <w:r>
+              <w:t xml:space="preserve">1.458</w:t>
+            </w:r>
+          </w:p>
+        </w:tc>
+        <w:tc>
+          <w:tcPr/>
+          <w:p>
+            <w:pPr>
+              <w:pStyle w:val="Compact"/>
+              <w:jc w:val="right"/>
+            </w:pPr>
+            <w:r>
+              <w:t xml:space="preserve">+206</w:t>
+            </w:r>
+          </w:p>
+        </w:tc>
+        <w:tc>
+          <w:tcPr/>
+          <w:p>
+            <w:pPr>
+              <w:pStyle w:val="Compact"/>
+              <w:jc w:val="right"/>
+            </w:pPr>
+            <w:r>
+              <w:t xml:space="preserve">80</w:t>
+            </w:r>
+          </w:p>
+        </w:tc>
+        <w:tc>
+          <w:tcPr/>
+          <w:p>
+            <w:pPr>
+              <w:pStyle w:val="Compact"/>
+              <w:jc w:val="right"/>
+            </w:pPr>
+            <w:r>
+              <w:t xml:space="preserve">38</w:t>
+            </w:r>
+          </w:p>
+        </w:tc>
+        <w:tc>
+          <w:tcPr/>
+          <w:p>
+            <w:pPr>
+              <w:pStyle w:val="Compact"/>
+              <w:jc w:val="right"/>
+            </w:pPr>
+            <w:r>
+              <w:t xml:space="preserve">1</w:t>
             </w:r>
           </w:p>
         </w:tc>
       </w:tr>
       <w:tr>
-        <w:trPr>
-          <w:cantSplit/>
-        </w:trPr>
-        <w:tc>
-          <w:tcPr/>
-          <w:p>
-            <w:pPr>
-              <w:pStyle w:val="Compact"/>
-              <w:keepNext/>
-              <w:jc w:val="both"/>
-            </w:pPr>
-            <w:r>
-              <w:rPr>
-                <w:rFonts w:ascii="Calibri" w:hAnsi="Calibri"/>
-                <w:sz w:val="18"/>
-              </w:rPr>
+        <w:tc>
+          <w:tcPr/>
+          <w:p>
+            <w:pPr>
+              <w:pStyle w:val="Compact"/>
+            </w:pPr>
+            <w:r>
               <w:t xml:space="preserve">Encaminhamentos associados</w:t>
             </w:r>
           </w:p>
@@ -6717,100 +5137,70 @@
           <w:p>
             <w:pPr>
               <w:pStyle w:val="Compact"/>
-              <w:keepNext/>
-              <w:jc w:val="both"/>
-            </w:pPr>
-            <w:r>
-              <w:rPr>
-                <w:rFonts w:ascii="Calibri" w:hAnsi="Calibri"/>
-                <w:sz w:val="18"/>
-              </w:rPr>
-              <w:t xml:space="preserve">1.887</w:t>
-            </w:r>
-          </w:p>
-        </w:tc>
-        <w:tc>
-          <w:tcPr/>
-          <w:p>
-            <w:pPr>
-              <w:pStyle w:val="Compact"/>
-              <w:keepNext/>
-              <w:jc w:val="both"/>
-            </w:pPr>
-            <w:r>
-              <w:rPr>
-                <w:rFonts w:ascii="Calibri" w:hAnsi="Calibri"/>
-                <w:sz w:val="18"/>
-              </w:rPr>
-              <w:t xml:space="preserve">2.140</w:t>
-            </w:r>
-          </w:p>
-        </w:tc>
-        <w:tc>
-          <w:tcPr/>
-          <w:p>
-            <w:pPr>
-              <w:pStyle w:val="Compact"/>
-              <w:keepNext/>
-              <w:jc w:val="both"/>
-            </w:pPr>
-            <w:r>
-              <w:rPr>
-                <w:rFonts w:ascii="Calibri" w:hAnsi="Calibri"/>
-                <w:sz w:val="18"/>
-              </w:rPr>
-              <w:t xml:space="preserve">+253</w:t>
-            </w:r>
-          </w:p>
-        </w:tc>
-        <w:tc>
-          <w:tcPr/>
-          <w:p>
-            <w:pPr>
-              <w:pStyle w:val="Compact"/>
-              <w:keepNext/>
-              <w:jc w:val="both"/>
-            </w:pPr>
-            <w:r>
-              <w:rPr>
-                <w:rFonts w:ascii="Calibri" w:hAnsi="Calibri"/>
-                <w:sz w:val="18"/>
-              </w:rPr>
-              <w:t xml:space="preserve">82</w:t>
-            </w:r>
-          </w:p>
-        </w:tc>
-        <w:tc>
-          <w:tcPr/>
-          <w:p>
-            <w:pPr>
-              <w:pStyle w:val="Compact"/>
-              <w:keepNext/>
-              <w:jc w:val="both"/>
-            </w:pPr>
-            <w:r>
-              <w:rPr>
-                <w:rFonts w:ascii="Calibri" w:hAnsi="Calibri"/>
-                <w:sz w:val="18"/>
-              </w:rPr>
-              <w:t xml:space="preserve">31</w:t>
-            </w:r>
-          </w:p>
-        </w:tc>
-        <w:tc>
-          <w:tcPr/>
-          <w:p>
-            <w:pPr>
-              <w:pStyle w:val="Compact"/>
-              <w:keepNext/>
-              <w:jc w:val="both"/>
-            </w:pPr>
-            <w:r>
-              <w:rPr>
-                <w:rFonts w:ascii="Calibri" w:hAnsi="Calibri"/>
-                <w:sz w:val="18"/>
-              </w:rPr>
-              <w:t xml:space="preserve">0</w:t>
+              <w:jc w:val="right"/>
+            </w:pPr>
+            <w:r>
+              <w:t xml:space="preserve">1.252</w:t>
+            </w:r>
+          </w:p>
+        </w:tc>
+        <w:tc>
+          <w:tcPr/>
+          <w:p>
+            <w:pPr>
+              <w:pStyle w:val="Compact"/>
+              <w:jc w:val="right"/>
+            </w:pPr>
+            <w:r>
+              <w:t xml:space="preserve">1.458</w:t>
+            </w:r>
+          </w:p>
+        </w:tc>
+        <w:tc>
+          <w:tcPr/>
+          <w:p>
+            <w:pPr>
+              <w:pStyle w:val="Compact"/>
+              <w:jc w:val="right"/>
+            </w:pPr>
+            <w:r>
+              <w:t xml:space="preserve">+206</w:t>
+            </w:r>
+          </w:p>
+        </w:tc>
+        <w:tc>
+          <w:tcPr/>
+          <w:p>
+            <w:pPr>
+              <w:pStyle w:val="Compact"/>
+              <w:jc w:val="right"/>
+            </w:pPr>
+            <w:r>
+              <w:t xml:space="preserve">80</w:t>
+            </w:r>
+          </w:p>
+        </w:tc>
+        <w:tc>
+          <w:tcPr/>
+          <w:p>
+            <w:pPr>
+              <w:pStyle w:val="Compact"/>
+              <w:jc w:val="right"/>
+            </w:pPr>
+            <w:r>
+              <w:t xml:space="preserve">38</w:t>
+            </w:r>
+          </w:p>
+        </w:tc>
+        <w:tc>
+          <w:tcPr/>
+          <w:p>
+            <w:pPr>
+              <w:pStyle w:val="Compact"/>
+              <w:jc w:val="right"/>
+            </w:pPr>
+            <w:r>
+              <w:t xml:space="preserve">1</w:t>
             </w:r>
           </w:p>
         </w:tc>
@@ -6829,7 +5219,7 @@
         <w:pStyle w:val="Corpodetexto"/>
       </w:pPr>
       <w:r>
-        <w:t xml:space="preserve">O acréscimo concentrou-se nos achados relativos a contratações de TIC e planejamento de TIC. O Achado 6 passou de</w:t>
+        <w:t xml:space="preserve">O acréscimo concentrou-se no achado relativo às contratações de TIC, que passou de</w:t>
       </w:r>
       <w:r>
         <w:t xml:space="preserve"> </w:t>
@@ -6839,7 +5229,7 @@
           <w:b/>
           <w:bCs/>
         </w:rPr>
-        <w:t xml:space="preserve">102</w:t>
+        <w:t xml:space="preserve">87</w:t>
       </w:r>
       <w:r>
         <w:t xml:space="preserve"> </w:t>
@@ -6855,61 +5245,30 @@
           <w:b/>
           <w:bCs/>
         </w:rPr>
-        <w:t xml:space="preserve">112</w:t>
-      </w:r>
-      <w:r>
-        <w:t xml:space="preserve"> </w:t>
-      </w:r>
-      <w:r>
-        <w:t xml:space="preserve">organizações, e o Achado 3 passou de</w:t>
-      </w:r>
-      <w:r>
-        <w:t xml:space="preserve"> </w:t>
-      </w:r>
-      <w:r>
-        <w:rPr>
-          <w:b/>
-          <w:bCs/>
-        </w:rPr>
-        <w:t xml:space="preserve">100</w:t>
-      </w:r>
-      <w:r>
-        <w:t xml:space="preserve"> </w:t>
-      </w:r>
-      <w:r>
-        <w:t xml:space="preserve">para</w:t>
-      </w:r>
-      <w:r>
-        <w:t xml:space="preserve"> </w:t>
-      </w:r>
-      <w:r>
-        <w:rPr>
-          <w:b/>
-          <w:bCs/>
-        </w:rPr>
-        <w:t xml:space="preserve">109</w:t>
-      </w:r>
-      <w:r>
-        <w:t xml:space="preserve">. Também houve aumento nos achados de estrutura de TIC, governança de TIC e gestão de serviços de TIC.</w:t>
+        <w:t xml:space="preserve">105</w:t>
+      </w:r>
+      <w:r>
+        <w:t xml:space="preserve"> </w:t>
+      </w:r>
+      <w:r>
+        <w:t xml:space="preserve">organizações. Também houve aumento nos demais achados, sobretudo em planejamento e governança de TIC.</w:t>
       </w:r>
     </w:p>
     <w:p>
       <w:pPr>
         <w:pStyle w:val="TableCaption"/>
-        <w:keepNext/>
-      </w:pPr>
-      <w:r>
-        <w:t xml:space="preserve">Tabela 9 - Impacto por achado</w:t>
+      </w:pPr>
+      <w:r>
+        <w:t xml:space="preserve">Impacto por achado {#tbl:impacto_evidencias_por_achado#}</w:t>
       </w:r>
     </w:p>
     <w:tbl>
       <w:tblPr>
         <w:tblStyle w:val="Table"/>
         <w:tblW w:type="pct" w:w="5000"/>
-        <w:jc w:val="center"/>
-        <w:tblLayout w:type="autofit"/>
+        <w:tblLayout w:type="fixed"/>
         <w:tblLook w:firstRow="1" w:lastRow="0" w:firstColumn="0" w:lastColumn="0" w:noHBand="0" w:noVBand="0" w:val="0020"/>
-        <w:tblCaption w:val="Tabela 9 - Impacto por achado"/>
+        <w:tblCaption w:val="Impacto por achado {#tbl:impacto_evidencias_por_achado#}"/>
       </w:tblPr>
       <w:tblGrid>
         <w:gridCol w:w="1584"/>
@@ -6920,20 +5279,14 @@
       <w:tr>
         <w:trPr>
           <w:tblHeader w:val="on"/>
-          <w:cantSplit/>
         </w:trPr>
         <w:tc>
           <w:tcPr/>
           <w:p>
             <w:pPr>
               <w:pStyle w:val="Compact"/>
-              <w:jc w:val="both"/>
-            </w:pPr>
-            <w:r>
-              <w:rPr>
-                <w:rFonts w:ascii="Calibri" w:hAnsi="Calibri"/>
-                <w:sz w:val="20"/>
-              </w:rPr>
+            </w:pPr>
+            <w:r>
               <w:t xml:space="preserve">Achado</w:t>
             </w:r>
           </w:p>
@@ -6943,13 +5296,9 @@
           <w:p>
             <w:pPr>
               <w:pStyle w:val="Compact"/>
-              <w:jc w:val="both"/>
-            </w:pPr>
-            <w:r>
-              <w:rPr>
-                <w:rFonts w:ascii="Calibri" w:hAnsi="Calibri"/>
-                <w:sz w:val="20"/>
-              </w:rPr>
+              <w:jc w:val="right"/>
+            </w:pPr>
+            <w:r>
               <w:t xml:space="preserve">Cenário com ajuste inicial</w:t>
             </w:r>
           </w:p>
@@ -6959,13 +5308,9 @@
           <w:p>
             <w:pPr>
               <w:pStyle w:val="Compact"/>
-              <w:jc w:val="both"/>
-            </w:pPr>
-            <w:r>
-              <w:rPr>
-                <w:rFonts w:ascii="Calibri" w:hAnsi="Calibri"/>
-                <w:sz w:val="20"/>
-              </w:rPr>
+              <w:jc w:val="right"/>
+            </w:pPr>
+            <w:r>
               <w:t xml:space="preserve">Cenário pós-evidência</w:t>
             </w:r>
           </w:p>
@@ -6975,34 +5320,22 @@
           <w:p>
             <w:pPr>
               <w:pStyle w:val="Compact"/>
-              <w:jc w:val="both"/>
-            </w:pPr>
-            <w:r>
-              <w:rPr>
-                <w:rFonts w:ascii="Calibri" w:hAnsi="Calibri"/>
-                <w:sz w:val="20"/>
-              </w:rPr>
+              <w:jc w:val="right"/>
+            </w:pPr>
+            <w:r>
               <w:t xml:space="preserve">Variação</w:t>
             </w:r>
           </w:p>
         </w:tc>
       </w:tr>
       <w:tr>
-        <w:trPr>
-          <w:cantSplit/>
-        </w:trPr>
-        <w:tc>
-          <w:tcPr/>
-          <w:p>
-            <w:pPr>
-              <w:pStyle w:val="Compact"/>
-              <w:jc w:val="both"/>
-            </w:pPr>
-            <w:r>
-              <w:rPr>
-                <w:rFonts w:ascii="Calibri" w:hAnsi="Calibri"/>
-                <w:sz w:val="18"/>
-              </w:rPr>
+        <w:tc>
+          <w:tcPr/>
+          <w:p>
+            <w:pPr>
+              <w:pStyle w:val="Compact"/>
+            </w:pPr>
+            <w:r>
               <w:t xml:space="preserve">1. Estrutura de TIC insuficiente</w:t>
             </w:r>
           </w:p>
@@ -7012,66 +5345,46 @@
           <w:p>
             <w:pPr>
               <w:pStyle w:val="Compact"/>
-              <w:jc w:val="both"/>
-            </w:pPr>
-            <w:r>
-              <w:rPr>
-                <w:rFonts w:ascii="Calibri" w:hAnsi="Calibri"/>
-                <w:sz w:val="18"/>
-              </w:rPr>
-              <w:t xml:space="preserve">67</w:t>
-            </w:r>
-          </w:p>
-        </w:tc>
-        <w:tc>
-          <w:tcPr/>
-          <w:p>
-            <w:pPr>
-              <w:pStyle w:val="Compact"/>
-              <w:jc w:val="both"/>
-            </w:pPr>
-            <w:r>
-              <w:rPr>
-                <w:rFonts w:ascii="Calibri" w:hAnsi="Calibri"/>
-                <w:sz w:val="18"/>
-              </w:rPr>
-              <w:t xml:space="preserve">71</w:t>
-            </w:r>
-          </w:p>
-        </w:tc>
-        <w:tc>
-          <w:tcPr/>
-          <w:p>
-            <w:pPr>
-              <w:pStyle w:val="Compact"/>
-              <w:jc w:val="both"/>
-            </w:pPr>
-            <w:r>
-              <w:rPr>
-                <w:rFonts w:ascii="Calibri" w:hAnsi="Calibri"/>
-                <w:sz w:val="18"/>
-              </w:rPr>
+              <w:jc w:val="right"/>
+            </w:pPr>
+            <w:r>
+              <w:t xml:space="preserve">65</w:t>
+            </w:r>
+          </w:p>
+        </w:tc>
+        <w:tc>
+          <w:tcPr/>
+          <w:p>
+            <w:pPr>
+              <w:pStyle w:val="Compact"/>
+              <w:jc w:val="right"/>
+            </w:pPr>
+            <w:r>
+              <w:t xml:space="preserve">69</w:t>
+            </w:r>
+          </w:p>
+        </w:tc>
+        <w:tc>
+          <w:tcPr/>
+          <w:p>
+            <w:pPr>
+              <w:pStyle w:val="Compact"/>
+              <w:jc w:val="right"/>
+            </w:pPr>
+            <w:r>
               <w:t xml:space="preserve">+4</w:t>
             </w:r>
           </w:p>
         </w:tc>
       </w:tr>
       <w:tr>
-        <w:trPr>
-          <w:cantSplit/>
-        </w:trPr>
-        <w:tc>
-          <w:tcPr/>
-          <w:p>
-            <w:pPr>
-              <w:pStyle w:val="Compact"/>
-              <w:jc w:val="both"/>
-            </w:pPr>
-            <w:r>
-              <w:rPr>
-                <w:rFonts w:ascii="Calibri" w:hAnsi="Calibri"/>
-                <w:sz w:val="18"/>
-              </w:rPr>
+        <w:tc>
+          <w:tcPr/>
+          <w:p>
+            <w:pPr>
+              <w:pStyle w:val="Compact"/>
+            </w:pPr>
+            <w:r>
               <w:t xml:space="preserve">2. Governança de TIC insuficiente</w:t>
             </w:r>
           </w:p>
@@ -7081,66 +5394,46 @@
           <w:p>
             <w:pPr>
               <w:pStyle w:val="Compact"/>
-              <w:jc w:val="both"/>
-            </w:pPr>
-            <w:r>
-              <w:rPr>
-                <w:rFonts w:ascii="Calibri" w:hAnsi="Calibri"/>
-                <w:sz w:val="18"/>
-              </w:rPr>
-              <w:t xml:space="preserve">104</w:t>
-            </w:r>
-          </w:p>
-        </w:tc>
-        <w:tc>
-          <w:tcPr/>
-          <w:p>
-            <w:pPr>
-              <w:pStyle w:val="Compact"/>
-              <w:jc w:val="both"/>
-            </w:pPr>
-            <w:r>
-              <w:rPr>
-                <w:rFonts w:ascii="Calibri" w:hAnsi="Calibri"/>
-                <w:sz w:val="18"/>
-              </w:rPr>
-              <w:t xml:space="preserve">107</w:t>
-            </w:r>
-          </w:p>
-        </w:tc>
-        <w:tc>
-          <w:tcPr/>
-          <w:p>
-            <w:pPr>
-              <w:pStyle w:val="Compact"/>
-              <w:jc w:val="both"/>
-            </w:pPr>
-            <w:r>
-              <w:rPr>
-                <w:rFonts w:ascii="Calibri" w:hAnsi="Calibri"/>
-                <w:sz w:val="18"/>
-              </w:rPr>
-              <w:t xml:space="preserve">+3</w:t>
+              <w:jc w:val="right"/>
+            </w:pPr>
+            <w:r>
+              <w:t xml:space="preserve">98</w:t>
+            </w:r>
+          </w:p>
+        </w:tc>
+        <w:tc>
+          <w:tcPr/>
+          <w:p>
+            <w:pPr>
+              <w:pStyle w:val="Compact"/>
+              <w:jc w:val="right"/>
+            </w:pPr>
+            <w:r>
+              <w:t xml:space="preserve">103</w:t>
+            </w:r>
+          </w:p>
+        </w:tc>
+        <w:tc>
+          <w:tcPr/>
+          <w:p>
+            <w:pPr>
+              <w:pStyle w:val="Compact"/>
+              <w:jc w:val="right"/>
+            </w:pPr>
+            <w:r>
+              <w:t xml:space="preserve">+5</w:t>
             </w:r>
           </w:p>
         </w:tc>
       </w:tr>
       <w:tr>
-        <w:trPr>
-          <w:cantSplit/>
-        </w:trPr>
-        <w:tc>
-          <w:tcPr/>
-          <w:p>
-            <w:pPr>
-              <w:pStyle w:val="Compact"/>
-              <w:jc w:val="both"/>
-            </w:pPr>
-            <w:r>
-              <w:rPr>
-                <w:rFonts w:ascii="Calibri" w:hAnsi="Calibri"/>
-                <w:sz w:val="18"/>
-              </w:rPr>
+        <w:tc>
+          <w:tcPr/>
+          <w:p>
+            <w:pPr>
+              <w:pStyle w:val="Compact"/>
+            </w:pPr>
+            <w:r>
               <w:t xml:space="preserve">3. Planejamento de TIC insuficiente</w:t>
             </w:r>
           </w:p>
@@ -7150,66 +5443,46 @@
           <w:p>
             <w:pPr>
               <w:pStyle w:val="Compact"/>
-              <w:jc w:val="both"/>
-            </w:pPr>
-            <w:r>
-              <w:rPr>
-                <w:rFonts w:ascii="Calibri" w:hAnsi="Calibri"/>
-                <w:sz w:val="18"/>
-              </w:rPr>
-              <w:t xml:space="preserve">100</w:t>
-            </w:r>
-          </w:p>
-        </w:tc>
-        <w:tc>
-          <w:tcPr/>
-          <w:p>
-            <w:pPr>
-              <w:pStyle w:val="Compact"/>
-              <w:jc w:val="both"/>
-            </w:pPr>
-            <w:r>
-              <w:rPr>
-                <w:rFonts w:ascii="Calibri" w:hAnsi="Calibri"/>
-                <w:sz w:val="18"/>
-              </w:rPr>
-              <w:t xml:space="preserve">109</w:t>
-            </w:r>
-          </w:p>
-        </w:tc>
-        <w:tc>
-          <w:tcPr/>
-          <w:p>
-            <w:pPr>
-              <w:pStyle w:val="Compact"/>
-              <w:jc w:val="both"/>
-            </w:pPr>
-            <w:r>
-              <w:rPr>
-                <w:rFonts w:ascii="Calibri" w:hAnsi="Calibri"/>
-                <w:sz w:val="18"/>
-              </w:rPr>
-              <w:t xml:space="preserve">+9</w:t>
+              <w:jc w:val="right"/>
+            </w:pPr>
+            <w:r>
+              <w:t xml:space="preserve">96</w:t>
+            </w:r>
+          </w:p>
+        </w:tc>
+        <w:tc>
+          <w:tcPr/>
+          <w:p>
+            <w:pPr>
+              <w:pStyle w:val="Compact"/>
+              <w:jc w:val="right"/>
+            </w:pPr>
+            <w:r>
+              <w:t xml:space="preserve">102</w:t>
+            </w:r>
+          </w:p>
+        </w:tc>
+        <w:tc>
+          <w:tcPr/>
+          <w:p>
+            <w:pPr>
+              <w:pStyle w:val="Compact"/>
+              <w:jc w:val="right"/>
+            </w:pPr>
+            <w:r>
+              <w:t xml:space="preserve">+6</w:t>
             </w:r>
           </w:p>
         </w:tc>
       </w:tr>
       <w:tr>
-        <w:trPr>
-          <w:cantSplit/>
-        </w:trPr>
-        <w:tc>
-          <w:tcPr/>
-          <w:p>
-            <w:pPr>
-              <w:pStyle w:val="Compact"/>
-              <w:jc w:val="both"/>
-            </w:pPr>
-            <w:r>
-              <w:rPr>
-                <w:rFonts w:ascii="Calibri" w:hAnsi="Calibri"/>
-                <w:sz w:val="18"/>
-              </w:rPr>
+        <w:tc>
+          <w:tcPr/>
+          <w:p>
+            <w:pPr>
+              <w:pStyle w:val="Compact"/>
+            </w:pPr>
+            <w:r>
               <w:t xml:space="preserve">4. Capacidade institucional insuficiente</w:t>
             </w:r>
           </w:p>
@@ -7219,66 +5492,46 @@
           <w:p>
             <w:pPr>
               <w:pStyle w:val="Compact"/>
-              <w:jc w:val="both"/>
-            </w:pPr>
-            <w:r>
-              <w:rPr>
-                <w:rFonts w:ascii="Calibri" w:hAnsi="Calibri"/>
-                <w:sz w:val="18"/>
-              </w:rPr>
-              <w:t xml:space="preserve">113</w:t>
-            </w:r>
-          </w:p>
-        </w:tc>
-        <w:tc>
-          <w:tcPr/>
-          <w:p>
-            <w:pPr>
-              <w:pStyle w:val="Compact"/>
-              <w:jc w:val="both"/>
-            </w:pPr>
-            <w:r>
-              <w:rPr>
-                <w:rFonts w:ascii="Calibri" w:hAnsi="Calibri"/>
-                <w:sz w:val="18"/>
-              </w:rPr>
-              <w:t xml:space="preserve">113</w:t>
-            </w:r>
-          </w:p>
-        </w:tc>
-        <w:tc>
-          <w:tcPr/>
-          <w:p>
-            <w:pPr>
-              <w:pStyle w:val="Compact"/>
-              <w:jc w:val="both"/>
-            </w:pPr>
-            <w:r>
-              <w:rPr>
-                <w:rFonts w:ascii="Calibri" w:hAnsi="Calibri"/>
-                <w:sz w:val="18"/>
-              </w:rPr>
-              <w:t xml:space="preserve">0</w:t>
+              <w:jc w:val="right"/>
+            </w:pPr>
+            <w:r>
+              <w:t xml:space="preserve">107</w:t>
+            </w:r>
+          </w:p>
+        </w:tc>
+        <w:tc>
+          <w:tcPr/>
+          <w:p>
+            <w:pPr>
+              <w:pStyle w:val="Compact"/>
+              <w:jc w:val="right"/>
+            </w:pPr>
+            <w:r>
+              <w:t xml:space="preserve">110</w:t>
+            </w:r>
+          </w:p>
+        </w:tc>
+        <w:tc>
+          <w:tcPr/>
+          <w:p>
+            <w:pPr>
+              <w:pStyle w:val="Compact"/>
+              <w:jc w:val="right"/>
+            </w:pPr>
+            <w:r>
+              <w:t xml:space="preserve">+3</w:t>
             </w:r>
           </w:p>
         </w:tc>
       </w:tr>
       <w:tr>
-        <w:trPr>
-          <w:cantSplit/>
-        </w:trPr>
-        <w:tc>
-          <w:tcPr/>
-          <w:p>
-            <w:pPr>
-              <w:pStyle w:val="Compact"/>
-              <w:jc w:val="both"/>
-            </w:pPr>
-            <w:r>
-              <w:rPr>
-                <w:rFonts w:ascii="Calibri" w:hAnsi="Calibri"/>
-                <w:sz w:val="18"/>
-              </w:rPr>
+        <w:tc>
+          <w:tcPr/>
+          <w:p>
+            <w:pPr>
+              <w:pStyle w:val="Compact"/>
+            </w:pPr>
+            <w:r>
               <w:t xml:space="preserve">5. Gestão de serviços de TIC insuficiente</w:t>
             </w:r>
           </w:p>
@@ -7288,13 +5541,9 @@
           <w:p>
             <w:pPr>
               <w:pStyle w:val="Compact"/>
-              <w:jc w:val="both"/>
-            </w:pPr>
-            <w:r>
-              <w:rPr>
-                <w:rFonts w:ascii="Calibri" w:hAnsi="Calibri"/>
-                <w:sz w:val="18"/>
-              </w:rPr>
+              <w:jc w:val="right"/>
+            </w:pPr>
+            <w:r>
               <w:t xml:space="preserve">112</w:t>
             </w:r>
           </w:p>
@@ -7304,13 +5553,9 @@
           <w:p>
             <w:pPr>
               <w:pStyle w:val="Compact"/>
-              <w:jc w:val="both"/>
-            </w:pPr>
-            <w:r>
-              <w:rPr>
-                <w:rFonts w:ascii="Calibri" w:hAnsi="Calibri"/>
-                <w:sz w:val="18"/>
-              </w:rPr>
+              <w:jc w:val="right"/>
+            </w:pPr>
+            <w:r>
               <w:t xml:space="preserve">113</w:t>
             </w:r>
           </w:p>
@@ -7320,35 +5565,22 @@
           <w:p>
             <w:pPr>
               <w:pStyle w:val="Compact"/>
-              <w:jc w:val="both"/>
-            </w:pPr>
-            <w:r>
-              <w:rPr>
-                <w:rFonts w:ascii="Calibri" w:hAnsi="Calibri"/>
-                <w:sz w:val="18"/>
-              </w:rPr>
+              <w:jc w:val="right"/>
+            </w:pPr>
+            <w:r>
               <w:t xml:space="preserve">+1</w:t>
             </w:r>
           </w:p>
         </w:tc>
       </w:tr>
       <w:tr>
-        <w:trPr>
-          <w:cantSplit/>
-        </w:trPr>
-        <w:tc>
-          <w:tcPr/>
-          <w:p>
-            <w:pPr>
-              <w:pStyle w:val="Compact"/>
-              <w:keepNext/>
-              <w:jc w:val="both"/>
-            </w:pPr>
-            <w:r>
-              <w:rPr>
-                <w:rFonts w:ascii="Calibri" w:hAnsi="Calibri"/>
-                <w:sz w:val="18"/>
-              </w:rPr>
+        <w:tc>
+          <w:tcPr/>
+          <w:p>
+            <w:pPr>
+              <w:pStyle w:val="Compact"/>
+            </w:pPr>
+            <w:r>
               <w:t xml:space="preserve">6. Fragilidades na fase preparatória das contratações de TIC</w:t>
             </w:r>
           </w:p>
@@ -7358,49 +5590,34 @@
           <w:p>
             <w:pPr>
               <w:pStyle w:val="Compact"/>
-              <w:keepNext/>
-              <w:jc w:val="both"/>
-            </w:pPr>
-            <w:r>
-              <w:rPr>
-                <w:rFonts w:ascii="Calibri" w:hAnsi="Calibri"/>
-                <w:sz w:val="18"/>
-              </w:rPr>
-              <w:t xml:space="preserve">102</w:t>
-            </w:r>
-          </w:p>
-        </w:tc>
-        <w:tc>
-          <w:tcPr/>
-          <w:p>
-            <w:pPr>
-              <w:pStyle w:val="Compact"/>
-              <w:keepNext/>
-              <w:jc w:val="both"/>
-            </w:pPr>
-            <w:r>
-              <w:rPr>
-                <w:rFonts w:ascii="Calibri" w:hAnsi="Calibri"/>
-                <w:sz w:val="18"/>
-              </w:rPr>
-              <w:t xml:space="preserve">112</w:t>
-            </w:r>
-          </w:p>
-        </w:tc>
-        <w:tc>
-          <w:tcPr/>
-          <w:p>
-            <w:pPr>
-              <w:pStyle w:val="Compact"/>
-              <w:keepNext/>
-              <w:jc w:val="both"/>
-            </w:pPr>
-            <w:r>
-              <w:rPr>
-                <w:rFonts w:ascii="Calibri" w:hAnsi="Calibri"/>
-                <w:sz w:val="18"/>
-              </w:rPr>
-              <w:t xml:space="preserve">+10</w:t>
+              <w:jc w:val="right"/>
+            </w:pPr>
+            <w:r>
+              <w:t xml:space="preserve">87</w:t>
+            </w:r>
+          </w:p>
+        </w:tc>
+        <w:tc>
+          <w:tcPr/>
+          <w:p>
+            <w:pPr>
+              <w:pStyle w:val="Compact"/>
+              <w:jc w:val="right"/>
+            </w:pPr>
+            <w:r>
+              <w:t xml:space="preserve">105</w:t>
+            </w:r>
+          </w:p>
+        </w:tc>
+        <w:tc>
+          <w:tcPr/>
+          <w:p>
+            <w:pPr>
+              <w:pStyle w:val="Compact"/>
+              <w:jc w:val="right"/>
+            </w:pPr>
+            <w:r>
+              <w:t xml:space="preserve">+18</w:t>
             </w:r>
           </w:p>
         </w:tc>
@@ -7419,7 +5636,7 @@
         <w:pStyle w:val="Corpodetexto"/>
       </w:pPr>
       <w:r>
-        <w:t xml:space="preserve">As situações inconformes com maior acréscimo foram aquelas em que a resposta afirmativa dependia de documentação formal capaz de demonstrar planejamento, aprovação, integração orçamentária, análise técnica ou inventário. O maior impacto ocorreu na situação relativa a contratações de TIC sem análise prévia e aprovação técnica obrigatória da área de TIC, cujo registro passou de</w:t>
+        <w:t xml:space="preserve">As situações inconformes com maior acréscimo foram aquelas em que a resposta afirmativa dependia de documentação formal capaz de demonstrar planejamento, aprovação, estruturação do processo, análise técnica ou inventário. O maior impacto ocorreu na situação relativa a contratações de TIC sem análise prévia e aprovação técnica da área de TIC, cujo registro passou de</w:t>
       </w:r>
       <w:r>
         <w:t xml:space="preserve"> </w:t>
@@ -7457,20 +5674,18 @@
     <w:p>
       <w:pPr>
         <w:pStyle w:val="TableCaption"/>
-        <w:keepNext/>
-      </w:pPr>
-      <w:r>
-        <w:t xml:space="preserve">Tabela 10 - Situações inconformes com maior acréscimo</w:t>
+      </w:pPr>
+      <w:r>
+        <w:t xml:space="preserve">Situações inconformes com maior acréscimo {#tbl:impacto_evidencias_situacoes_maior_acrescimo#}</w:t>
       </w:r>
     </w:p>
     <w:tbl>
       <w:tblPr>
         <w:tblStyle w:val="Table"/>
         <w:tblW w:type="pct" w:w="5000"/>
-        <w:jc w:val="center"/>
-        <w:tblLayout w:type="autofit"/>
+        <w:tblLayout w:type="fixed"/>
         <w:tblLook w:firstRow="1" w:lastRow="0" w:firstColumn="0" w:lastColumn="0" w:noHBand="0" w:noVBand="0" w:val="0020"/>
-        <w:tblCaption w:val="Tabela 10 - Situações inconformes com maior acréscimo"/>
+        <w:tblCaption w:val="Situações inconformes com maior acréscimo {#tbl:impacto_evidencias_situacoes_maior_acrescimo#}"/>
       </w:tblPr>
       <w:tblGrid>
         <w:gridCol w:w="1584"/>
@@ -7481,20 +5696,14 @@
       <w:tr>
         <w:trPr>
           <w:tblHeader w:val="on"/>
-          <w:cantSplit/>
         </w:trPr>
         <w:tc>
           <w:tcPr/>
           <w:p>
             <w:pPr>
               <w:pStyle w:val="Compact"/>
-              <w:jc w:val="both"/>
-            </w:pPr>
-            <w:r>
-              <w:rPr>
-                <w:rFonts w:ascii="Calibri" w:hAnsi="Calibri"/>
-                <w:sz w:val="20"/>
-              </w:rPr>
+            </w:pPr>
+            <w:r>
               <w:t xml:space="preserve">Situação inconforme</w:t>
             </w:r>
           </w:p>
@@ -7504,13 +5713,9 @@
           <w:p>
             <w:pPr>
               <w:pStyle w:val="Compact"/>
-              <w:jc w:val="both"/>
-            </w:pPr>
-            <w:r>
-              <w:rPr>
-                <w:rFonts w:ascii="Calibri" w:hAnsi="Calibri"/>
-                <w:sz w:val="20"/>
-              </w:rPr>
+              <w:jc w:val="right"/>
+            </w:pPr>
+            <w:r>
               <w:t xml:space="preserve">Cenário com ajuste inicial</w:t>
             </w:r>
           </w:p>
@@ -7520,13 +5725,9 @@
           <w:p>
             <w:pPr>
               <w:pStyle w:val="Compact"/>
-              <w:jc w:val="both"/>
-            </w:pPr>
-            <w:r>
-              <w:rPr>
-                <w:rFonts w:ascii="Calibri" w:hAnsi="Calibri"/>
-                <w:sz w:val="20"/>
-              </w:rPr>
+              <w:jc w:val="right"/>
+            </w:pPr>
+            <w:r>
               <w:t xml:space="preserve">Cenário pós-evidência</w:t>
             </w:r>
           </w:p>
@@ -7536,50 +5737,34 @@
           <w:p>
             <w:pPr>
               <w:pStyle w:val="Compact"/>
-              <w:jc w:val="both"/>
-            </w:pPr>
-            <w:r>
-              <w:rPr>
-                <w:rFonts w:ascii="Calibri" w:hAnsi="Calibri"/>
-                <w:sz w:val="20"/>
-              </w:rPr>
+              <w:jc w:val="right"/>
+            </w:pPr>
+            <w:r>
               <w:t xml:space="preserve">Variação</w:t>
             </w:r>
           </w:p>
         </w:tc>
       </w:tr>
       <w:tr>
-        <w:trPr>
-          <w:cantSplit/>
-        </w:trPr>
-        <w:tc>
-          <w:tcPr/>
-          <w:p>
-            <w:pPr>
-              <w:pStyle w:val="Compact"/>
-              <w:jc w:val="both"/>
-            </w:pPr>
-            <w:r>
-              <w:rPr>
-                <w:rFonts w:ascii="Calibri" w:hAnsi="Calibri"/>
-                <w:sz w:val="18"/>
-              </w:rPr>
-              <w:t xml:space="preserve">Contratações de TIC sem análise prévia e aprovação técnica obrigatória da área de TIC</w:t>
-            </w:r>
-          </w:p>
-        </w:tc>
-        <w:tc>
-          <w:tcPr/>
-          <w:p>
-            <w:pPr>
-              <w:pStyle w:val="Compact"/>
-              <w:jc w:val="both"/>
-            </w:pPr>
-            <w:r>
-              <w:rPr>
-                <w:rFonts w:ascii="Calibri" w:hAnsi="Calibri"/>
-                <w:sz w:val="18"/>
-              </w:rPr>
+        <w:tc>
+          <w:tcPr/>
+          <w:p>
+            <w:pPr>
+              <w:pStyle w:val="Compact"/>
+            </w:pPr>
+            <w:r>
+              <w:t xml:space="preserve">Contratações de TIC sem análise prévia e aprovação técnica da área de TIC</w:t>
+            </w:r>
+          </w:p>
+        </w:tc>
+        <w:tc>
+          <w:tcPr/>
+          <w:p>
+            <w:pPr>
+              <w:pStyle w:val="Compact"/>
+              <w:jc w:val="right"/>
+            </w:pPr>
+            <w:r>
               <w:t xml:space="preserve">38</w:t>
             </w:r>
           </w:p>
@@ -7589,13 +5774,9 @@
           <w:p>
             <w:pPr>
               <w:pStyle w:val="Compact"/>
-              <w:jc w:val="both"/>
-            </w:pPr>
-            <w:r>
-              <w:rPr>
-                <w:rFonts w:ascii="Calibri" w:hAnsi="Calibri"/>
-                <w:sz w:val="18"/>
-              </w:rPr>
+              <w:jc w:val="right"/>
+            </w:pPr>
+            <w:r>
               <w:t xml:space="preserve">86</w:t>
             </w:r>
           </w:p>
@@ -7605,639 +5786,451 @@
           <w:p>
             <w:pPr>
               <w:pStyle w:val="Compact"/>
-              <w:jc w:val="both"/>
-            </w:pPr>
-            <w:r>
-              <w:rPr>
-                <w:rFonts w:ascii="Calibri" w:hAnsi="Calibri"/>
-                <w:sz w:val="18"/>
-              </w:rPr>
+              <w:jc w:val="right"/>
+            </w:pPr>
+            <w:r>
               <w:t xml:space="preserve">+48</w:t>
             </w:r>
           </w:p>
         </w:tc>
       </w:tr>
       <w:tr>
-        <w:trPr>
-          <w:cantSplit/>
-        </w:trPr>
-        <w:tc>
-          <w:tcPr/>
-          <w:p>
-            <w:pPr>
-              <w:pStyle w:val="Compact"/>
-              <w:jc w:val="both"/>
-            </w:pPr>
-            <w:r>
-              <w:rPr>
-                <w:rFonts w:ascii="Calibri" w:hAnsi="Calibri"/>
-                <w:sz w:val="18"/>
-              </w:rPr>
-              <w:t xml:space="preserve">Ausência de aprovação formal do plano de TIC</w:t>
-            </w:r>
-          </w:p>
-        </w:tc>
-        <w:tc>
-          <w:tcPr/>
-          <w:p>
-            <w:pPr>
-              <w:pStyle w:val="Compact"/>
-              <w:jc w:val="both"/>
-            </w:pPr>
-            <w:r>
-              <w:rPr>
-                <w:rFonts w:ascii="Calibri" w:hAnsi="Calibri"/>
-                <w:sz w:val="18"/>
-              </w:rPr>
-              <w:t xml:space="preserve">65</w:t>
-            </w:r>
-          </w:p>
-        </w:tc>
-        <w:tc>
-          <w:tcPr/>
-          <w:p>
-            <w:pPr>
-              <w:pStyle w:val="Compact"/>
-              <w:jc w:val="both"/>
-            </w:pPr>
-            <w:r>
-              <w:rPr>
-                <w:rFonts w:ascii="Calibri" w:hAnsi="Calibri"/>
-                <w:sz w:val="18"/>
-              </w:rPr>
-              <w:t xml:space="preserve">87</w:t>
-            </w:r>
-          </w:p>
-        </w:tc>
-        <w:tc>
-          <w:tcPr/>
-          <w:p>
-            <w:pPr>
-              <w:pStyle w:val="Compact"/>
-              <w:jc w:val="both"/>
-            </w:pPr>
-            <w:r>
-              <w:rPr>
-                <w:rFonts w:ascii="Calibri" w:hAnsi="Calibri"/>
-                <w:sz w:val="18"/>
-              </w:rPr>
-              <w:t xml:space="preserve">+22</w:t>
+        <w:tc>
+          <w:tcPr/>
+          <w:p>
+            <w:pPr>
+              <w:pStyle w:val="Compact"/>
+            </w:pPr>
+            <w:r>
+              <w:t xml:space="preserve">Inventário e controle de dispositivos e softwares de TIC inexistente ou insuficiente</w:t>
+            </w:r>
+          </w:p>
+        </w:tc>
+        <w:tc>
+          <w:tcPr/>
+          <w:p>
+            <w:pPr>
+              <w:pStyle w:val="Compact"/>
+              <w:jc w:val="right"/>
+            </w:pPr>
+            <w:r>
+              <w:t xml:space="preserve">70</w:t>
+            </w:r>
+          </w:p>
+        </w:tc>
+        <w:tc>
+          <w:tcPr/>
+          <w:p>
+            <w:pPr>
+              <w:pStyle w:val="Compact"/>
+              <w:jc w:val="right"/>
+            </w:pPr>
+            <w:r>
+              <w:t xml:space="preserve">94</w:t>
+            </w:r>
+          </w:p>
+        </w:tc>
+        <w:tc>
+          <w:tcPr/>
+          <w:p>
+            <w:pPr>
+              <w:pStyle w:val="Compact"/>
+              <w:jc w:val="right"/>
+            </w:pPr>
+            <w:r>
+              <w:t xml:space="preserve">+24</w:t>
             </w:r>
           </w:p>
         </w:tc>
       </w:tr>
       <w:tr>
-        <w:trPr>
-          <w:cantSplit/>
-        </w:trPr>
-        <w:tc>
-          <w:tcPr/>
-          <w:p>
-            <w:pPr>
-              <w:pStyle w:val="Compact"/>
-              <w:jc w:val="both"/>
-            </w:pPr>
-            <w:r>
-              <w:rPr>
-                <w:rFonts w:ascii="Calibri" w:hAnsi="Calibri"/>
-                <w:sz w:val="18"/>
-              </w:rPr>
-              <w:t xml:space="preserve">Inexistência ou fragilidade do inventário de ativos de TIC</w:t>
-            </w:r>
-          </w:p>
-        </w:tc>
-        <w:tc>
-          <w:tcPr/>
-          <w:p>
-            <w:pPr>
-              <w:pStyle w:val="Compact"/>
-              <w:jc w:val="both"/>
-            </w:pPr>
-            <w:r>
-              <w:rPr>
-                <w:rFonts w:ascii="Calibri" w:hAnsi="Calibri"/>
-                <w:sz w:val="18"/>
-              </w:rPr>
-              <w:t xml:space="preserve">85</w:t>
-            </w:r>
-          </w:p>
-        </w:tc>
-        <w:tc>
-          <w:tcPr/>
-          <w:p>
-            <w:pPr>
-              <w:pStyle w:val="Compact"/>
-              <w:jc w:val="both"/>
-            </w:pPr>
-            <w:r>
-              <w:rPr>
-                <w:rFonts w:ascii="Calibri" w:hAnsi="Calibri"/>
-                <w:sz w:val="18"/>
-              </w:rPr>
-              <w:t xml:space="preserve">106</w:t>
-            </w:r>
-          </w:p>
-        </w:tc>
-        <w:tc>
-          <w:tcPr/>
-          <w:p>
-            <w:pPr>
-              <w:pStyle w:val="Compact"/>
-              <w:jc w:val="both"/>
-            </w:pPr>
-            <w:r>
-              <w:rPr>
-                <w:rFonts w:ascii="Calibri" w:hAnsi="Calibri"/>
-                <w:sz w:val="18"/>
-              </w:rPr>
-              <w:t xml:space="preserve">+21</w:t>
+        <w:tc>
+          <w:tcPr/>
+          <w:p>
+            <w:pPr>
+              <w:pStyle w:val="Compact"/>
+            </w:pPr>
+            <w:r>
+              <w:t xml:space="preserve">Ausência de aprovação formal do plano de TIC</w:t>
+            </w:r>
+          </w:p>
+        </w:tc>
+        <w:tc>
+          <w:tcPr/>
+          <w:p>
+            <w:pPr>
+              <w:pStyle w:val="Compact"/>
+              <w:jc w:val="right"/>
+            </w:pPr>
+            <w:r>
+              <w:t xml:space="preserve">10</w:t>
+            </w:r>
+          </w:p>
+        </w:tc>
+        <w:tc>
+          <w:tcPr/>
+          <w:p>
+            <w:pPr>
+              <w:pStyle w:val="Compact"/>
+              <w:jc w:val="right"/>
+            </w:pPr>
+            <w:r>
+              <w:t xml:space="preserve">29</w:t>
+            </w:r>
+          </w:p>
+        </w:tc>
+        <w:tc>
+          <w:tcPr/>
+          <w:p>
+            <w:pPr>
+              <w:pStyle w:val="Compact"/>
+              <w:jc w:val="right"/>
+            </w:pPr>
+            <w:r>
+              <w:t xml:space="preserve">+19</w:t>
             </w:r>
           </w:p>
         </w:tc>
       </w:tr>
       <w:tr>
-        <w:trPr>
-          <w:cantSplit/>
-        </w:trPr>
-        <w:tc>
-          <w:tcPr/>
-          <w:p>
-            <w:pPr>
-              <w:pStyle w:val="Compact"/>
-              <w:jc w:val="both"/>
-            </w:pPr>
-            <w:r>
-              <w:rPr>
-                <w:rFonts w:ascii="Calibri" w:hAnsi="Calibri"/>
-                <w:sz w:val="18"/>
-              </w:rPr>
-              <w:t xml:space="preserve">Plano de TIC sem vínculo demonstrado com orçamento e contratações de TIC</w:t>
-            </w:r>
-          </w:p>
-        </w:tc>
-        <w:tc>
-          <w:tcPr/>
-          <w:p>
-            <w:pPr>
-              <w:pStyle w:val="Compact"/>
-              <w:jc w:val="both"/>
-            </w:pPr>
-            <w:r>
-              <w:rPr>
-                <w:rFonts w:ascii="Calibri" w:hAnsi="Calibri"/>
-                <w:sz w:val="18"/>
-              </w:rPr>
-              <w:t xml:space="preserve">89</w:t>
-            </w:r>
-          </w:p>
-        </w:tc>
-        <w:tc>
-          <w:tcPr/>
-          <w:p>
-            <w:pPr>
-              <w:pStyle w:val="Compact"/>
-              <w:jc w:val="both"/>
-            </w:pPr>
-            <w:r>
-              <w:rPr>
-                <w:rFonts w:ascii="Calibri" w:hAnsi="Calibri"/>
-                <w:sz w:val="18"/>
-              </w:rPr>
-              <w:t xml:space="preserve">108</w:t>
-            </w:r>
-          </w:p>
-        </w:tc>
-        <w:tc>
-          <w:tcPr/>
-          <w:p>
-            <w:pPr>
-              <w:pStyle w:val="Compact"/>
-              <w:jc w:val="both"/>
-            </w:pPr>
-            <w:r>
-              <w:rPr>
-                <w:rFonts w:ascii="Calibri" w:hAnsi="Calibri"/>
-                <w:sz w:val="18"/>
-              </w:rPr>
-              <w:t xml:space="preserve">+19</w:t>
+        <w:tc>
+          <w:tcPr/>
+          <w:p>
+            <w:pPr>
+              <w:pStyle w:val="Compact"/>
+            </w:pPr>
+            <w:r>
+              <w:t xml:space="preserve">Inexistência ou fragilidade de processo formal e padronizado para o planejamento das contratações de TIC</w:t>
+            </w:r>
+          </w:p>
+        </w:tc>
+        <w:tc>
+          <w:tcPr/>
+          <w:p>
+            <w:pPr>
+              <w:pStyle w:val="Compact"/>
+              <w:jc w:val="right"/>
+            </w:pPr>
+            <w:r>
+              <w:t xml:space="preserve">71</w:t>
+            </w:r>
+          </w:p>
+        </w:tc>
+        <w:tc>
+          <w:tcPr/>
+          <w:p>
+            <w:pPr>
+              <w:pStyle w:val="Compact"/>
+              <w:jc w:val="right"/>
+            </w:pPr>
+            <w:r>
+              <w:t xml:space="preserve">87</w:t>
+            </w:r>
+          </w:p>
+        </w:tc>
+        <w:tc>
+          <w:tcPr/>
+          <w:p>
+            <w:pPr>
+              <w:pStyle w:val="Compact"/>
+              <w:jc w:val="right"/>
+            </w:pPr>
+            <w:r>
+              <w:t xml:space="preserve">+16</w:t>
             </w:r>
           </w:p>
         </w:tc>
       </w:tr>
       <w:tr>
-        <w:trPr>
-          <w:cantSplit/>
-        </w:trPr>
-        <w:tc>
-          <w:tcPr/>
-          <w:p>
-            <w:pPr>
-              <w:pStyle w:val="Compact"/>
-              <w:jc w:val="both"/>
-            </w:pPr>
-            <w:r>
-              <w:rPr>
-                <w:rFonts w:ascii="Calibri" w:hAnsi="Calibri"/>
-                <w:sz w:val="18"/>
-              </w:rPr>
-              <w:t xml:space="preserve">Contratações de TIC sem alinhamento demonstrado ao planejamento de TIC, ao plano de contratações ou à proposta orçamentária</w:t>
-            </w:r>
-          </w:p>
-        </w:tc>
-        <w:tc>
-          <w:tcPr/>
-          <w:p>
-            <w:pPr>
-              <w:pStyle w:val="Compact"/>
-              <w:jc w:val="both"/>
-            </w:pPr>
-            <w:r>
-              <w:rPr>
-                <w:rFonts w:ascii="Calibri" w:hAnsi="Calibri"/>
-                <w:sz w:val="18"/>
-              </w:rPr>
-              <w:t xml:space="preserve">89</w:t>
-            </w:r>
-          </w:p>
-        </w:tc>
-        <w:tc>
-          <w:tcPr/>
-          <w:p>
-            <w:pPr>
-              <w:pStyle w:val="Compact"/>
-              <w:jc w:val="both"/>
-            </w:pPr>
-            <w:r>
-              <w:rPr>
-                <w:rFonts w:ascii="Calibri" w:hAnsi="Calibri"/>
-                <w:sz w:val="18"/>
-              </w:rPr>
-              <w:t xml:space="preserve">108</w:t>
-            </w:r>
-          </w:p>
-        </w:tc>
-        <w:tc>
-          <w:tcPr/>
-          <w:p>
-            <w:pPr>
-              <w:pStyle w:val="Compact"/>
-              <w:jc w:val="both"/>
-            </w:pPr>
-            <w:r>
-              <w:rPr>
-                <w:rFonts w:ascii="Calibri" w:hAnsi="Calibri"/>
-                <w:sz w:val="18"/>
-              </w:rPr>
-              <w:t xml:space="preserve">+19</w:t>
+        <w:tc>
+          <w:tcPr/>
+          <w:p>
+            <w:pPr>
+              <w:pStyle w:val="Compact"/>
+            </w:pPr>
+            <w:r>
+              <w:t xml:space="preserve">Comitê de TIC ou instância equivalente não instituído formalmente ou sem representação de áreas relevantes da organização</w:t>
+            </w:r>
+          </w:p>
+        </w:tc>
+        <w:tc>
+          <w:tcPr/>
+          <w:p>
+            <w:pPr>
+              <w:pStyle w:val="Compact"/>
+              <w:jc w:val="right"/>
+            </w:pPr>
+            <w:r>
+              <w:t xml:space="preserve">75</w:t>
+            </w:r>
+          </w:p>
+        </w:tc>
+        <w:tc>
+          <w:tcPr/>
+          <w:p>
+            <w:pPr>
+              <w:pStyle w:val="Compact"/>
+              <w:jc w:val="right"/>
+            </w:pPr>
+            <w:r>
+              <w:t xml:space="preserve">86</w:t>
+            </w:r>
+          </w:p>
+        </w:tc>
+        <w:tc>
+          <w:tcPr/>
+          <w:p>
+            <w:pPr>
+              <w:pStyle w:val="Compact"/>
+              <w:jc w:val="right"/>
+            </w:pPr>
+            <w:r>
+              <w:t xml:space="preserve">+11</w:t>
             </w:r>
           </w:p>
         </w:tc>
       </w:tr>
       <w:tr>
-        <w:trPr>
-          <w:cantSplit/>
-        </w:trPr>
-        <w:tc>
-          <w:tcPr/>
-          <w:p>
-            <w:pPr>
-              <w:pStyle w:val="Compact"/>
-              <w:jc w:val="both"/>
-            </w:pPr>
-            <w:r>
-              <w:rPr>
-                <w:rFonts w:ascii="Calibri" w:hAnsi="Calibri"/>
-                <w:sz w:val="18"/>
-              </w:rPr>
-              <w:t xml:space="preserve">Inexistência ou fragilidade de processo formal e padronizado para contratações de TIC</w:t>
-            </w:r>
-          </w:p>
-        </w:tc>
-        <w:tc>
-          <w:tcPr/>
-          <w:p>
-            <w:pPr>
-              <w:pStyle w:val="Compact"/>
-              <w:jc w:val="both"/>
-            </w:pPr>
-            <w:r>
-              <w:rPr>
-                <w:rFonts w:ascii="Calibri" w:hAnsi="Calibri"/>
-                <w:sz w:val="18"/>
-              </w:rPr>
-              <w:t xml:space="preserve">85</w:t>
-            </w:r>
-          </w:p>
-        </w:tc>
-        <w:tc>
-          <w:tcPr/>
-          <w:p>
-            <w:pPr>
-              <w:pStyle w:val="Compact"/>
-              <w:jc w:val="both"/>
-            </w:pPr>
-            <w:r>
-              <w:rPr>
-                <w:rFonts w:ascii="Calibri" w:hAnsi="Calibri"/>
-                <w:sz w:val="18"/>
-              </w:rPr>
-              <w:t xml:space="preserve">99</w:t>
-            </w:r>
-          </w:p>
-        </w:tc>
-        <w:tc>
-          <w:tcPr/>
-          <w:p>
-            <w:pPr>
-              <w:pStyle w:val="Compact"/>
-              <w:jc w:val="both"/>
-            </w:pPr>
-            <w:r>
-              <w:rPr>
-                <w:rFonts w:ascii="Calibri" w:hAnsi="Calibri"/>
-                <w:sz w:val="18"/>
-              </w:rPr>
-              <w:t xml:space="preserve">+14</w:t>
+        <w:tc>
+          <w:tcPr/>
+          <w:p>
+            <w:pPr>
+              <w:pStyle w:val="Compact"/>
+            </w:pPr>
+            <w:r>
+              <w:t xml:space="preserve">Ausência de cargos ou funções formalmente atribuídos à TIC ou à segurança da informação</w:t>
+            </w:r>
+          </w:p>
+        </w:tc>
+        <w:tc>
+          <w:tcPr/>
+          <w:p>
+            <w:pPr>
+              <w:pStyle w:val="Compact"/>
+              <w:jc w:val="right"/>
+            </w:pPr>
+            <w:r>
+              <w:t xml:space="preserve">82</w:t>
+            </w:r>
+          </w:p>
+        </w:tc>
+        <w:tc>
+          <w:tcPr/>
+          <w:p>
+            <w:pPr>
+              <w:pStyle w:val="Compact"/>
+              <w:jc w:val="right"/>
+            </w:pPr>
+            <w:r>
+              <w:t xml:space="preserve">93</w:t>
+            </w:r>
+          </w:p>
+        </w:tc>
+        <w:tc>
+          <w:tcPr/>
+          <w:p>
+            <w:pPr>
+              <w:pStyle w:val="Compact"/>
+              <w:jc w:val="right"/>
+            </w:pPr>
+            <w:r>
+              <w:t xml:space="preserve">+11</w:t>
             </w:r>
           </w:p>
         </w:tc>
       </w:tr>
       <w:tr>
-        <w:trPr>
-          <w:cantSplit/>
-        </w:trPr>
-        <w:tc>
-          <w:tcPr/>
-          <w:p>
-            <w:pPr>
-              <w:pStyle w:val="Compact"/>
-              <w:jc w:val="both"/>
-            </w:pPr>
-            <w:r>
-              <w:rPr>
-                <w:rFonts w:ascii="Calibri" w:hAnsi="Calibri"/>
-                <w:sz w:val="18"/>
-              </w:rPr>
-              <w:t xml:space="preserve">Comitê de TIC ou instância equivalente não instituído formalmente</w:t>
-            </w:r>
-          </w:p>
-        </w:tc>
-        <w:tc>
-          <w:tcPr/>
-          <w:p>
-            <w:pPr>
-              <w:pStyle w:val="Compact"/>
-              <w:jc w:val="both"/>
-            </w:pPr>
-            <w:r>
-              <w:rPr>
-                <w:rFonts w:ascii="Calibri" w:hAnsi="Calibri"/>
-                <w:sz w:val="18"/>
-              </w:rPr>
-              <w:t xml:space="preserve">75</w:t>
-            </w:r>
-          </w:p>
-        </w:tc>
-        <w:tc>
-          <w:tcPr/>
-          <w:p>
-            <w:pPr>
-              <w:pStyle w:val="Compact"/>
-              <w:jc w:val="both"/>
-            </w:pPr>
-            <w:r>
-              <w:rPr>
-                <w:rFonts w:ascii="Calibri" w:hAnsi="Calibri"/>
-                <w:sz w:val="18"/>
-              </w:rPr>
-              <w:t xml:space="preserve">86</w:t>
-            </w:r>
-          </w:p>
-        </w:tc>
-        <w:tc>
-          <w:tcPr/>
-          <w:p>
-            <w:pPr>
-              <w:pStyle w:val="Compact"/>
-              <w:jc w:val="both"/>
-            </w:pPr>
-            <w:r>
-              <w:rPr>
-                <w:rFonts w:ascii="Calibri" w:hAnsi="Calibri"/>
-                <w:sz w:val="18"/>
-              </w:rPr>
+        <w:tc>
+          <w:tcPr/>
+          <w:p>
+            <w:pPr>
+              <w:pStyle w:val="Compact"/>
+            </w:pPr>
+            <w:r>
+              <w:t xml:space="preserve">Inexistência ou insuficiência do catálogo de serviços de TIC</w:t>
+            </w:r>
+          </w:p>
+        </w:tc>
+        <w:tc>
+          <w:tcPr/>
+          <w:p>
+            <w:pPr>
+              <w:pStyle w:val="Compact"/>
+              <w:jc w:val="right"/>
+            </w:pPr>
+            <w:r>
+              <w:t xml:space="preserve">99</w:t>
+            </w:r>
+          </w:p>
+        </w:tc>
+        <w:tc>
+          <w:tcPr/>
+          <w:p>
+            <w:pPr>
+              <w:pStyle w:val="Compact"/>
+              <w:jc w:val="right"/>
+            </w:pPr>
+            <w:r>
+              <w:t xml:space="preserve">110</w:t>
+            </w:r>
+          </w:p>
+        </w:tc>
+        <w:tc>
+          <w:tcPr/>
+          <w:p>
+            <w:pPr>
+              <w:pStyle w:val="Compact"/>
+              <w:jc w:val="right"/>
+            </w:pPr>
+            <w:r>
               <w:t xml:space="preserve">+11</w:t>
             </w:r>
           </w:p>
         </w:tc>
       </w:tr>
       <w:tr>
-        <w:trPr>
-          <w:cantSplit/>
-        </w:trPr>
-        <w:tc>
-          <w:tcPr/>
-          <w:p>
-            <w:pPr>
-              <w:pStyle w:val="Compact"/>
-              <w:jc w:val="both"/>
-            </w:pPr>
-            <w:r>
-              <w:rPr>
-                <w:rFonts w:ascii="Calibri" w:hAnsi="Calibri"/>
-                <w:sz w:val="18"/>
-              </w:rPr>
-              <w:t xml:space="preserve">Ausência de cargos, funções, perfis ou ocupações específicas de TIC e segurança da informação</w:t>
-            </w:r>
-          </w:p>
-        </w:tc>
-        <w:tc>
-          <w:tcPr/>
-          <w:p>
-            <w:pPr>
-              <w:pStyle w:val="Compact"/>
-              <w:jc w:val="both"/>
-            </w:pPr>
-            <w:r>
-              <w:rPr>
-                <w:rFonts w:ascii="Calibri" w:hAnsi="Calibri"/>
-                <w:sz w:val="18"/>
-              </w:rPr>
-              <w:t xml:space="preserve">82</w:t>
-            </w:r>
-          </w:p>
-        </w:tc>
-        <w:tc>
-          <w:tcPr/>
-          <w:p>
-            <w:pPr>
-              <w:pStyle w:val="Compact"/>
-              <w:jc w:val="both"/>
-            </w:pPr>
-            <w:r>
-              <w:rPr>
-                <w:rFonts w:ascii="Calibri" w:hAnsi="Calibri"/>
-                <w:sz w:val="18"/>
-              </w:rPr>
-              <w:t xml:space="preserve">93</w:t>
-            </w:r>
-          </w:p>
-        </w:tc>
-        <w:tc>
-          <w:tcPr/>
-          <w:p>
-            <w:pPr>
-              <w:pStyle w:val="Compact"/>
-              <w:jc w:val="both"/>
-            </w:pPr>
-            <w:r>
-              <w:rPr>
-                <w:rFonts w:ascii="Calibri" w:hAnsi="Calibri"/>
-                <w:sz w:val="18"/>
-              </w:rPr>
-              <w:t xml:space="preserve">+11</w:t>
+        <w:tc>
+          <w:tcPr/>
+          <w:p>
+            <w:pPr>
+              <w:pStyle w:val="Compact"/>
+            </w:pPr>
+            <w:r>
+              <w:t xml:space="preserve">Ausência de objetivos, indicadores ou metas para a gestão de TIC</w:t>
+            </w:r>
+          </w:p>
+        </w:tc>
+        <w:tc>
+          <w:tcPr/>
+          <w:p>
+            <w:pPr>
+              <w:pStyle w:val="Compact"/>
+              <w:jc w:val="right"/>
+            </w:pPr>
+            <w:r>
+              <w:t xml:space="preserve">87</w:t>
+            </w:r>
+          </w:p>
+        </w:tc>
+        <w:tc>
+          <w:tcPr/>
+          <w:p>
+            <w:pPr>
+              <w:pStyle w:val="Compact"/>
+              <w:jc w:val="right"/>
+            </w:pPr>
+            <w:r>
+              <w:t xml:space="preserve">96</w:t>
+            </w:r>
+          </w:p>
+        </w:tc>
+        <w:tc>
+          <w:tcPr/>
+          <w:p>
+            <w:pPr>
+              <w:pStyle w:val="Compact"/>
+              <w:jc w:val="right"/>
+            </w:pPr>
+            <w:r>
+              <w:t xml:space="preserve">+9</w:t>
             </w:r>
           </w:p>
         </w:tc>
       </w:tr>
       <w:tr>
-        <w:trPr>
-          <w:cantSplit/>
-        </w:trPr>
-        <w:tc>
-          <w:tcPr/>
-          <w:p>
-            <w:pPr>
-              <w:pStyle w:val="Compact"/>
-              <w:jc w:val="both"/>
-            </w:pPr>
-            <w:r>
-              <w:rPr>
-                <w:rFonts w:ascii="Calibri" w:hAnsi="Calibri"/>
-                <w:sz w:val="18"/>
-              </w:rPr>
-              <w:t xml:space="preserve">Perfis profissionais de TIC e segurança da informação inexistentes, insuficientes ou não utilizados na escolha de gestores</w:t>
-            </w:r>
-          </w:p>
-        </w:tc>
-        <w:tc>
-          <w:tcPr/>
-          <w:p>
-            <w:pPr>
-              <w:pStyle w:val="Compact"/>
-              <w:jc w:val="both"/>
-            </w:pPr>
-            <w:r>
-              <w:rPr>
-                <w:rFonts w:ascii="Calibri" w:hAnsi="Calibri"/>
-                <w:sz w:val="18"/>
-              </w:rPr>
-              <w:t xml:space="preserve">101</w:t>
-            </w:r>
-          </w:p>
-        </w:tc>
-        <w:tc>
-          <w:tcPr/>
-          <w:p>
-            <w:pPr>
-              <w:pStyle w:val="Compact"/>
-              <w:jc w:val="both"/>
-            </w:pPr>
-            <w:r>
-              <w:rPr>
-                <w:rFonts w:ascii="Calibri" w:hAnsi="Calibri"/>
-                <w:sz w:val="18"/>
-              </w:rPr>
-              <w:t xml:space="preserve">112</w:t>
-            </w:r>
-          </w:p>
-        </w:tc>
-        <w:tc>
-          <w:tcPr/>
-          <w:p>
-            <w:pPr>
-              <w:pStyle w:val="Compact"/>
-              <w:jc w:val="both"/>
-            </w:pPr>
-            <w:r>
-              <w:rPr>
-                <w:rFonts w:ascii="Calibri" w:hAnsi="Calibri"/>
-                <w:sz w:val="18"/>
-              </w:rPr>
-              <w:t xml:space="preserve">+11</w:t>
+        <w:tc>
+          <w:tcPr/>
+          <w:p>
+            <w:pPr>
+              <w:pStyle w:val="Compact"/>
+            </w:pPr>
+            <w:r>
+              <w:t xml:space="preserve">Comitê de TIC ou instância equivalente sem atuação efetiva comprovada</w:t>
+            </w:r>
+          </w:p>
+        </w:tc>
+        <w:tc>
+          <w:tcPr/>
+          <w:p>
+            <w:pPr>
+              <w:pStyle w:val="Compact"/>
+              <w:jc w:val="right"/>
+            </w:pPr>
+            <w:r>
+              <w:t xml:space="preserve">15</w:t>
+            </w:r>
+          </w:p>
+        </w:tc>
+        <w:tc>
+          <w:tcPr/>
+          <w:p>
+            <w:pPr>
+              <w:pStyle w:val="Compact"/>
+              <w:jc w:val="right"/>
+            </w:pPr>
+            <w:r>
+              <w:t xml:space="preserve">23</w:t>
+            </w:r>
+          </w:p>
+        </w:tc>
+        <w:tc>
+          <w:tcPr/>
+          <w:p>
+            <w:pPr>
+              <w:pStyle w:val="Compact"/>
+              <w:jc w:val="right"/>
+            </w:pPr>
+            <w:r>
+              <w:t xml:space="preserve">+8</w:t>
             </w:r>
           </w:p>
         </w:tc>
       </w:tr>
       <w:tr>
-        <w:trPr>
-          <w:cantSplit/>
-        </w:trPr>
-        <w:tc>
-          <w:tcPr/>
-          <w:p>
-            <w:pPr>
-              <w:pStyle w:val="Compact"/>
-              <w:keepNext/>
-              <w:jc w:val="both"/>
-            </w:pPr>
-            <w:r>
-              <w:rPr>
-                <w:rFonts w:ascii="Calibri" w:hAnsi="Calibri"/>
-                <w:sz w:val="18"/>
-              </w:rPr>
-              <w:t xml:space="preserve">Inexistência ou insuficiência do catálogo de serviços de TIC</w:t>
-            </w:r>
-          </w:p>
-        </w:tc>
-        <w:tc>
-          <w:tcPr/>
-          <w:p>
-            <w:pPr>
-              <w:pStyle w:val="Compact"/>
-              <w:keepNext/>
-              <w:jc w:val="both"/>
-            </w:pPr>
-            <w:r>
-              <w:rPr>
-                <w:rFonts w:ascii="Calibri" w:hAnsi="Calibri"/>
-                <w:sz w:val="18"/>
-              </w:rPr>
-              <w:t xml:space="preserve">99</w:t>
-            </w:r>
-          </w:p>
-        </w:tc>
-        <w:tc>
-          <w:tcPr/>
-          <w:p>
-            <w:pPr>
-              <w:pStyle w:val="Compact"/>
-              <w:keepNext/>
-              <w:jc w:val="both"/>
-            </w:pPr>
-            <w:r>
-              <w:rPr>
-                <w:rFonts w:ascii="Calibri" w:hAnsi="Calibri"/>
-                <w:sz w:val="18"/>
-              </w:rPr>
-              <w:t xml:space="preserve">110</w:t>
-            </w:r>
-          </w:p>
-        </w:tc>
-        <w:tc>
-          <w:tcPr/>
-          <w:p>
-            <w:pPr>
-              <w:pStyle w:val="Compact"/>
-              <w:keepNext/>
-              <w:jc w:val="both"/>
-            </w:pPr>
-            <w:r>
-              <w:rPr>
-                <w:rFonts w:ascii="Calibri" w:hAnsi="Calibri"/>
-                <w:sz w:val="18"/>
-              </w:rPr>
-              <w:t xml:space="preserve">+11</w:t>
+        <w:tc>
+          <w:tcPr/>
+          <w:p>
+            <w:pPr>
+              <w:pStyle w:val="Compact"/>
+            </w:pPr>
+            <w:r>
+              <w:t xml:space="preserve">Plano de TIC sem alinhamento adequado ao planejamento institucional</w:t>
+            </w:r>
+          </w:p>
+        </w:tc>
+        <w:tc>
+          <w:tcPr/>
+          <w:p>
+            <w:pPr>
+              <w:pStyle w:val="Compact"/>
+              <w:jc w:val="right"/>
+            </w:pPr>
+            <w:r>
+              <w:t xml:space="preserve">11</w:t>
+            </w:r>
+          </w:p>
+        </w:tc>
+        <w:tc>
+          <w:tcPr/>
+          <w:p>
+            <w:pPr>
+              <w:pStyle w:val="Compact"/>
+              <w:jc w:val="right"/>
+            </w:pPr>
+            <w:r>
+              <w:t xml:space="preserve">18</w:t>
+            </w:r>
+          </w:p>
+        </w:tc>
+        <w:tc>
+          <w:tcPr/>
+          <w:p>
+            <w:pPr>
+              <w:pStyle w:val="Compact"/>
+              <w:jc w:val="right"/>
+            </w:pPr>
+            <w:r>
+              <w:t xml:space="preserve">+7</w:t>
             </w:r>
           </w:p>
         </w:tc>
@@ -8282,13 +6275,129 @@
           <w:b/>
           <w:bCs/>
         </w:rPr>
+        <w:t xml:space="preserve">SES</w:t>
+      </w:r>
+      <w:r>
+        <w:t xml:space="preserve"> </w:t>
+      </w:r>
+      <w:r>
+        <w:t xml:space="preserve">(+9),</w:t>
+      </w:r>
+      <w:r>
+        <w:t xml:space="preserve"> </w:t>
+      </w:r>
+      <w:r>
+        <w:rPr>
+          <w:b/>
+          <w:bCs/>
+        </w:rPr>
         <w:t xml:space="preserve">DETRAN</w:t>
       </w:r>
       <w:r>
         <w:t xml:space="preserve"> </w:t>
       </w:r>
       <w:r>
-        <w:t xml:space="preserve">(+10),</w:t>
+        <w:t xml:space="preserve">(+7),</w:t>
+      </w:r>
+      <w:r>
+        <w:t xml:space="preserve"> </w:t>
+      </w:r>
+      <w:r>
+        <w:rPr>
+          <w:b/>
+          <w:bCs/>
+        </w:rPr>
+        <w:t xml:space="preserve">TERESÓPOLIS</w:t>
+      </w:r>
+      <w:r>
+        <w:t xml:space="preserve"> </w:t>
+      </w:r>
+      <w:r>
+        <w:t xml:space="preserve">(+7),</w:t>
+      </w:r>
+      <w:r>
+        <w:t xml:space="preserve"> </w:t>
+      </w:r>
+      <w:r>
+        <w:rPr>
+          <w:b/>
+          <w:bCs/>
+        </w:rPr>
+        <w:t xml:space="preserve">CGE</w:t>
+      </w:r>
+      <w:r>
+        <w:t xml:space="preserve"> </w:t>
+      </w:r>
+      <w:r>
+        <w:t xml:space="preserve">(+6) e</w:t>
+      </w:r>
+      <w:r>
+        <w:t xml:space="preserve"> </w:t>
+      </w:r>
+      <w:r>
+        <w:rPr>
+          <w:b/>
+          <w:bCs/>
+        </w:rPr>
+        <w:t xml:space="preserve">SEEDUC</w:t>
+      </w:r>
+      <w:r>
+        <w:t xml:space="preserve"> </w:t>
+      </w:r>
+      <w:r>
+        <w:t xml:space="preserve">(+6). Em termos de achados,</w:t>
+      </w:r>
+      <w:r>
+        <w:t xml:space="preserve"> </w:t>
+      </w:r>
+      <w:r>
+        <w:rPr>
+          <w:b/>
+          <w:bCs/>
+        </w:rPr>
+        <w:t xml:space="preserve">CGE</w:t>
+      </w:r>
+      <w:r>
+        <w:t xml:space="preserve">,</w:t>
+      </w:r>
+      <w:r>
+        <w:t xml:space="preserve"> </w:t>
+      </w:r>
+      <w:r>
+        <w:rPr>
+          <w:b/>
+          <w:bCs/>
+        </w:rPr>
+        <w:t xml:space="preserve">DETRAN</w:t>
+      </w:r>
+      <w:r>
+        <w:t xml:space="preserve">,</w:t>
+      </w:r>
+      <w:r>
+        <w:t xml:space="preserve"> </w:t>
+      </w:r>
+      <w:r>
+        <w:rPr>
+          <w:b/>
+          <w:bCs/>
+        </w:rPr>
+        <w:t xml:space="preserve">IPEM</w:t>
+      </w:r>
+      <w:r>
+        <w:t xml:space="preserve">,</w:t>
+      </w:r>
+      <w:r>
+        <w:t xml:space="preserve"> </w:t>
+      </w:r>
+      <w:r>
+        <w:rPr>
+          <w:b/>
+          <w:bCs/>
+        </w:rPr>
+        <w:t xml:space="preserve">SEFAZ</w:t>
+      </w:r>
+      <w:r>
+        <w:t xml:space="preserve">,</w:t>
       </w:r>
       <w:r>
         <w:t xml:space="preserve"> </w:t>
@@ -8304,7 +6413,7 @@
         <w:t xml:space="preserve"> </w:t>
       </w:r>
       <w:r>
-        <w:t xml:space="preserve">(+10),</w:t>
+        <w:t xml:space="preserve">e</w:t>
       </w:r>
       <w:r>
         <w:t xml:space="preserve"> </w:t>
@@ -8314,129 +6423,13 @@
           <w:b/>
           <w:bCs/>
         </w:rPr>
-        <w:t xml:space="preserve">CGE</w:t>
-      </w:r>
-      <w:r>
-        <w:t xml:space="preserve"> </w:t>
-      </w:r>
-      <w:r>
-        <w:t xml:space="preserve">(+10),</w:t>
-      </w:r>
-      <w:r>
-        <w:t xml:space="preserve"> </w:t>
-      </w:r>
-      <w:r>
-        <w:rPr>
-          <w:b/>
-          <w:bCs/>
-        </w:rPr>
-        <w:t xml:space="preserve">RIOPREVIDENCIA</w:t>
-      </w:r>
-      <w:r>
-        <w:t xml:space="preserve"> </w:t>
-      </w:r>
-      <w:r>
-        <w:t xml:space="preserve">(+8),</w:t>
-      </w:r>
-      <w:r>
-        <w:t xml:space="preserve"> </w:t>
-      </w:r>
-      <w:r>
-        <w:rPr>
-          <w:b/>
-          <w:bCs/>
-        </w:rPr>
-        <w:t xml:space="preserve">FAPERJ</w:t>
-      </w:r>
-      <w:r>
-        <w:t xml:space="preserve"> </w:t>
-      </w:r>
-      <w:r>
-        <w:t xml:space="preserve">(+7) e</w:t>
-      </w:r>
-      <w:r>
-        <w:t xml:space="preserve"> </w:t>
-      </w:r>
-      <w:r>
-        <w:rPr>
-          <w:b/>
-          <w:bCs/>
-        </w:rPr>
-        <w:t xml:space="preserve">IEEA</w:t>
-      </w:r>
-      <w:r>
-        <w:t xml:space="preserve"> </w:t>
-      </w:r>
-      <w:r>
-        <w:t xml:space="preserve">(+7). Em termos de achados, o maior acréscimo ocorreu na</w:t>
-      </w:r>
-      <w:r>
-        <w:t xml:space="preserve"> </w:t>
-      </w:r>
-      <w:r>
-        <w:rPr>
-          <w:b/>
-          <w:bCs/>
-        </w:rPr>
-        <w:t xml:space="preserve">SEFAZ</w:t>
-      </w:r>
-      <w:r>
-        <w:t xml:space="preserve">, que passou de 3 para 6 achados. Também se destacaram</w:t>
-      </w:r>
-      <w:r>
-        <w:t xml:space="preserve"> </w:t>
-      </w:r>
-      <w:r>
-        <w:rPr>
-          <w:b/>
-          <w:bCs/>
-        </w:rPr>
-        <w:t xml:space="preserve">DETRAN</w:t>
-      </w:r>
-      <w:r>
-        <w:t xml:space="preserve">,</w:t>
-      </w:r>
-      <w:r>
-        <w:t xml:space="preserve"> </w:t>
-      </w:r>
-      <w:r>
-        <w:rPr>
-          <w:b/>
-          <w:bCs/>
-        </w:rPr>
-        <w:t xml:space="preserve">RJPREV</w:t>
-      </w:r>
-      <w:r>
-        <w:t xml:space="preserve">,</w:t>
-      </w:r>
-      <w:r>
-        <w:t xml:space="preserve"> </w:t>
-      </w:r>
-      <w:r>
-        <w:rPr>
-          <w:b/>
-          <w:bCs/>
-        </w:rPr>
-        <w:t xml:space="preserve">PGE</w:t>
-      </w:r>
-      <w:r>
-        <w:t xml:space="preserve"> </w:t>
-      </w:r>
-      <w:r>
-        <w:t xml:space="preserve">e</w:t>
-      </w:r>
-      <w:r>
-        <w:t xml:space="preserve"> </w:t>
-      </w:r>
-      <w:r>
-        <w:rPr>
-          <w:b/>
-          <w:bCs/>
-        </w:rPr>
-        <w:t xml:space="preserve">CEPERJ</w:t>
-      </w:r>
-      <w:r>
-        <w:t xml:space="preserve">, com acréscimo de 2 achados cada.</w:t>
+        <w:t xml:space="preserve">TJRJ</w:t>
+      </w:r>
+      <w:r>
+        <w:t xml:space="preserve"> </w:t>
+      </w:r>
+      <w:r>
+        <w:t xml:space="preserve">apresentaram acréscimo de duas marcações cada.</w:t>
       </w:r>
     </w:p>
     <w:p>
@@ -8631,7 +6624,7 @@
         <w:pStyle w:val="Corpodetexto"/>
       </w:pPr>
       <w:r>
-        <w:t xml:space="preserve">Os resultados demonstram que a etapa de validação documental não foi acessória. Ela alterou materialmente a leitura do cenário de governança e gestão de tecnologia da informação, sobretudo em serviços de TI, planejamento de TI, processos de segurança da informação e contratações de TI. Também ampliou a matriz de achados, com acréscimo de</w:t>
+        <w:t xml:space="preserve">Os resultados demonstram que a etapa de validação documental não foi acessória. Ela alterou materialmente a leitura do cenário de governança e gestão da tecnologia da informação, sobretudo em serviços de TIC, planejamento de TIC e contratações de TIC. Também ampliou a matriz de achados, com acréscimo de</w:t>
       </w:r>
       <w:r>
         <w:t xml:space="preserve"> </w:t>
@@ -8641,7 +6634,7 @@
           <w:b/>
           <w:bCs/>
         </w:rPr>
-        <w:t xml:space="preserve">27 marcações de achados por auditado</w:t>
+        <w:t xml:space="preserve">37 marcações de achados por auditado</w:t>
       </w:r>
       <w:r>
         <w:t xml:space="preserve"> </w:t>
@@ -8657,7 +6650,7 @@
           <w:b/>
           <w:bCs/>
         </w:rPr>
-        <w:t xml:space="preserve">253 situações inconformes</w:t>
+        <w:t xml:space="preserve">206 situações inconformes</w:t>
       </w:r>
       <w:r>
         <w:t xml:space="preserve"> </w:t>
@@ -8799,51 +6792,6 @@
         </v:shape>
       </w:pict>
     </w:r>
-    <w:sdt>
-      <w:sdtPr>
-        <w:id w:val="164362300"/>
-        <w:docPartObj>
-          <w:docPartGallery w:val="Watermarks"/>
-          <w:docPartUnique/>
-        </w:docPartObj>
-      </w:sdtPr>
-      <w:sdtEndPr/>
-      <w:sdtContent>
-        <w:r>
-          <w:pict w14:anchorId="1C2ACF05">
-            <v:shapetype id="_x0000_t136" coordsize="21600,21600" o:spt="136" adj="10800" path="m@7,l@8,m@5,21600l@6,21600e">
-              <v:formulas>
-                <v:f eqn="sum #0 0 10800"/>
-                <v:f eqn="prod #0 2 1"/>
-                <v:f eqn="sum 21600 0 @1"/>
-                <v:f eqn="sum 0 0 @2"/>
-                <v:f eqn="sum 21600 0 @3"/>
-                <v:f eqn="if @0 @3 0"/>
-                <v:f eqn="if @0 21600 @1"/>
-                <v:f eqn="if @0 0 @2"/>
-                <v:f eqn="if @0 @4 21600"/>
-                <v:f eqn="mid @5 @6"/>
-                <v:f eqn="mid @8 @5"/>
-                <v:f eqn="mid @7 @8"/>
-                <v:f eqn="mid @6 @7"/>
-                <v:f eqn="sum @6 0 @5"/>
-              </v:formulas>
-              <v:path textpathok="t" o:connecttype="custom" o:connectlocs="@9,0;@10,10800;@11,21600;@12,10800" o:connectangles="270,180,90,0"/>
-              <v:textpath on="t" fitshape="t"/>
-              <v:handles>
-                <v:h position="#0,bottomRight" xrange="6629,14971"/>
-              </v:handles>
-              <o:lock v:ext="edit" text="t" shapetype="t"/>
-            </v:shapetype>
-            <v:shape id="PowerPlusWaterMarkObject819714346" o:spid="_x0000_s2055" type="#_x0000_t136" style="position:absolute;left:0;text-align:left;margin-left:0;margin-top:0;width:465.1pt;height:174.4pt;rotation:315;z-index:-251649024;mso-position-horizontal:center;mso-position-horizontal-relative:margin;mso-position-vertical:center;mso-position-vertical-relative:margin" o:allowincell="f" fillcolor="silver" stroked="f">
-              <v:fill opacity=".5"/>
-              <v:textpath style="font-family:&quot;calibri&quot;;font-size:1pt" string="SIGILOSO"/>
-              <w10:wrap anchorx="margin" anchory="margin"/>
-            </v:shape>
-          </w:pict>
-        </w:r>
-      </w:sdtContent>
-    </w:sdt>
     <w:r>
       <w:rPr>
         <w:noProof/>
